--- a/students/KukharchukIlya/task_03/Пояснительная_записка.docx
+++ b/students/KukharchukIlya/task_03/Пояснительная_записка.docx
@@ -341,8 +341,6 @@
           <w:szCs w:val="28"/>
         </w:rPr>
       </w:pPr>
-      <w:bookmarkStart w:id="10" w:name="_GoBack"/>
-      <w:bookmarkEnd w:id="10"/>
     </w:p>
     <w:p>
       <w:pPr>
@@ -2602,24 +2600,36 @@
       <w:pPr>
         <w:ind w:firstLine="720" w:firstLineChars="0"/>
         <w:rPr>
-          <w:rFonts w:hint="default" w:ascii="Times New Roman" w:hAnsi="Times New Roman" w:eastAsia="Times New Roman" w:cs="Times New Roman"/>
-          <w:b/>
-          <w:kern w:val="0"/>
-          <w:sz w:val="28"/>
+          <w:rFonts w:hint="default" w:ascii="Times New Roman" w:hAnsi="Times New Roman" w:eastAsia="Times New Roman"/>
+          <w:kern w:val="0"/>
+          <w:sz w:val="26"/>
+          <w:szCs w:val="26"/>
+          <w14:ligatures w14:val="none"/>
+        </w:rPr>
+      </w:pPr>
+      <w:r>
+        <w:rPr>
+          <w:rFonts w:hint="default" w:ascii="Times New Roman" w:hAnsi="Times New Roman" w:eastAsia="Times New Roman"/>
+          <w:kern w:val="0"/>
+          <w:sz w:val="26"/>
+          <w:szCs w:val="26"/>
+          <w14:ligatures w14:val="none"/>
+        </w:rPr>
+        <w:t xml:space="preserve">Курсовой проект предполагает создание full-stack веб-приложения для электронной коммерции «Микро-шоп «Добавь в корзину»». </w:t>
+      </w:r>
+    </w:p>
+    <w:p>
+      <w:pPr>
+        <w:ind w:firstLine="720" w:firstLineChars="0"/>
+        <w:rPr>
+          <w:rFonts w:hint="default" w:ascii="Times New Roman" w:hAnsi="Times New Roman" w:eastAsia="Times New Roman"/>
+          <w:kern w:val="0"/>
+          <w:sz w:val="26"/>
+          <w:szCs w:val="26"/>
           <w:lang w:val="en-US"/>
           <w14:ligatures w14:val="none"/>
         </w:rPr>
       </w:pPr>
-      <w:r>
-        <w:rPr>
-          <w:rFonts w:hint="default" w:ascii="Times New Roman" w:hAnsi="Times New Roman" w:eastAsia="Times New Roman"/>
-          <w:kern w:val="0"/>
-          <w:sz w:val="26"/>
-          <w:szCs w:val="26"/>
-          <w14:ligatures w14:val="none"/>
-        </w:rPr>
-        <w:t xml:space="preserve">Курсовой проект предполагает создание full-stack веб-приложения для электронной коммерции «Микро-шоп «Добавь в корзину»». </w:t>
-      </w:r>
     </w:p>
     <w:p>
       <w:pPr>
@@ -2881,6 +2891,16 @@
           <w14:ligatures w14:val="none"/>
         </w:rPr>
         <w:tab/>
+      </w:r>
+      <w:r>
+        <w:rPr>
+          <w:rFonts w:hint="default" w:ascii="Times New Roman" w:hAnsi="Times New Roman" w:eastAsia="Times New Roman"/>
+          <w:kern w:val="0"/>
+          <w:sz w:val="26"/>
+          <w:szCs w:val="26"/>
+          <w:lang w:val="en-US" w:eastAsia="ru-RU"/>
+          <w14:ligatures w14:val="none"/>
+        </w:rPr>
         <w:t xml:space="preserve">4. </w:t>
       </w:r>
       <w:r>
@@ -3058,6 +3078,7 @@
     </w:p>
     <w:tbl>
       <w:tblPr>
+        <w:tblStyle w:val="12"/>
         <w:tblW w:w="0" w:type="auto"/>
         <w:tblInd w:w="0" w:type="dxa"/>
         <w:tblBorders>
@@ -3068,7 +3089,7 @@
           <w:insideH w:val="single" w:color="auto" w:sz="4" w:space="0"/>
           <w:insideV w:val="single" w:color="auto" w:sz="4" w:space="0"/>
         </w:tblBorders>
-        <w:shd w:val="clear"/>
+        <w:shd w:val="clear" w:color="auto" w:fill="auto"/>
         <w:tblLayout w:type="autofit"/>
         <w:tblCellMar>
           <w:top w:w="15" w:type="dxa"/>
@@ -3078,10 +3099,10 @@
         </w:tblCellMar>
       </w:tblPr>
       <w:tblGrid>
-        <w:gridCol w:w="2141"/>
-        <w:gridCol w:w="1358"/>
-        <w:gridCol w:w="2453"/>
-        <w:gridCol w:w="4067"/>
+        <w:gridCol w:w="1729"/>
+        <w:gridCol w:w="1303"/>
+        <w:gridCol w:w="2626"/>
+        <w:gridCol w:w="4361"/>
       </w:tblGrid>
       <w:tr>
         <w:tblPrEx>
@@ -3093,7 +3114,7 @@
             <w:insideH w:val="single" w:color="auto" w:sz="4" w:space="0"/>
             <w:insideV w:val="single" w:color="auto" w:sz="4" w:space="0"/>
           </w:tblBorders>
-          <w:shd w:val="clear"/>
+          <w:shd w:val="clear" w:color="auto" w:fill="auto"/>
           <w:tblCellMar>
             <w:top w:w="15" w:type="dxa"/>
             <w:left w:w="15" w:type="dxa"/>
@@ -3108,7 +3129,7 @@
               <w:tl2br w:val="nil"/>
               <w:tr2bl w:val="nil"/>
             </w:tcBorders>
-            <w:shd w:val="clear"/>
+            <w:shd w:val="clear" w:color="auto" w:fill="auto"/>
             <w:tcMar>
               <w:top w:w="75" w:type="dxa"/>
               <w:left w:w="150" w:type="dxa"/>
@@ -3155,7 +3176,6 @@
                 <w:kern w:val="0"/>
                 <w:sz w:val="22"/>
                 <w:szCs w:val="22"/>
-                <w:bdr w:val="none" w:color="auto" w:sz="0" w:space="0"/>
                 <w:lang w:val="en-US" w:eastAsia="zh-CN" w:bidi="ar"/>
                 <w14:textFill>
                   <w14:solidFill>
@@ -3175,7 +3195,7 @@
               <w:tl2br w:val="nil"/>
               <w:tr2bl w:val="nil"/>
             </w:tcBorders>
-            <w:shd w:val="clear"/>
+            <w:shd w:val="clear" w:color="auto" w:fill="auto"/>
             <w:tcMar>
               <w:top w:w="75" w:type="dxa"/>
               <w:left w:w="150" w:type="dxa"/>
@@ -3222,7 +3242,6 @@
                 <w:kern w:val="0"/>
                 <w:sz w:val="22"/>
                 <w:szCs w:val="22"/>
-                <w:bdr w:val="none" w:color="auto" w:sz="0" w:space="0"/>
                 <w:lang w:val="en-US" w:eastAsia="zh-CN" w:bidi="ar"/>
                 <w14:textFill>
                   <w14:solidFill>
@@ -3242,7 +3261,7 @@
               <w:tl2br w:val="nil"/>
               <w:tr2bl w:val="nil"/>
             </w:tcBorders>
-            <w:shd w:val="clear"/>
+            <w:shd w:val="clear" w:color="auto" w:fill="auto"/>
             <w:tcMar>
               <w:top w:w="75" w:type="dxa"/>
               <w:left w:w="150" w:type="dxa"/>
@@ -3289,7 +3308,6 @@
                 <w:kern w:val="0"/>
                 <w:sz w:val="22"/>
                 <w:szCs w:val="22"/>
-                <w:bdr w:val="none" w:color="auto" w:sz="0" w:space="0"/>
                 <w:lang w:val="en-US" w:eastAsia="zh-CN" w:bidi="ar"/>
                 <w14:textFill>
                   <w14:solidFill>
@@ -3309,7 +3327,7 @@
               <w:tl2br w:val="nil"/>
               <w:tr2bl w:val="nil"/>
             </w:tcBorders>
-            <w:shd w:val="clear"/>
+            <w:shd w:val="clear" w:color="auto" w:fill="auto"/>
             <w:tcMar>
               <w:top w:w="75" w:type="dxa"/>
               <w:left w:w="150" w:type="dxa"/>
@@ -3356,7 +3374,6 @@
                 <w:kern w:val="0"/>
                 <w:sz w:val="22"/>
                 <w:szCs w:val="22"/>
-                <w:bdr w:val="none" w:color="auto" w:sz="0" w:space="0"/>
                 <w:lang w:val="en-US" w:eastAsia="zh-CN" w:bidi="ar"/>
                 <w14:textFill>
                   <w14:solidFill>
@@ -3380,7 +3397,7 @@
             <w:insideH w:val="single" w:color="auto" w:sz="4" w:space="0"/>
             <w:insideV w:val="single" w:color="auto" w:sz="4" w:space="0"/>
           </w:tblBorders>
-          <w:shd w:val="clear"/>
+          <w:shd w:val="clear" w:color="auto" w:fill="auto"/>
           <w:tblCellMar>
             <w:top w:w="15" w:type="dxa"/>
             <w:left w:w="15" w:type="dxa"/>
@@ -3398,7 +3415,7 @@
               <w:tl2br w:val="nil"/>
               <w:tr2bl w:val="nil"/>
             </w:tcBorders>
-            <w:shd w:val="clear"/>
+            <w:shd w:val="clear" w:color="auto" w:fill="auto"/>
             <w:tcMar>
               <w:top w:w="75" w:type="dxa"/>
               <w:left w:w="150" w:type="dxa"/>
@@ -3445,7 +3462,6 @@
                 <w:kern w:val="0"/>
                 <w:sz w:val="22"/>
                 <w:szCs w:val="22"/>
-                <w:bdr w:val="none" w:color="auto" w:sz="0" w:space="0"/>
                 <w:lang w:val="en-US" w:eastAsia="zh-CN" w:bidi="ar"/>
                 <w14:textFill>
                   <w14:solidFill>
@@ -3465,7 +3481,7 @@
               <w:tl2br w:val="nil"/>
               <w:tr2bl w:val="nil"/>
             </w:tcBorders>
-            <w:shd w:val="clear"/>
+            <w:shd w:val="clear" w:color="auto" w:fill="auto"/>
             <w:tcMar>
               <w:top w:w="75" w:type="dxa"/>
               <w:left w:w="150" w:type="dxa"/>
@@ -3512,7 +3528,6 @@
                 <w:kern w:val="0"/>
                 <w:sz w:val="22"/>
                 <w:szCs w:val="22"/>
-                <w:bdr w:val="none" w:color="auto" w:sz="0" w:space="0"/>
                 <w:lang w:val="en-US" w:eastAsia="zh-CN" w:bidi="ar"/>
                 <w14:textFill>
                   <w14:solidFill>
@@ -3532,7 +3547,7 @@
               <w:tl2br w:val="nil"/>
               <w:tr2bl w:val="nil"/>
             </w:tcBorders>
-            <w:shd w:val="clear"/>
+            <w:shd w:val="clear" w:color="auto" w:fill="auto"/>
             <w:tcMar>
               <w:top w:w="75" w:type="dxa"/>
               <w:left w:w="150" w:type="dxa"/>
@@ -3579,7 +3594,6 @@
                 <w:kern w:val="0"/>
                 <w:sz w:val="22"/>
                 <w:szCs w:val="22"/>
-                <w:bdr w:val="none" w:color="auto" w:sz="0" w:space="0"/>
                 <w:lang w:val="en-US" w:eastAsia="zh-CN" w:bidi="ar"/>
                 <w14:textFill>
                   <w14:solidFill>
@@ -3599,7 +3613,7 @@
               <w:tl2br w:val="nil"/>
               <w:tr2bl w:val="nil"/>
             </w:tcBorders>
-            <w:shd w:val="clear"/>
+            <w:shd w:val="clear" w:color="auto" w:fill="auto"/>
             <w:tcMar>
               <w:top w:w="75" w:type="dxa"/>
               <w:left w:w="150" w:type="dxa"/>
@@ -3646,7 +3660,6 @@
                 <w:kern w:val="0"/>
                 <w:sz w:val="22"/>
                 <w:szCs w:val="22"/>
-                <w:bdr w:val="none" w:color="auto" w:sz="0" w:space="0"/>
                 <w:lang w:val="en-US" w:eastAsia="zh-CN" w:bidi="ar"/>
                 <w14:textFill>
                   <w14:solidFill>
@@ -3670,7 +3683,7 @@
             <w:insideH w:val="single" w:color="auto" w:sz="4" w:space="0"/>
             <w:insideV w:val="single" w:color="auto" w:sz="4" w:space="0"/>
           </w:tblBorders>
-          <w:shd w:val="clear"/>
+          <w:shd w:val="clear" w:color="auto" w:fill="auto"/>
           <w:tblCellMar>
             <w:top w:w="15" w:type="dxa"/>
             <w:left w:w="15" w:type="dxa"/>
@@ -3685,7 +3698,7 @@
               <w:tl2br w:val="nil"/>
               <w:tr2bl w:val="nil"/>
             </w:tcBorders>
-            <w:shd w:val="clear"/>
+            <w:shd w:val="clear" w:color="auto" w:fill="auto"/>
             <w:tcMar>
               <w:top w:w="75" w:type="dxa"/>
               <w:left w:w="150" w:type="dxa"/>
@@ -3732,7 +3745,6 @@
                 <w:kern w:val="0"/>
                 <w:sz w:val="22"/>
                 <w:szCs w:val="22"/>
-                <w:bdr w:val="none" w:color="auto" w:sz="0" w:space="0"/>
                 <w:lang w:val="en-US" w:eastAsia="zh-CN" w:bidi="ar"/>
                 <w14:textFill>
                   <w14:solidFill>
@@ -3752,7 +3764,7 @@
               <w:tl2br w:val="nil"/>
               <w:tr2bl w:val="nil"/>
             </w:tcBorders>
-            <w:shd w:val="clear"/>
+            <w:shd w:val="clear" w:color="auto" w:fill="auto"/>
             <w:tcMar>
               <w:top w:w="75" w:type="dxa"/>
               <w:left w:w="150" w:type="dxa"/>
@@ -3799,7 +3811,6 @@
                 <w:kern w:val="0"/>
                 <w:sz w:val="22"/>
                 <w:szCs w:val="22"/>
-                <w:bdr w:val="none" w:color="auto" w:sz="0" w:space="0"/>
                 <w:lang w:val="en-US" w:eastAsia="zh-CN" w:bidi="ar"/>
                 <w14:textFill>
                   <w14:solidFill>
@@ -3819,7 +3830,7 @@
               <w:tl2br w:val="nil"/>
               <w:tr2bl w:val="nil"/>
             </w:tcBorders>
-            <w:shd w:val="clear"/>
+            <w:shd w:val="clear" w:color="auto" w:fill="auto"/>
             <w:tcMar>
               <w:top w:w="75" w:type="dxa"/>
               <w:left w:w="150" w:type="dxa"/>
@@ -3866,7 +3877,6 @@
                 <w:kern w:val="0"/>
                 <w:sz w:val="22"/>
                 <w:szCs w:val="22"/>
-                <w:bdr w:val="none" w:color="auto" w:sz="0" w:space="0"/>
                 <w:lang w:val="en-US" w:eastAsia="zh-CN" w:bidi="ar"/>
                 <w14:textFill>
                   <w14:solidFill>
@@ -3886,7 +3896,7 @@
               <w:tl2br w:val="nil"/>
               <w:tr2bl w:val="nil"/>
             </w:tcBorders>
-            <w:shd w:val="clear"/>
+            <w:shd w:val="clear" w:color="auto" w:fill="auto"/>
             <w:tcMar>
               <w:top w:w="75" w:type="dxa"/>
               <w:left w:w="150" w:type="dxa"/>
@@ -3933,7 +3943,6 @@
                 <w:kern w:val="0"/>
                 <w:sz w:val="22"/>
                 <w:szCs w:val="22"/>
-                <w:bdr w:val="none" w:color="auto" w:sz="0" w:space="0"/>
                 <w:lang w:val="en-US" w:eastAsia="zh-CN" w:bidi="ar"/>
                 <w14:textFill>
                   <w14:solidFill>
@@ -3957,7 +3966,7 @@
             <w:insideH w:val="single" w:color="auto" w:sz="4" w:space="0"/>
             <w:insideV w:val="single" w:color="auto" w:sz="4" w:space="0"/>
           </w:tblBorders>
-          <w:shd w:val="clear"/>
+          <w:shd w:val="clear" w:color="auto" w:fill="auto"/>
           <w:tblCellMar>
             <w:top w:w="15" w:type="dxa"/>
             <w:left w:w="15" w:type="dxa"/>
@@ -3972,7 +3981,7 @@
               <w:tl2br w:val="nil"/>
               <w:tr2bl w:val="nil"/>
             </w:tcBorders>
-            <w:shd w:val="clear"/>
+            <w:shd w:val="clear" w:color="auto" w:fill="auto"/>
             <w:tcMar>
               <w:top w:w="75" w:type="dxa"/>
               <w:left w:w="150" w:type="dxa"/>
@@ -4019,7 +4028,6 @@
                 <w:kern w:val="0"/>
                 <w:sz w:val="22"/>
                 <w:szCs w:val="22"/>
-                <w:bdr w:val="none" w:color="auto" w:sz="0" w:space="0"/>
                 <w:lang w:val="en-US" w:eastAsia="zh-CN" w:bidi="ar"/>
                 <w14:textFill>
                   <w14:solidFill>
@@ -4039,7 +4047,7 @@
               <w:tl2br w:val="nil"/>
               <w:tr2bl w:val="nil"/>
             </w:tcBorders>
-            <w:shd w:val="clear"/>
+            <w:shd w:val="clear" w:color="auto" w:fill="auto"/>
             <w:tcMar>
               <w:top w:w="75" w:type="dxa"/>
               <w:left w:w="150" w:type="dxa"/>
@@ -4086,7 +4094,6 @@
                 <w:kern w:val="0"/>
                 <w:sz w:val="22"/>
                 <w:szCs w:val="22"/>
-                <w:bdr w:val="none" w:color="auto" w:sz="0" w:space="0"/>
                 <w:lang w:val="en-US" w:eastAsia="zh-CN" w:bidi="ar"/>
                 <w14:textFill>
                   <w14:solidFill>
@@ -4106,7 +4113,7 @@
               <w:tl2br w:val="nil"/>
               <w:tr2bl w:val="nil"/>
             </w:tcBorders>
-            <w:shd w:val="clear"/>
+            <w:shd w:val="clear" w:color="auto" w:fill="auto"/>
             <w:tcMar>
               <w:top w:w="75" w:type="dxa"/>
               <w:left w:w="150" w:type="dxa"/>
@@ -4153,7 +4160,6 @@
                 <w:kern w:val="0"/>
                 <w:sz w:val="22"/>
                 <w:szCs w:val="22"/>
-                <w:bdr w:val="none" w:color="auto" w:sz="0" w:space="0"/>
                 <w:lang w:val="en-US" w:eastAsia="zh-CN" w:bidi="ar"/>
                 <w14:textFill>
                   <w14:solidFill>
@@ -4173,7 +4179,7 @@
               <w:tl2br w:val="nil"/>
               <w:tr2bl w:val="nil"/>
             </w:tcBorders>
-            <w:shd w:val="clear"/>
+            <w:shd w:val="clear" w:color="auto" w:fill="auto"/>
             <w:tcMar>
               <w:top w:w="75" w:type="dxa"/>
               <w:left w:w="150" w:type="dxa"/>
@@ -4220,7 +4226,6 @@
                 <w:kern w:val="0"/>
                 <w:sz w:val="22"/>
                 <w:szCs w:val="22"/>
-                <w:bdr w:val="none" w:color="auto" w:sz="0" w:space="0"/>
                 <w:lang w:val="en-US" w:eastAsia="zh-CN" w:bidi="ar"/>
                 <w14:textFill>
                   <w14:solidFill>
@@ -4244,6 +4249,7 @@
             <w:insideH w:val="single" w:color="auto" w:sz="4" w:space="0"/>
             <w:insideV w:val="single" w:color="auto" w:sz="4" w:space="0"/>
           </w:tblBorders>
+          <w:shd w:val="clear" w:color="auto" w:fill="auto"/>
           <w:tblCellMar>
             <w:top w:w="15" w:type="dxa"/>
             <w:left w:w="15" w:type="dxa"/>
@@ -4258,7 +4264,7 @@
               <w:tl2br w:val="nil"/>
               <w:tr2bl w:val="nil"/>
             </w:tcBorders>
-            <w:shd w:val="clear"/>
+            <w:shd w:val="clear" w:color="auto" w:fill="auto"/>
             <w:tcMar>
               <w:top w:w="75" w:type="dxa"/>
               <w:left w:w="150" w:type="dxa"/>
@@ -4305,7 +4311,6 @@
                 <w:kern w:val="0"/>
                 <w:sz w:val="22"/>
                 <w:szCs w:val="22"/>
-                <w:bdr w:val="none" w:color="auto" w:sz="0" w:space="0"/>
                 <w:lang w:val="en-US" w:eastAsia="zh-CN" w:bidi="ar"/>
                 <w14:textFill>
                   <w14:solidFill>
@@ -4325,7 +4330,7 @@
               <w:tl2br w:val="nil"/>
               <w:tr2bl w:val="nil"/>
             </w:tcBorders>
-            <w:shd w:val="clear"/>
+            <w:shd w:val="clear" w:color="auto" w:fill="auto"/>
             <w:tcMar>
               <w:top w:w="75" w:type="dxa"/>
               <w:left w:w="150" w:type="dxa"/>
@@ -4372,7 +4377,6 @@
                 <w:kern w:val="0"/>
                 <w:sz w:val="22"/>
                 <w:szCs w:val="22"/>
-                <w:bdr w:val="none" w:color="auto" w:sz="0" w:space="0"/>
                 <w:lang w:val="en-US" w:eastAsia="zh-CN" w:bidi="ar"/>
                 <w14:textFill>
                   <w14:solidFill>
@@ -4392,7 +4396,7 @@
               <w:tl2br w:val="nil"/>
               <w:tr2bl w:val="nil"/>
             </w:tcBorders>
-            <w:shd w:val="clear"/>
+            <w:shd w:val="clear" w:color="auto" w:fill="auto"/>
             <w:tcMar>
               <w:top w:w="75" w:type="dxa"/>
               <w:left w:w="150" w:type="dxa"/>
@@ -4439,7 +4443,6 @@
                 <w:kern w:val="0"/>
                 <w:sz w:val="22"/>
                 <w:szCs w:val="22"/>
-                <w:bdr w:val="none" w:color="auto" w:sz="0" w:space="0"/>
                 <w:lang w:val="en-US" w:eastAsia="zh-CN" w:bidi="ar"/>
                 <w14:textFill>
                   <w14:solidFill>
@@ -4459,7 +4462,7 @@
               <w:tl2br w:val="nil"/>
               <w:tr2bl w:val="nil"/>
             </w:tcBorders>
-            <w:shd w:val="clear"/>
+            <w:shd w:val="clear" w:color="auto" w:fill="auto"/>
             <w:tcMar>
               <w:top w:w="75" w:type="dxa"/>
               <w:left w:w="150" w:type="dxa"/>
@@ -4506,7 +4509,6 @@
                 <w:kern w:val="0"/>
                 <w:sz w:val="22"/>
                 <w:szCs w:val="22"/>
-                <w:bdr w:val="none" w:color="auto" w:sz="0" w:space="0"/>
                 <w:lang w:val="en-US" w:eastAsia="zh-CN" w:bidi="ar"/>
                 <w14:textFill>
                   <w14:solidFill>
@@ -4516,6 +4518,374 @@
                 <w14:ligatures w14:val="standardContextual"/>
               </w:rPr>
               <w:t>pom.xml</w:t>
+            </w:r>
+          </w:p>
+        </w:tc>
+      </w:tr>
+    </w:tbl>
+    <w:p>
+      <w:pPr>
+        <w:keepNext w:val="0"/>
+        <w:keepLines w:val="0"/>
+        <w:widowControl/>
+        <w:suppressLineNumbers w:val="0"/>
+        <w:jc w:val="left"/>
+      </w:pPr>
+    </w:p>
+    <w:p>
+      <w:pPr>
+        <w:keepNext w:val="0"/>
+        <w:keepLines w:val="0"/>
+        <w:widowControl/>
+        <w:suppressLineNumbers w:val="0"/>
+        <w:jc w:val="center"/>
+        <w:rPr>
+          <w:rFonts w:hint="default" w:ascii="Times New Roman" w:hAnsi="Times New Roman" w:cs="Times New Roman"/>
+          <w:sz w:val="26"/>
+          <w:szCs w:val="26"/>
+          <w:lang w:val="ru-RU"/>
+        </w:rPr>
+      </w:pPr>
+      <w:r>
+        <w:rPr>
+          <w:rFonts w:hint="default" w:ascii="Times New Roman" w:hAnsi="Times New Roman" w:cs="Times New Roman"/>
+          <w:sz w:val="26"/>
+          <w:szCs w:val="26"/>
+          <w:lang w:val="ru-RU"/>
+        </w:rPr>
+        <w:t xml:space="preserve">Продолжение таблицы </w:t>
+      </w:r>
+      <w:r>
+        <w:rPr>
+          <w:rFonts w:hint="default" w:ascii="Times New Roman" w:hAnsi="Times New Roman" w:eastAsia="Times New Roman" w:cs="Times New Roman"/>
+          <w:kern w:val="0"/>
+          <w:sz w:val="26"/>
+          <w:szCs w:val="26"/>
+          <w:lang w:eastAsia="ru-RU"/>
+          <w14:ligatures w14:val="none"/>
+        </w:rPr>
+        <w:t>1.1 – Форматы файлов</w:t>
+      </w:r>
+    </w:p>
+    <w:tbl>
+      <w:tblPr>
+        <w:tblStyle w:val="12"/>
+        <w:tblW w:w="0" w:type="auto"/>
+        <w:tblInd w:w="0" w:type="dxa"/>
+        <w:tblBorders>
+          <w:top w:val="single" w:color="auto" w:sz="4" w:space="0"/>
+          <w:left w:val="single" w:color="auto" w:sz="4" w:space="0"/>
+          <w:bottom w:val="single" w:color="auto" w:sz="4" w:space="0"/>
+          <w:right w:val="single" w:color="auto" w:sz="4" w:space="0"/>
+          <w:insideH w:val="single" w:color="auto" w:sz="4" w:space="0"/>
+          <w:insideV w:val="single" w:color="auto" w:sz="4" w:space="0"/>
+        </w:tblBorders>
+        <w:shd w:val="clear" w:color="auto" w:fill="auto"/>
+        <w:tblLayout w:type="autofit"/>
+        <w:tblCellMar>
+          <w:top w:w="15" w:type="dxa"/>
+          <w:left w:w="15" w:type="dxa"/>
+          <w:bottom w:w="15" w:type="dxa"/>
+          <w:right w:w="15" w:type="dxa"/>
+        </w:tblCellMar>
+      </w:tblPr>
+      <w:tblGrid>
+        <w:gridCol w:w="2252"/>
+        <w:gridCol w:w="1358"/>
+        <w:gridCol w:w="2764"/>
+        <w:gridCol w:w="3645"/>
+      </w:tblGrid>
+      <w:tr>
+        <w:tblPrEx>
+          <w:tblBorders>
+            <w:top w:val="single" w:color="auto" w:sz="4" w:space="0"/>
+            <w:left w:val="single" w:color="auto" w:sz="4" w:space="0"/>
+            <w:bottom w:val="single" w:color="auto" w:sz="4" w:space="0"/>
+            <w:right w:val="single" w:color="auto" w:sz="4" w:space="0"/>
+            <w:insideH w:val="single" w:color="auto" w:sz="4" w:space="0"/>
+            <w:insideV w:val="single" w:color="auto" w:sz="4" w:space="0"/>
+          </w:tblBorders>
+          <w:shd w:val="clear" w:color="auto" w:fill="auto"/>
+          <w:tblCellMar>
+            <w:top w:w="15" w:type="dxa"/>
+            <w:left w:w="15" w:type="dxa"/>
+            <w:bottom w:w="15" w:type="dxa"/>
+            <w:right w:w="15" w:type="dxa"/>
+          </w:tblCellMar>
+        </w:tblPrEx>
+        <w:tc>
+          <w:tcPr>
+            <w:tcW w:w="2141" w:type="dxa"/>
+            <w:tcBorders>
+              <w:tl2br w:val="nil"/>
+              <w:tr2bl w:val="nil"/>
+            </w:tcBorders>
+            <w:shd w:val="clear" w:color="auto" w:fill="auto"/>
+            <w:tcMar>
+              <w:top w:w="75" w:type="dxa"/>
+              <w:left w:w="150" w:type="dxa"/>
+              <w:bottom w:w="75" w:type="dxa"/>
+              <w:right w:w="150" w:type="dxa"/>
+            </w:tcMar>
+            <w:vAlign w:val="center"/>
+          </w:tcPr>
+          <w:p>
+            <w:pPr>
+              <w:keepNext w:val="0"/>
+              <w:keepLines w:val="0"/>
+              <w:widowControl/>
+              <w:suppressLineNumbers w:val="0"/>
+              <w:jc w:val="left"/>
+              <w:rPr>
+                <w:rFonts w:hint="default" w:ascii="Times New Roman" w:hAnsi="Times New Roman" w:eastAsia="Segoe UI" w:cs="Times New Roman"/>
+                <w:b w:val="0"/>
+                <w:bCs w:val="0"/>
+                <w:i w:val="0"/>
+                <w:iCs w:val="0"/>
+                <w:caps w:val="0"/>
+                <w:color w:val="000000" w:themeColor="text1"/>
+                <w:spacing w:val="0"/>
+                <w:kern w:val="0"/>
+                <w:sz w:val="22"/>
+                <w:szCs w:val="22"/>
+                <w:lang w:val="en-US" w:eastAsia="zh-CN" w:bidi="ar"/>
+                <w14:textFill>
+                  <w14:solidFill>
+                    <w14:schemeClr w14:val="tx1"/>
+                  </w14:solidFill>
+                </w14:textFill>
+                <w14:ligatures w14:val="standardContextual"/>
+              </w:rPr>
+            </w:pPr>
+            <w:r>
+              <w:rPr>
+                <w:rFonts w:hint="default" w:ascii="Times New Roman" w:hAnsi="Times New Roman" w:eastAsia="Segoe UI" w:cs="Times New Roman"/>
+                <w:b w:val="0"/>
+                <w:bCs w:val="0"/>
+                <w:i w:val="0"/>
+                <w:iCs w:val="0"/>
+                <w:caps w:val="0"/>
+                <w:color w:val="000000" w:themeColor="text1"/>
+                <w:spacing w:val="0"/>
+                <w:kern w:val="0"/>
+                <w:sz w:val="22"/>
+                <w:szCs w:val="22"/>
+                <w:lang w:val="en-US" w:eastAsia="zh-CN" w:bidi="ar"/>
+                <w14:textFill>
+                  <w14:solidFill>
+                    <w14:schemeClr w14:val="tx1"/>
+                  </w14:solidFill>
+                </w14:textFill>
+                <w14:ligatures w14:val="standardContextual"/>
+              </w:rPr>
+              <w:t>Тип файла</w:t>
+            </w:r>
+          </w:p>
+        </w:tc>
+        <w:tc>
+          <w:tcPr>
+            <w:tcW w:w="1358" w:type="dxa"/>
+            <w:tcBorders>
+              <w:tl2br w:val="nil"/>
+              <w:tr2bl w:val="nil"/>
+            </w:tcBorders>
+            <w:shd w:val="clear" w:color="auto" w:fill="auto"/>
+            <w:tcMar>
+              <w:top w:w="75" w:type="dxa"/>
+              <w:left w:w="150" w:type="dxa"/>
+              <w:bottom w:w="75" w:type="dxa"/>
+              <w:right w:w="150" w:type="dxa"/>
+            </w:tcMar>
+            <w:vAlign w:val="center"/>
+          </w:tcPr>
+          <w:p>
+            <w:pPr>
+              <w:keepNext w:val="0"/>
+              <w:keepLines w:val="0"/>
+              <w:widowControl/>
+              <w:suppressLineNumbers w:val="0"/>
+              <w:jc w:val="left"/>
+              <w:rPr>
+                <w:rFonts w:hint="default" w:ascii="Times New Roman" w:hAnsi="Times New Roman" w:eastAsia="Segoe UI" w:cs="Times New Roman"/>
+                <w:b w:val="0"/>
+                <w:bCs w:val="0"/>
+                <w:i w:val="0"/>
+                <w:iCs w:val="0"/>
+                <w:caps w:val="0"/>
+                <w:color w:val="000000" w:themeColor="text1"/>
+                <w:spacing w:val="0"/>
+                <w:kern w:val="0"/>
+                <w:sz w:val="22"/>
+                <w:szCs w:val="22"/>
+                <w:lang w:val="en-US" w:eastAsia="zh-CN" w:bidi="ar"/>
+                <w14:textFill>
+                  <w14:solidFill>
+                    <w14:schemeClr w14:val="tx1"/>
+                  </w14:solidFill>
+                </w14:textFill>
+                <w14:ligatures w14:val="standardContextual"/>
+              </w:rPr>
+            </w:pPr>
+            <w:r>
+              <w:rPr>
+                <w:rFonts w:hint="default" w:ascii="Times New Roman" w:hAnsi="Times New Roman" w:eastAsia="Segoe UI" w:cs="Times New Roman"/>
+                <w:b w:val="0"/>
+                <w:bCs w:val="0"/>
+                <w:i w:val="0"/>
+                <w:iCs w:val="0"/>
+                <w:caps w:val="0"/>
+                <w:color w:val="000000" w:themeColor="text1"/>
+                <w:spacing w:val="0"/>
+                <w:kern w:val="0"/>
+                <w:sz w:val="22"/>
+                <w:szCs w:val="22"/>
+                <w:lang w:val="en-US" w:eastAsia="zh-CN" w:bidi="ar"/>
+                <w14:textFill>
+                  <w14:solidFill>
+                    <w14:schemeClr w14:val="tx1"/>
+                  </w14:solidFill>
+                </w14:textFill>
+                <w14:ligatures w14:val="standardContextual"/>
+              </w:rPr>
+              <w:t>Формат</w:t>
+            </w:r>
+          </w:p>
+        </w:tc>
+        <w:tc>
+          <w:tcPr>
+            <w:tcW w:w="2453" w:type="dxa"/>
+            <w:tcBorders>
+              <w:tl2br w:val="nil"/>
+              <w:tr2bl w:val="nil"/>
+            </w:tcBorders>
+            <w:shd w:val="clear" w:color="auto" w:fill="auto"/>
+            <w:tcMar>
+              <w:top w:w="75" w:type="dxa"/>
+              <w:left w:w="150" w:type="dxa"/>
+              <w:bottom w:w="75" w:type="dxa"/>
+              <w:right w:w="150" w:type="dxa"/>
+            </w:tcMar>
+            <w:vAlign w:val="center"/>
+          </w:tcPr>
+          <w:p>
+            <w:pPr>
+              <w:keepNext w:val="0"/>
+              <w:keepLines w:val="0"/>
+              <w:widowControl/>
+              <w:suppressLineNumbers w:val="0"/>
+              <w:jc w:val="left"/>
+              <w:rPr>
+                <w:rFonts w:hint="default" w:ascii="Times New Roman" w:hAnsi="Times New Roman" w:eastAsia="Segoe UI" w:cs="Times New Roman"/>
+                <w:b w:val="0"/>
+                <w:bCs w:val="0"/>
+                <w:i w:val="0"/>
+                <w:iCs w:val="0"/>
+                <w:caps w:val="0"/>
+                <w:color w:val="000000" w:themeColor="text1"/>
+                <w:spacing w:val="0"/>
+                <w:kern w:val="0"/>
+                <w:sz w:val="22"/>
+                <w:szCs w:val="22"/>
+                <w:lang w:val="en-US" w:eastAsia="zh-CN" w:bidi="ar"/>
+                <w14:textFill>
+                  <w14:solidFill>
+                    <w14:schemeClr w14:val="tx1"/>
+                  </w14:solidFill>
+                </w14:textFill>
+                <w14:ligatures w14:val="standardContextual"/>
+              </w:rPr>
+            </w:pPr>
+            <w:r>
+              <w:rPr>
+                <w:rFonts w:hint="default" w:ascii="Times New Roman" w:hAnsi="Times New Roman" w:eastAsia="Segoe UI" w:cs="Times New Roman"/>
+                <w:b w:val="0"/>
+                <w:bCs w:val="0"/>
+                <w:i w:val="0"/>
+                <w:iCs w:val="0"/>
+                <w:caps w:val="0"/>
+                <w:color w:val="000000" w:themeColor="text1"/>
+                <w:spacing w:val="0"/>
+                <w:kern w:val="0"/>
+                <w:sz w:val="22"/>
+                <w:szCs w:val="22"/>
+                <w:lang w:val="en-US" w:eastAsia="zh-CN" w:bidi="ar"/>
+                <w14:textFill>
+                  <w14:solidFill>
+                    <w14:schemeClr w14:val="tx1"/>
+                  </w14:solidFill>
+                </w14:textFill>
+                <w14:ligatures w14:val="standardContextual"/>
+              </w:rPr>
+              <w:t>Назначение</w:t>
+            </w:r>
+          </w:p>
+        </w:tc>
+        <w:tc>
+          <w:tcPr>
+            <w:tcW w:w="4067" w:type="dxa"/>
+            <w:tcBorders>
+              <w:tl2br w:val="nil"/>
+              <w:tr2bl w:val="nil"/>
+            </w:tcBorders>
+            <w:shd w:val="clear" w:color="auto" w:fill="auto"/>
+            <w:tcMar>
+              <w:top w:w="75" w:type="dxa"/>
+              <w:left w:w="150" w:type="dxa"/>
+              <w:bottom w:w="75" w:type="dxa"/>
+              <w:right w:w="150" w:type="dxa"/>
+            </w:tcMar>
+            <w:vAlign w:val="center"/>
+          </w:tcPr>
+          <w:p>
+            <w:pPr>
+              <w:keepNext w:val="0"/>
+              <w:keepLines w:val="0"/>
+              <w:widowControl/>
+              <w:suppressLineNumbers w:val="0"/>
+              <w:jc w:val="left"/>
+              <w:rPr>
+                <w:rFonts w:hint="default" w:ascii="Times New Roman" w:hAnsi="Times New Roman" w:eastAsia="Segoe UI" w:cs="Times New Roman"/>
+                <w:b w:val="0"/>
+                <w:bCs w:val="0"/>
+                <w:i w:val="0"/>
+                <w:iCs w:val="0"/>
+                <w:caps w:val="0"/>
+                <w:color w:val="000000" w:themeColor="text1"/>
+                <w:spacing w:val="0"/>
+                <w:kern w:val="0"/>
+                <w:sz w:val="22"/>
+                <w:szCs w:val="22"/>
+                <w:lang w:val="en-US" w:eastAsia="zh-CN" w:bidi="ar"/>
+                <w14:textFill>
+                  <w14:solidFill>
+                    <w14:schemeClr w14:val="tx1"/>
+                  </w14:solidFill>
+                </w14:textFill>
+                <w14:ligatures w14:val="standardContextual"/>
+              </w:rPr>
+            </w:pPr>
+            <w:r>
+              <w:rPr>
+                <w:rFonts w:hint="default" w:ascii="Times New Roman" w:hAnsi="Times New Roman" w:eastAsia="Segoe UI" w:cs="Times New Roman"/>
+                <w:b w:val="0"/>
+                <w:bCs w:val="0"/>
+                <w:i w:val="0"/>
+                <w:iCs w:val="0"/>
+                <w:caps w:val="0"/>
+                <w:color w:val="000000" w:themeColor="text1"/>
+                <w:spacing w:val="0"/>
+                <w:kern w:val="0"/>
+                <w:sz w:val="22"/>
+                <w:szCs w:val="22"/>
+                <w:lang w:val="en-US" w:eastAsia="zh-CN" w:bidi="ar"/>
+                <w14:textFill>
+                  <w14:solidFill>
+                    <w14:schemeClr w14:val="tx1"/>
+                  </w14:solidFill>
+                </w14:textFill>
+                <w14:ligatures w14:val="standardContextual"/>
+              </w:rPr>
+              <w:t>Примеры файлов</w:t>
             </w:r>
           </w:p>
         </w:tc>
@@ -4530,6 +4900,7 @@
             <w:insideH w:val="single" w:color="auto" w:sz="4" w:space="0"/>
             <w:insideV w:val="single" w:color="auto" w:sz="4" w:space="0"/>
           </w:tblBorders>
+          <w:shd w:val="clear" w:color="auto" w:fill="auto"/>
           <w:tblCellMar>
             <w:top w:w="15" w:type="dxa"/>
             <w:left w:w="15" w:type="dxa"/>
@@ -4544,7 +4915,7 @@
               <w:tl2br w:val="nil"/>
               <w:tr2bl w:val="nil"/>
             </w:tcBorders>
-            <w:shd w:val="clear"/>
+            <w:shd w:val="clear" w:color="auto" w:fill="auto"/>
             <w:tcMar>
               <w:top w:w="75" w:type="dxa"/>
               <w:left w:w="150" w:type="dxa"/>
@@ -4591,7 +4962,6 @@
                 <w:kern w:val="0"/>
                 <w:sz w:val="22"/>
                 <w:szCs w:val="22"/>
-                <w:bdr w:val="none" w:color="auto" w:sz="0" w:space="0"/>
                 <w:lang w:val="en-US" w:eastAsia="zh-CN" w:bidi="ar"/>
                 <w14:textFill>
                   <w14:solidFill>
@@ -4611,7 +4981,7 @@
               <w:tl2br w:val="nil"/>
               <w:tr2bl w:val="nil"/>
             </w:tcBorders>
-            <w:shd w:val="clear"/>
+            <w:shd w:val="clear" w:color="auto" w:fill="auto"/>
             <w:tcMar>
               <w:top w:w="75" w:type="dxa"/>
               <w:left w:w="150" w:type="dxa"/>
@@ -4658,7 +5028,6 @@
                 <w:kern w:val="0"/>
                 <w:sz w:val="22"/>
                 <w:szCs w:val="22"/>
-                <w:bdr w:val="none" w:color="auto" w:sz="0" w:space="0"/>
                 <w:lang w:val="en-US" w:eastAsia="zh-CN" w:bidi="ar"/>
                 <w14:textFill>
                   <w14:solidFill>
@@ -4678,7 +5047,7 @@
               <w:tl2br w:val="nil"/>
               <w:tr2bl w:val="nil"/>
             </w:tcBorders>
-            <w:shd w:val="clear"/>
+            <w:shd w:val="clear" w:color="auto" w:fill="auto"/>
             <w:tcMar>
               <w:top w:w="75" w:type="dxa"/>
               <w:left w:w="150" w:type="dxa"/>
@@ -4725,7 +5094,6 @@
                 <w:kern w:val="0"/>
                 <w:sz w:val="22"/>
                 <w:szCs w:val="22"/>
-                <w:bdr w:val="none" w:color="auto" w:sz="0" w:space="0"/>
                 <w:lang w:val="en-US" w:eastAsia="zh-CN" w:bidi="ar"/>
                 <w14:textFill>
                   <w14:solidFill>
@@ -4745,7 +5113,7 @@
               <w:tl2br w:val="nil"/>
               <w:tr2bl w:val="nil"/>
             </w:tcBorders>
-            <w:shd w:val="clear"/>
+            <w:shd w:val="clear" w:color="auto" w:fill="auto"/>
             <w:tcMar>
               <w:top w:w="75" w:type="dxa"/>
               <w:left w:w="150" w:type="dxa"/>
@@ -4792,7 +5160,6 @@
                 <w:kern w:val="0"/>
                 <w:sz w:val="22"/>
                 <w:szCs w:val="22"/>
-                <w:bdr w:val="none" w:color="auto" w:sz="0" w:space="0"/>
                 <w:lang w:val="en-US" w:eastAsia="zh-CN" w:bidi="ar"/>
                 <w14:textFill>
                   <w14:solidFill>
@@ -4816,7 +5183,7 @@
             <w:insideH w:val="single" w:color="auto" w:sz="4" w:space="0"/>
             <w:insideV w:val="single" w:color="auto" w:sz="4" w:space="0"/>
           </w:tblBorders>
-          <w:shd w:val="clear"/>
+          <w:shd w:val="clear" w:color="auto" w:fill="auto"/>
           <w:tblCellMar>
             <w:top w:w="15" w:type="dxa"/>
             <w:left w:w="15" w:type="dxa"/>
@@ -4831,7 +5198,7 @@
               <w:tl2br w:val="nil"/>
               <w:tr2bl w:val="nil"/>
             </w:tcBorders>
-            <w:shd w:val="clear"/>
+            <w:shd w:val="clear" w:color="auto" w:fill="auto"/>
             <w:tcMar>
               <w:top w:w="75" w:type="dxa"/>
               <w:left w:w="150" w:type="dxa"/>
@@ -4878,7 +5245,6 @@
                 <w:kern w:val="0"/>
                 <w:sz w:val="22"/>
                 <w:szCs w:val="22"/>
-                <w:bdr w:val="none" w:color="auto" w:sz="0" w:space="0"/>
                 <w:lang w:val="en-US" w:eastAsia="zh-CN" w:bidi="ar"/>
                 <w14:textFill>
                   <w14:solidFill>
@@ -4898,7 +5264,7 @@
               <w:tl2br w:val="nil"/>
               <w:tr2bl w:val="nil"/>
             </w:tcBorders>
-            <w:shd w:val="clear"/>
+            <w:shd w:val="clear" w:color="auto" w:fill="auto"/>
             <w:tcMar>
               <w:top w:w="75" w:type="dxa"/>
               <w:left w:w="150" w:type="dxa"/>
@@ -4945,7 +5311,6 @@
                 <w:kern w:val="0"/>
                 <w:sz w:val="22"/>
                 <w:szCs w:val="22"/>
-                <w:bdr w:val="none" w:color="auto" w:sz="0" w:space="0"/>
                 <w:lang w:val="en-US" w:eastAsia="zh-CN" w:bidi="ar"/>
                 <w14:textFill>
                   <w14:solidFill>
@@ -4965,7 +5330,7 @@
               <w:tl2br w:val="nil"/>
               <w:tr2bl w:val="nil"/>
             </w:tcBorders>
-            <w:shd w:val="clear"/>
+            <w:shd w:val="clear" w:color="auto" w:fill="auto"/>
             <w:tcMar>
               <w:top w:w="75" w:type="dxa"/>
               <w:left w:w="150" w:type="dxa"/>
@@ -5012,7 +5377,6 @@
                 <w:kern w:val="0"/>
                 <w:sz w:val="22"/>
                 <w:szCs w:val="22"/>
-                <w:bdr w:val="none" w:color="auto" w:sz="0" w:space="0"/>
                 <w:lang w:val="en-US" w:eastAsia="zh-CN" w:bidi="ar"/>
                 <w14:textFill>
                   <w14:solidFill>
@@ -5032,7 +5396,7 @@
               <w:tl2br w:val="nil"/>
               <w:tr2bl w:val="nil"/>
             </w:tcBorders>
-            <w:shd w:val="clear"/>
+            <w:shd w:val="clear" w:color="auto" w:fill="auto"/>
             <w:tcMar>
               <w:top w:w="75" w:type="dxa"/>
               <w:left w:w="150" w:type="dxa"/>
@@ -5079,7 +5443,6 @@
                 <w:kern w:val="0"/>
                 <w:sz w:val="22"/>
                 <w:szCs w:val="22"/>
-                <w:bdr w:val="none" w:color="auto" w:sz="0" w:space="0"/>
                 <w:lang w:val="en-US" w:eastAsia="zh-CN" w:bidi="ar"/>
                 <w14:textFill>
                   <w14:solidFill>
@@ -5103,7 +5466,7 @@
             <w:insideH w:val="single" w:color="auto" w:sz="4" w:space="0"/>
             <w:insideV w:val="single" w:color="auto" w:sz="4" w:space="0"/>
           </w:tblBorders>
-          <w:shd w:val="clear"/>
+          <w:shd w:val="clear" w:color="auto" w:fill="auto"/>
           <w:tblCellMar>
             <w:top w:w="15" w:type="dxa"/>
             <w:left w:w="15" w:type="dxa"/>
@@ -5118,7 +5481,7 @@
               <w:tl2br w:val="nil"/>
               <w:tr2bl w:val="nil"/>
             </w:tcBorders>
-            <w:shd w:val="clear"/>
+            <w:shd w:val="clear" w:color="auto" w:fill="auto"/>
             <w:tcMar>
               <w:top w:w="75" w:type="dxa"/>
               <w:left w:w="150" w:type="dxa"/>
@@ -5165,7 +5528,6 @@
                 <w:kern w:val="0"/>
                 <w:sz w:val="22"/>
                 <w:szCs w:val="22"/>
-                <w:bdr w:val="none" w:color="auto" w:sz="0" w:space="0"/>
                 <w:lang w:val="en-US" w:eastAsia="zh-CN" w:bidi="ar"/>
                 <w14:textFill>
                   <w14:solidFill>
@@ -5185,7 +5547,7 @@
               <w:tl2br w:val="nil"/>
               <w:tr2bl w:val="nil"/>
             </w:tcBorders>
-            <w:shd w:val="clear"/>
+            <w:shd w:val="clear" w:color="auto" w:fill="auto"/>
             <w:tcMar>
               <w:top w:w="75" w:type="dxa"/>
               <w:left w:w="150" w:type="dxa"/>
@@ -5232,7 +5594,6 @@
                 <w:kern w:val="0"/>
                 <w:sz w:val="22"/>
                 <w:szCs w:val="22"/>
-                <w:bdr w:val="none" w:color="auto" w:sz="0" w:space="0"/>
                 <w:lang w:val="en-US" w:eastAsia="zh-CN" w:bidi="ar"/>
                 <w14:textFill>
                   <w14:solidFill>
@@ -5252,7 +5613,7 @@
               <w:tl2br w:val="nil"/>
               <w:tr2bl w:val="nil"/>
             </w:tcBorders>
-            <w:shd w:val="clear"/>
+            <w:shd w:val="clear" w:color="auto" w:fill="auto"/>
             <w:tcMar>
               <w:top w:w="75" w:type="dxa"/>
               <w:left w:w="150" w:type="dxa"/>
@@ -5299,7 +5660,6 @@
                 <w:kern w:val="0"/>
                 <w:sz w:val="22"/>
                 <w:szCs w:val="22"/>
-                <w:bdr w:val="none" w:color="auto" w:sz="0" w:space="0"/>
                 <w:lang w:val="en-US" w:eastAsia="zh-CN" w:bidi="ar"/>
                 <w14:textFill>
                   <w14:solidFill>
@@ -5319,7 +5679,7 @@
               <w:tl2br w:val="nil"/>
               <w:tr2bl w:val="nil"/>
             </w:tcBorders>
-            <w:shd w:val="clear"/>
+            <w:shd w:val="clear" w:color="auto" w:fill="auto"/>
             <w:tcMar>
               <w:top w:w="75" w:type="dxa"/>
               <w:left w:w="150" w:type="dxa"/>
@@ -5366,7 +5726,6 @@
                 <w:kern w:val="0"/>
                 <w:sz w:val="22"/>
                 <w:szCs w:val="22"/>
-                <w:bdr w:val="none" w:color="auto" w:sz="0" w:space="0"/>
                 <w:lang w:val="en-US" w:eastAsia="zh-CN" w:bidi="ar"/>
                 <w14:textFill>
                   <w14:solidFill>
@@ -5390,6 +5749,7 @@
             <w:insideH w:val="single" w:color="auto" w:sz="4" w:space="0"/>
             <w:insideV w:val="single" w:color="auto" w:sz="4" w:space="0"/>
           </w:tblBorders>
+          <w:shd w:val="clear" w:color="auto" w:fill="auto"/>
           <w:tblCellMar>
             <w:top w:w="15" w:type="dxa"/>
             <w:left w:w="15" w:type="dxa"/>
@@ -5404,7 +5764,7 @@
               <w:tl2br w:val="nil"/>
               <w:tr2bl w:val="nil"/>
             </w:tcBorders>
-            <w:shd w:val="clear"/>
+            <w:shd w:val="clear" w:color="auto" w:fill="auto"/>
             <w:tcMar>
               <w:top w:w="75" w:type="dxa"/>
               <w:left w:w="150" w:type="dxa"/>
@@ -5451,7 +5811,6 @@
                 <w:kern w:val="0"/>
                 <w:sz w:val="22"/>
                 <w:szCs w:val="22"/>
-                <w:bdr w:val="none" w:color="auto" w:sz="0" w:space="0"/>
                 <w:lang w:val="en-US" w:eastAsia="zh-CN" w:bidi="ar"/>
                 <w14:textFill>
                   <w14:solidFill>
@@ -5471,7 +5830,7 @@
               <w:tl2br w:val="nil"/>
               <w:tr2bl w:val="nil"/>
             </w:tcBorders>
-            <w:shd w:val="clear"/>
+            <w:shd w:val="clear" w:color="auto" w:fill="auto"/>
             <w:tcMar>
               <w:top w:w="75" w:type="dxa"/>
               <w:left w:w="150" w:type="dxa"/>
@@ -5518,7 +5877,6 @@
                 <w:kern w:val="0"/>
                 <w:sz w:val="22"/>
                 <w:szCs w:val="22"/>
-                <w:bdr w:val="none" w:color="auto" w:sz="0" w:space="0"/>
                 <w:lang w:val="en-US" w:eastAsia="zh-CN" w:bidi="ar"/>
                 <w14:textFill>
                   <w14:solidFill>
@@ -5538,7 +5896,7 @@
               <w:tl2br w:val="nil"/>
               <w:tr2bl w:val="nil"/>
             </w:tcBorders>
-            <w:shd w:val="clear"/>
+            <w:shd w:val="clear" w:color="auto" w:fill="auto"/>
             <w:tcMar>
               <w:top w:w="75" w:type="dxa"/>
               <w:left w:w="150" w:type="dxa"/>
@@ -5585,7 +5943,6 @@
                 <w:kern w:val="0"/>
                 <w:sz w:val="22"/>
                 <w:szCs w:val="22"/>
-                <w:bdr w:val="none" w:color="auto" w:sz="0" w:space="0"/>
                 <w:lang w:val="en-US" w:eastAsia="zh-CN" w:bidi="ar"/>
                 <w14:textFill>
                   <w14:solidFill>
@@ -5605,7 +5962,7 @@
               <w:tl2br w:val="nil"/>
               <w:tr2bl w:val="nil"/>
             </w:tcBorders>
-            <w:shd w:val="clear"/>
+            <w:shd w:val="clear" w:color="auto" w:fill="auto"/>
             <w:tcMar>
               <w:top w:w="75" w:type="dxa"/>
               <w:left w:w="150" w:type="dxa"/>
@@ -5652,7 +6009,6 @@
                 <w:kern w:val="0"/>
                 <w:sz w:val="22"/>
                 <w:szCs w:val="22"/>
-                <w:bdr w:val="none" w:color="auto" w:sz="0" w:space="0"/>
                 <w:lang w:val="en-US" w:eastAsia="zh-CN" w:bidi="ar"/>
                 <w14:textFill>
                   <w14:solidFill>
@@ -5690,7 +6046,7 @@
               <w:tl2br w:val="nil"/>
               <w:tr2bl w:val="nil"/>
             </w:tcBorders>
-            <w:shd w:val="clear"/>
+            <w:shd w:val="clear" w:color="auto" w:fill="auto"/>
             <w:tcMar>
               <w:top w:w="75" w:type="dxa"/>
               <w:left w:w="150" w:type="dxa"/>
@@ -5737,7 +6093,6 @@
                 <w:kern w:val="0"/>
                 <w:sz w:val="22"/>
                 <w:szCs w:val="22"/>
-                <w:bdr w:val="none" w:color="auto" w:sz="0" w:space="0"/>
                 <w:lang w:val="en-US" w:eastAsia="zh-CN" w:bidi="ar"/>
                 <w14:textFill>
                   <w14:solidFill>
@@ -5757,7 +6112,7 @@
               <w:tl2br w:val="nil"/>
               <w:tr2bl w:val="nil"/>
             </w:tcBorders>
-            <w:shd w:val="clear"/>
+            <w:shd w:val="clear" w:color="auto" w:fill="auto"/>
             <w:tcMar>
               <w:top w:w="75" w:type="dxa"/>
               <w:left w:w="150" w:type="dxa"/>
@@ -5804,7 +6159,6 @@
                 <w:kern w:val="0"/>
                 <w:sz w:val="22"/>
                 <w:szCs w:val="22"/>
-                <w:bdr w:val="none" w:color="auto" w:sz="0" w:space="0"/>
                 <w:lang w:val="en-US" w:eastAsia="zh-CN" w:bidi="ar"/>
                 <w14:textFill>
                   <w14:solidFill>
@@ -5824,7 +6178,7 @@
               <w:tl2br w:val="nil"/>
               <w:tr2bl w:val="nil"/>
             </w:tcBorders>
-            <w:shd w:val="clear"/>
+            <w:shd w:val="clear" w:color="auto" w:fill="auto"/>
             <w:tcMar>
               <w:top w:w="75" w:type="dxa"/>
               <w:left w:w="150" w:type="dxa"/>
@@ -5871,7 +6225,6 @@
                 <w:kern w:val="0"/>
                 <w:sz w:val="22"/>
                 <w:szCs w:val="22"/>
-                <w:bdr w:val="none" w:color="auto" w:sz="0" w:space="0"/>
                 <w:lang w:val="en-US" w:eastAsia="zh-CN" w:bidi="ar"/>
                 <w14:textFill>
                   <w14:solidFill>
@@ -5891,7 +6244,7 @@
               <w:tl2br w:val="nil"/>
               <w:tr2bl w:val="nil"/>
             </w:tcBorders>
-            <w:shd w:val="clear"/>
+            <w:shd w:val="clear" w:color="auto" w:fill="auto"/>
             <w:tcMar>
               <w:top w:w="75" w:type="dxa"/>
               <w:left w:w="150" w:type="dxa"/>
@@ -5938,7 +6291,6 @@
                 <w:kern w:val="0"/>
                 <w:sz w:val="22"/>
                 <w:szCs w:val="22"/>
-                <w:bdr w:val="none" w:color="auto" w:sz="0" w:space="0"/>
                 <w:lang w:val="en-US" w:eastAsia="zh-CN" w:bidi="ar"/>
                 <w14:textFill>
                   <w14:solidFill>
@@ -5962,7 +6314,7 @@
             <w:insideH w:val="single" w:color="auto" w:sz="4" w:space="0"/>
             <w:insideV w:val="single" w:color="auto" w:sz="4" w:space="0"/>
           </w:tblBorders>
-          <w:shd w:val="clear"/>
+          <w:shd w:val="clear" w:color="auto" w:fill="auto"/>
           <w:tblCellMar>
             <w:top w:w="15" w:type="dxa"/>
             <w:left w:w="15" w:type="dxa"/>
@@ -5977,7 +6329,7 @@
               <w:tl2br w:val="nil"/>
               <w:tr2bl w:val="nil"/>
             </w:tcBorders>
-            <w:shd w:val="clear"/>
+            <w:shd w:val="clear" w:color="auto" w:fill="auto"/>
             <w:tcMar>
               <w:top w:w="75" w:type="dxa"/>
               <w:left w:w="150" w:type="dxa"/>
@@ -6024,7 +6376,6 @@
                 <w:kern w:val="0"/>
                 <w:sz w:val="22"/>
                 <w:szCs w:val="22"/>
-                <w:bdr w:val="none" w:color="auto" w:sz="0" w:space="0"/>
                 <w:lang w:val="en-US" w:eastAsia="zh-CN" w:bidi="ar"/>
                 <w14:textFill>
                   <w14:solidFill>
@@ -6044,7 +6395,7 @@
               <w:tl2br w:val="nil"/>
               <w:tr2bl w:val="nil"/>
             </w:tcBorders>
-            <w:shd w:val="clear"/>
+            <w:shd w:val="clear" w:color="auto" w:fill="auto"/>
             <w:tcMar>
               <w:top w:w="75" w:type="dxa"/>
               <w:left w:w="150" w:type="dxa"/>
@@ -6091,7 +6442,6 @@
                 <w:kern w:val="0"/>
                 <w:sz w:val="22"/>
                 <w:szCs w:val="22"/>
-                <w:bdr w:val="none" w:color="auto" w:sz="0" w:space="0"/>
                 <w:lang w:val="en-US" w:eastAsia="zh-CN" w:bidi="ar"/>
                 <w14:textFill>
                   <w14:solidFill>
@@ -6111,7 +6461,7 @@
               <w:tl2br w:val="nil"/>
               <w:tr2bl w:val="nil"/>
             </w:tcBorders>
-            <w:shd w:val="clear"/>
+            <w:shd w:val="clear" w:color="auto" w:fill="auto"/>
             <w:tcMar>
               <w:top w:w="75" w:type="dxa"/>
               <w:left w:w="150" w:type="dxa"/>
@@ -6158,7 +6508,6 @@
                 <w:kern w:val="0"/>
                 <w:sz w:val="22"/>
                 <w:szCs w:val="22"/>
-                <w:bdr w:val="none" w:color="auto" w:sz="0" w:space="0"/>
                 <w:lang w:val="en-US" w:eastAsia="zh-CN" w:bidi="ar"/>
                 <w14:textFill>
                   <w14:solidFill>
@@ -6178,7 +6527,7 @@
               <w:tl2br w:val="nil"/>
               <w:tr2bl w:val="nil"/>
             </w:tcBorders>
-            <w:shd w:val="clear"/>
+            <w:shd w:val="clear" w:color="auto" w:fill="auto"/>
             <w:tcMar>
               <w:top w:w="75" w:type="dxa"/>
               <w:left w:w="150" w:type="dxa"/>
@@ -6225,7 +6574,6 @@
                 <w:kern w:val="0"/>
                 <w:sz w:val="22"/>
                 <w:szCs w:val="22"/>
-                <w:bdr w:val="none" w:color="auto" w:sz="0" w:space="0"/>
                 <w:lang w:val="en-US" w:eastAsia="zh-CN" w:bidi="ar"/>
                 <w14:textFill>
                   <w14:solidFill>
@@ -6249,7 +6597,7 @@
             <w:insideH w:val="single" w:color="auto" w:sz="4" w:space="0"/>
             <w:insideV w:val="single" w:color="auto" w:sz="4" w:space="0"/>
           </w:tblBorders>
-          <w:shd w:val="clear"/>
+          <w:shd w:val="clear" w:color="auto" w:fill="auto"/>
           <w:tblCellMar>
             <w:top w:w="15" w:type="dxa"/>
             <w:left w:w="15" w:type="dxa"/>
@@ -6264,7 +6612,7 @@
               <w:tl2br w:val="nil"/>
               <w:tr2bl w:val="nil"/>
             </w:tcBorders>
-            <w:shd w:val="clear"/>
+            <w:shd w:val="clear" w:color="auto" w:fill="auto"/>
             <w:tcMar>
               <w:top w:w="75" w:type="dxa"/>
               <w:left w:w="150" w:type="dxa"/>
@@ -6311,7 +6659,6 @@
                 <w:kern w:val="0"/>
                 <w:sz w:val="22"/>
                 <w:szCs w:val="22"/>
-                <w:bdr w:val="none" w:color="auto" w:sz="0" w:space="0"/>
                 <w:lang w:val="en-US" w:eastAsia="zh-CN" w:bidi="ar"/>
                 <w14:textFill>
                   <w14:solidFill>
@@ -6331,7 +6678,7 @@
               <w:tl2br w:val="nil"/>
               <w:tr2bl w:val="nil"/>
             </w:tcBorders>
-            <w:shd w:val="clear"/>
+            <w:shd w:val="clear" w:color="auto" w:fill="auto"/>
             <w:tcMar>
               <w:top w:w="75" w:type="dxa"/>
               <w:left w:w="150" w:type="dxa"/>
@@ -6378,7 +6725,6 @@
                 <w:kern w:val="0"/>
                 <w:sz w:val="22"/>
                 <w:szCs w:val="22"/>
-                <w:bdr w:val="none" w:color="auto" w:sz="0" w:space="0"/>
                 <w:lang w:val="en-US" w:eastAsia="zh-CN" w:bidi="ar"/>
                 <w14:textFill>
                   <w14:solidFill>
@@ -6398,7 +6744,7 @@
               <w:tl2br w:val="nil"/>
               <w:tr2bl w:val="nil"/>
             </w:tcBorders>
-            <w:shd w:val="clear"/>
+            <w:shd w:val="clear" w:color="auto" w:fill="auto"/>
             <w:tcMar>
               <w:top w:w="75" w:type="dxa"/>
               <w:left w:w="150" w:type="dxa"/>
@@ -6445,7 +6791,6 @@
                 <w:kern w:val="0"/>
                 <w:sz w:val="22"/>
                 <w:szCs w:val="22"/>
-                <w:bdr w:val="none" w:color="auto" w:sz="0" w:space="0"/>
                 <w:lang w:val="en-US" w:eastAsia="zh-CN" w:bidi="ar"/>
                 <w14:textFill>
                   <w14:solidFill>
@@ -6465,7 +6810,7 @@
               <w:tl2br w:val="nil"/>
               <w:tr2bl w:val="nil"/>
             </w:tcBorders>
-            <w:shd w:val="clear"/>
+            <w:shd w:val="clear" w:color="auto" w:fill="auto"/>
             <w:tcMar>
               <w:top w:w="75" w:type="dxa"/>
               <w:left w:w="150" w:type="dxa"/>
@@ -6512,7 +6857,6 @@
                 <w:kern w:val="0"/>
                 <w:sz w:val="22"/>
                 <w:szCs w:val="22"/>
-                <w:bdr w:val="none" w:color="auto" w:sz="0" w:space="0"/>
                 <w:lang w:val="en-US" w:eastAsia="zh-CN" w:bidi="ar"/>
                 <w14:textFill>
                   <w14:solidFill>
@@ -6536,6 +6880,7 @@
             <w:insideH w:val="single" w:color="auto" w:sz="4" w:space="0"/>
             <w:insideV w:val="single" w:color="auto" w:sz="4" w:space="0"/>
           </w:tblBorders>
+          <w:shd w:val="clear" w:color="auto" w:fill="auto"/>
           <w:tblCellMar>
             <w:top w:w="15" w:type="dxa"/>
             <w:left w:w="15" w:type="dxa"/>
@@ -6550,7 +6895,7 @@
               <w:tl2br w:val="nil"/>
               <w:tr2bl w:val="nil"/>
             </w:tcBorders>
-            <w:shd w:val="clear"/>
+            <w:shd w:val="clear" w:color="auto" w:fill="auto"/>
             <w:tcMar>
               <w:top w:w="75" w:type="dxa"/>
               <w:left w:w="150" w:type="dxa"/>
@@ -6597,7 +6942,6 @@
                 <w:kern w:val="0"/>
                 <w:sz w:val="22"/>
                 <w:szCs w:val="22"/>
-                <w:bdr w:val="none" w:color="auto" w:sz="0" w:space="0"/>
                 <w:lang w:val="en-US" w:eastAsia="zh-CN" w:bidi="ar"/>
                 <w14:textFill>
                   <w14:solidFill>
@@ -6617,7 +6961,7 @@
               <w:tl2br w:val="nil"/>
               <w:tr2bl w:val="nil"/>
             </w:tcBorders>
-            <w:shd w:val="clear"/>
+            <w:shd w:val="clear" w:color="auto" w:fill="auto"/>
             <w:tcMar>
               <w:top w:w="75" w:type="dxa"/>
               <w:left w:w="150" w:type="dxa"/>
@@ -6664,7 +7008,6 @@
                 <w:kern w:val="0"/>
                 <w:sz w:val="22"/>
                 <w:szCs w:val="22"/>
-                <w:bdr w:val="none" w:color="auto" w:sz="0" w:space="0"/>
                 <w:lang w:val="en-US" w:eastAsia="zh-CN" w:bidi="ar"/>
                 <w14:textFill>
                   <w14:solidFill>
@@ -6684,7 +7027,7 @@
               <w:tl2br w:val="nil"/>
               <w:tr2bl w:val="nil"/>
             </w:tcBorders>
-            <w:shd w:val="clear"/>
+            <w:shd w:val="clear" w:color="auto" w:fill="auto"/>
             <w:tcMar>
               <w:top w:w="75" w:type="dxa"/>
               <w:left w:w="150" w:type="dxa"/>
@@ -6731,7 +7074,6 @@
                 <w:kern w:val="0"/>
                 <w:sz w:val="22"/>
                 <w:szCs w:val="22"/>
-                <w:bdr w:val="none" w:color="auto" w:sz="0" w:space="0"/>
                 <w:lang w:val="en-US" w:eastAsia="zh-CN" w:bidi="ar"/>
                 <w14:textFill>
                   <w14:solidFill>
@@ -6751,7 +7093,7 @@
               <w:tl2br w:val="nil"/>
               <w:tr2bl w:val="nil"/>
             </w:tcBorders>
-            <w:shd w:val="clear"/>
+            <w:shd w:val="clear" w:color="auto" w:fill="auto"/>
             <w:tcMar>
               <w:top w:w="75" w:type="dxa"/>
               <w:left w:w="150" w:type="dxa"/>
@@ -6798,7 +7140,6 @@
                 <w:kern w:val="0"/>
                 <w:sz w:val="22"/>
                 <w:szCs w:val="22"/>
-                <w:bdr w:val="none" w:color="auto" w:sz="0" w:space="0"/>
                 <w:lang w:val="en-US" w:eastAsia="zh-CN" w:bidi="ar"/>
                 <w14:textFill>
                   <w14:solidFill>
@@ -6820,6 +7161,10 @@
         <w:widowControl/>
         <w:suppressLineNumbers w:val="0"/>
         <w:jc w:val="left"/>
+        <w:rPr>
+          <w:rFonts w:hint="default"/>
+          <w:lang w:val="ru-RU"/>
+        </w:rPr>
       </w:pPr>
     </w:p>
     <w:p>
@@ -7864,6 +8209,7 @@
       <w:pPr>
         <w:widowControl w:val="0"/>
         <w:numPr>
+          <w:ilvl w:val="0"/>
           <w:numId w:val="0"/>
         </w:numPr>
         <w:tabs>
@@ -11381,6 +11727,7 @@
     </w:p>
     <w:tbl>
       <w:tblPr>
+        <w:tblStyle w:val="12"/>
         <w:tblW w:w="0" w:type="auto"/>
         <w:tblInd w:w="0" w:type="dxa"/>
         <w:tblBorders>
@@ -11391,7 +11738,7 @@
           <w:insideH w:val="single" w:color="auto" w:sz="4" w:space="0"/>
           <w:insideV w:val="single" w:color="auto" w:sz="4" w:space="0"/>
         </w:tblBorders>
-        <w:shd w:val="clear"/>
+        <w:shd w:val="clear" w:color="auto" w:fill="auto"/>
         <w:tblLayout w:type="autofit"/>
         <w:tblCellMar>
           <w:top w:w="15" w:type="dxa"/>
@@ -11415,7 +11762,7 @@
             <w:insideH w:val="single" w:color="auto" w:sz="4" w:space="0"/>
             <w:insideV w:val="single" w:color="auto" w:sz="4" w:space="0"/>
           </w:tblBorders>
-          <w:shd w:val="clear"/>
+          <w:shd w:val="clear" w:color="auto" w:fill="auto"/>
           <w:tblCellMar>
             <w:top w:w="15" w:type="dxa"/>
             <w:left w:w="15" w:type="dxa"/>
@@ -11430,7 +11777,7 @@
               <w:tl2br w:val="nil"/>
               <w:tr2bl w:val="nil"/>
             </w:tcBorders>
-            <w:shd w:val="clear"/>
+            <w:shd w:val="clear" w:color="auto" w:fill="auto"/>
             <w:tcMar>
               <w:top w:w="75" w:type="dxa"/>
               <w:left w:w="150" w:type="dxa"/>
@@ -11477,7 +11824,6 @@
                 <w:kern w:val="0"/>
                 <w:sz w:val="22"/>
                 <w:szCs w:val="22"/>
-                <w:bdr w:val="none" w:color="auto" w:sz="0" w:space="0"/>
                 <w:lang w:val="en-US" w:eastAsia="zh-CN" w:bidi="ar"/>
                 <w14:textFill>
                   <w14:solidFill>
@@ -11497,7 +11843,7 @@
               <w:tl2br w:val="nil"/>
               <w:tr2bl w:val="nil"/>
             </w:tcBorders>
-            <w:shd w:val="clear"/>
+            <w:shd w:val="clear" w:color="auto" w:fill="auto"/>
             <w:tcMar>
               <w:top w:w="75" w:type="dxa"/>
               <w:left w:w="150" w:type="dxa"/>
@@ -11544,7 +11890,6 @@
                 <w:kern w:val="0"/>
                 <w:sz w:val="22"/>
                 <w:szCs w:val="22"/>
-                <w:bdr w:val="none" w:color="auto" w:sz="0" w:space="0"/>
                 <w:lang w:val="en-US" w:eastAsia="zh-CN" w:bidi="ar"/>
                 <w14:textFill>
                   <w14:solidFill>
@@ -11564,7 +11909,7 @@
               <w:tl2br w:val="nil"/>
               <w:tr2bl w:val="nil"/>
             </w:tcBorders>
-            <w:shd w:val="clear"/>
+            <w:shd w:val="clear" w:color="auto" w:fill="auto"/>
             <w:tcMar>
               <w:top w:w="75" w:type="dxa"/>
               <w:left w:w="150" w:type="dxa"/>
@@ -11611,7 +11956,6 @@
                 <w:kern w:val="0"/>
                 <w:sz w:val="22"/>
                 <w:szCs w:val="22"/>
-                <w:bdr w:val="none" w:color="auto" w:sz="0" w:space="0"/>
                 <w:lang w:val="en-US" w:eastAsia="zh-CN" w:bidi="ar"/>
                 <w14:textFill>
                   <w14:solidFill>
@@ -11635,7 +11979,7 @@
             <w:insideH w:val="single" w:color="auto" w:sz="4" w:space="0"/>
             <w:insideV w:val="single" w:color="auto" w:sz="4" w:space="0"/>
           </w:tblBorders>
-          <w:shd w:val="clear"/>
+          <w:shd w:val="clear" w:color="auto" w:fill="auto"/>
           <w:tblCellMar>
             <w:top w:w="15" w:type="dxa"/>
             <w:left w:w="15" w:type="dxa"/>
@@ -11650,7 +11994,7 @@
               <w:tl2br w:val="nil"/>
               <w:tr2bl w:val="nil"/>
             </w:tcBorders>
-            <w:shd w:val="clear"/>
+            <w:shd w:val="clear" w:color="auto" w:fill="auto"/>
             <w:tcMar>
               <w:top w:w="75" w:type="dxa"/>
               <w:left w:w="150" w:type="dxa"/>
@@ -11697,7 +12041,6 @@
                 <w:kern w:val="0"/>
                 <w:sz w:val="22"/>
                 <w:szCs w:val="22"/>
-                <w:bdr w:val="none" w:color="auto" w:sz="0" w:space="0"/>
                 <w:lang w:val="en-US" w:eastAsia="zh-CN" w:bidi="ar"/>
                 <w14:textFill>
                   <w14:solidFill>
@@ -11717,7 +12060,7 @@
               <w:tl2br w:val="nil"/>
               <w:tr2bl w:val="nil"/>
             </w:tcBorders>
-            <w:shd w:val="clear"/>
+            <w:shd w:val="clear" w:color="auto" w:fill="auto"/>
             <w:tcMar>
               <w:top w:w="75" w:type="dxa"/>
               <w:left w:w="150" w:type="dxa"/>
@@ -11764,7 +12107,6 @@
                 <w:kern w:val="0"/>
                 <w:sz w:val="22"/>
                 <w:szCs w:val="22"/>
-                <w:bdr w:val="none" w:color="auto" w:sz="0" w:space="0"/>
                 <w:lang w:val="en-US" w:eastAsia="zh-CN" w:bidi="ar"/>
                 <w14:textFill>
                   <w14:solidFill>
@@ -11784,7 +12126,7 @@
               <w:tl2br w:val="nil"/>
               <w:tr2bl w:val="nil"/>
             </w:tcBorders>
-            <w:shd w:val="clear"/>
+            <w:shd w:val="clear" w:color="auto" w:fill="auto"/>
             <w:tcMar>
               <w:top w:w="75" w:type="dxa"/>
               <w:left w:w="150" w:type="dxa"/>
@@ -11831,7 +12173,6 @@
                 <w:kern w:val="0"/>
                 <w:sz w:val="22"/>
                 <w:szCs w:val="22"/>
-                <w:bdr w:val="none" w:color="auto" w:sz="0" w:space="0"/>
                 <w:lang w:val="en-US" w:eastAsia="zh-CN" w:bidi="ar"/>
                 <w14:textFill>
                   <w14:solidFill>
@@ -11855,7 +12196,7 @@
             <w:insideH w:val="single" w:color="auto" w:sz="4" w:space="0"/>
             <w:insideV w:val="single" w:color="auto" w:sz="4" w:space="0"/>
           </w:tblBorders>
-          <w:shd w:val="clear"/>
+          <w:shd w:val="clear" w:color="auto" w:fill="auto"/>
           <w:tblCellMar>
             <w:top w:w="15" w:type="dxa"/>
             <w:left w:w="15" w:type="dxa"/>
@@ -11870,7 +12211,7 @@
               <w:tl2br w:val="nil"/>
               <w:tr2bl w:val="nil"/>
             </w:tcBorders>
-            <w:shd w:val="clear"/>
+            <w:shd w:val="clear" w:color="auto" w:fill="auto"/>
             <w:tcMar>
               <w:top w:w="75" w:type="dxa"/>
               <w:left w:w="150" w:type="dxa"/>
@@ -11917,7 +12258,6 @@
                 <w:kern w:val="0"/>
                 <w:sz w:val="22"/>
                 <w:szCs w:val="22"/>
-                <w:bdr w:val="none" w:color="auto" w:sz="0" w:space="0"/>
                 <w:lang w:val="en-US" w:eastAsia="zh-CN" w:bidi="ar"/>
                 <w14:textFill>
                   <w14:solidFill>
@@ -11937,7 +12277,7 @@
               <w:tl2br w:val="nil"/>
               <w:tr2bl w:val="nil"/>
             </w:tcBorders>
-            <w:shd w:val="clear"/>
+            <w:shd w:val="clear" w:color="auto" w:fill="auto"/>
             <w:tcMar>
               <w:top w:w="75" w:type="dxa"/>
               <w:left w:w="150" w:type="dxa"/>
@@ -11984,7 +12324,6 @@
                 <w:kern w:val="0"/>
                 <w:sz w:val="22"/>
                 <w:szCs w:val="22"/>
-                <w:bdr w:val="none" w:color="auto" w:sz="0" w:space="0"/>
                 <w:lang w:val="en-US" w:eastAsia="zh-CN" w:bidi="ar"/>
                 <w14:textFill>
                   <w14:solidFill>
@@ -12004,7 +12343,7 @@
               <w:tl2br w:val="nil"/>
               <w:tr2bl w:val="nil"/>
             </w:tcBorders>
-            <w:shd w:val="clear"/>
+            <w:shd w:val="clear" w:color="auto" w:fill="auto"/>
             <w:tcMar>
               <w:top w:w="75" w:type="dxa"/>
               <w:left w:w="150" w:type="dxa"/>
@@ -12051,7 +12390,6 @@
                 <w:kern w:val="0"/>
                 <w:sz w:val="22"/>
                 <w:szCs w:val="22"/>
-                <w:bdr w:val="none" w:color="auto" w:sz="0" w:space="0"/>
                 <w:lang w:val="en-US" w:eastAsia="zh-CN" w:bidi="ar"/>
                 <w14:textFill>
                   <w14:solidFill>
@@ -12075,7 +12413,7 @@
             <w:insideH w:val="single" w:color="auto" w:sz="4" w:space="0"/>
             <w:insideV w:val="single" w:color="auto" w:sz="4" w:space="0"/>
           </w:tblBorders>
-          <w:shd w:val="clear"/>
+          <w:shd w:val="clear" w:color="auto" w:fill="auto"/>
           <w:tblCellMar>
             <w:top w:w="15" w:type="dxa"/>
             <w:left w:w="15" w:type="dxa"/>
@@ -12090,7 +12428,7 @@
               <w:tl2br w:val="nil"/>
               <w:tr2bl w:val="nil"/>
             </w:tcBorders>
-            <w:shd w:val="clear"/>
+            <w:shd w:val="clear" w:color="auto" w:fill="auto"/>
             <w:tcMar>
               <w:top w:w="75" w:type="dxa"/>
               <w:left w:w="150" w:type="dxa"/>
@@ -12137,7 +12475,6 @@
                 <w:kern w:val="0"/>
                 <w:sz w:val="22"/>
                 <w:szCs w:val="22"/>
-                <w:bdr w:val="none" w:color="auto" w:sz="0" w:space="0"/>
                 <w:lang w:val="en-US" w:eastAsia="zh-CN" w:bidi="ar"/>
                 <w14:textFill>
                   <w14:solidFill>
@@ -12157,7 +12494,7 @@
               <w:tl2br w:val="nil"/>
               <w:tr2bl w:val="nil"/>
             </w:tcBorders>
-            <w:shd w:val="clear"/>
+            <w:shd w:val="clear" w:color="auto" w:fill="auto"/>
             <w:tcMar>
               <w:top w:w="75" w:type="dxa"/>
               <w:left w:w="150" w:type="dxa"/>
@@ -12204,7 +12541,6 @@
                 <w:kern w:val="0"/>
                 <w:sz w:val="22"/>
                 <w:szCs w:val="22"/>
-                <w:bdr w:val="none" w:color="auto" w:sz="0" w:space="0"/>
                 <w:lang w:val="en-US" w:eastAsia="zh-CN" w:bidi="ar"/>
                 <w14:textFill>
                   <w14:solidFill>
@@ -12224,7 +12560,7 @@
               <w:tl2br w:val="nil"/>
               <w:tr2bl w:val="nil"/>
             </w:tcBorders>
-            <w:shd w:val="clear"/>
+            <w:shd w:val="clear" w:color="auto" w:fill="auto"/>
             <w:tcMar>
               <w:top w:w="75" w:type="dxa"/>
               <w:left w:w="150" w:type="dxa"/>
@@ -12271,7 +12607,6 @@
                 <w:kern w:val="0"/>
                 <w:sz w:val="22"/>
                 <w:szCs w:val="22"/>
-                <w:bdr w:val="none" w:color="auto" w:sz="0" w:space="0"/>
                 <w:lang w:val="en-US" w:eastAsia="zh-CN" w:bidi="ar"/>
                 <w14:textFill>
                   <w14:solidFill>
@@ -12295,7 +12630,7 @@
             <w:insideH w:val="single" w:color="auto" w:sz="4" w:space="0"/>
             <w:insideV w:val="single" w:color="auto" w:sz="4" w:space="0"/>
           </w:tblBorders>
-          <w:shd w:val="clear"/>
+          <w:shd w:val="clear" w:color="auto" w:fill="auto"/>
           <w:tblCellMar>
             <w:top w:w="15" w:type="dxa"/>
             <w:left w:w="15" w:type="dxa"/>
@@ -12310,7 +12645,7 @@
               <w:tl2br w:val="nil"/>
               <w:tr2bl w:val="nil"/>
             </w:tcBorders>
-            <w:shd w:val="clear"/>
+            <w:shd w:val="clear" w:color="auto" w:fill="auto"/>
             <w:tcMar>
               <w:top w:w="75" w:type="dxa"/>
               <w:left w:w="150" w:type="dxa"/>
@@ -12357,7 +12692,6 @@
                 <w:kern w:val="0"/>
                 <w:sz w:val="22"/>
                 <w:szCs w:val="22"/>
-                <w:bdr w:val="none" w:color="auto" w:sz="0" w:space="0"/>
                 <w:lang w:val="en-US" w:eastAsia="zh-CN" w:bidi="ar"/>
                 <w14:textFill>
                   <w14:solidFill>
@@ -12377,7 +12711,7 @@
               <w:tl2br w:val="nil"/>
               <w:tr2bl w:val="nil"/>
             </w:tcBorders>
-            <w:shd w:val="clear"/>
+            <w:shd w:val="clear" w:color="auto" w:fill="auto"/>
             <w:tcMar>
               <w:top w:w="75" w:type="dxa"/>
               <w:left w:w="150" w:type="dxa"/>
@@ -12424,7 +12758,6 @@
                 <w:kern w:val="0"/>
                 <w:sz w:val="22"/>
                 <w:szCs w:val="22"/>
-                <w:bdr w:val="none" w:color="auto" w:sz="0" w:space="0"/>
                 <w:lang w:val="en-US" w:eastAsia="zh-CN" w:bidi="ar"/>
                 <w14:textFill>
                   <w14:solidFill>
@@ -12444,7 +12777,7 @@
               <w:tl2br w:val="nil"/>
               <w:tr2bl w:val="nil"/>
             </w:tcBorders>
-            <w:shd w:val="clear"/>
+            <w:shd w:val="clear" w:color="auto" w:fill="auto"/>
             <w:tcMar>
               <w:top w:w="75" w:type="dxa"/>
               <w:left w:w="150" w:type="dxa"/>
@@ -12491,7 +12824,6 @@
                 <w:kern w:val="0"/>
                 <w:sz w:val="22"/>
                 <w:szCs w:val="22"/>
-                <w:bdr w:val="none" w:color="auto" w:sz="0" w:space="0"/>
                 <w:lang w:val="en-US" w:eastAsia="zh-CN" w:bidi="ar"/>
                 <w14:textFill>
                   <w14:solidFill>
@@ -12515,7 +12847,7 @@
             <w:insideH w:val="single" w:color="auto" w:sz="4" w:space="0"/>
             <w:insideV w:val="single" w:color="auto" w:sz="4" w:space="0"/>
           </w:tblBorders>
-          <w:shd w:val="clear"/>
+          <w:shd w:val="clear" w:color="auto" w:fill="auto"/>
           <w:tblCellMar>
             <w:top w:w="15" w:type="dxa"/>
             <w:left w:w="15" w:type="dxa"/>
@@ -12530,7 +12862,7 @@
               <w:tl2br w:val="nil"/>
               <w:tr2bl w:val="nil"/>
             </w:tcBorders>
-            <w:shd w:val="clear"/>
+            <w:shd w:val="clear" w:color="auto" w:fill="auto"/>
             <w:tcMar>
               <w:top w:w="75" w:type="dxa"/>
               <w:left w:w="150" w:type="dxa"/>
@@ -12577,7 +12909,6 @@
                 <w:kern w:val="0"/>
                 <w:sz w:val="22"/>
                 <w:szCs w:val="22"/>
-                <w:bdr w:val="none" w:color="auto" w:sz="0" w:space="0"/>
                 <w:lang w:val="en-US" w:eastAsia="zh-CN" w:bidi="ar"/>
                 <w14:textFill>
                   <w14:solidFill>
@@ -12597,7 +12928,7 @@
               <w:tl2br w:val="nil"/>
               <w:tr2bl w:val="nil"/>
             </w:tcBorders>
-            <w:shd w:val="clear"/>
+            <w:shd w:val="clear" w:color="auto" w:fill="auto"/>
             <w:tcMar>
               <w:top w:w="75" w:type="dxa"/>
               <w:left w:w="150" w:type="dxa"/>
@@ -12644,7 +12975,6 @@
                 <w:kern w:val="0"/>
                 <w:sz w:val="22"/>
                 <w:szCs w:val="22"/>
-                <w:bdr w:val="none" w:color="auto" w:sz="0" w:space="0"/>
                 <w:lang w:val="en-US" w:eastAsia="zh-CN" w:bidi="ar"/>
                 <w14:textFill>
                   <w14:solidFill>
@@ -12664,7 +12994,7 @@
               <w:tl2br w:val="nil"/>
               <w:tr2bl w:val="nil"/>
             </w:tcBorders>
-            <w:shd w:val="clear"/>
+            <w:shd w:val="clear" w:color="auto" w:fill="auto"/>
             <w:tcMar>
               <w:top w:w="75" w:type="dxa"/>
               <w:left w:w="150" w:type="dxa"/>
@@ -12711,7 +13041,6 @@
                 <w:kern w:val="0"/>
                 <w:sz w:val="22"/>
                 <w:szCs w:val="22"/>
-                <w:bdr w:val="none" w:color="auto" w:sz="0" w:space="0"/>
                 <w:lang w:val="en-US" w:eastAsia="zh-CN" w:bidi="ar"/>
                 <w14:textFill>
                   <w14:solidFill>
@@ -12735,7 +13064,7 @@
             <w:insideH w:val="single" w:color="auto" w:sz="4" w:space="0"/>
             <w:insideV w:val="single" w:color="auto" w:sz="4" w:space="0"/>
           </w:tblBorders>
-          <w:shd w:val="clear"/>
+          <w:shd w:val="clear" w:color="auto" w:fill="auto"/>
           <w:tblCellMar>
             <w:top w:w="15" w:type="dxa"/>
             <w:left w:w="15" w:type="dxa"/>
@@ -12750,7 +13079,7 @@
               <w:tl2br w:val="nil"/>
               <w:tr2bl w:val="nil"/>
             </w:tcBorders>
-            <w:shd w:val="clear"/>
+            <w:shd w:val="clear" w:color="auto" w:fill="auto"/>
             <w:tcMar>
               <w:top w:w="75" w:type="dxa"/>
               <w:left w:w="150" w:type="dxa"/>
@@ -12797,7 +13126,6 @@
                 <w:kern w:val="0"/>
                 <w:sz w:val="22"/>
                 <w:szCs w:val="22"/>
-                <w:bdr w:val="none" w:color="auto" w:sz="0" w:space="0"/>
                 <w:lang w:val="en-US" w:eastAsia="zh-CN" w:bidi="ar"/>
                 <w14:textFill>
                   <w14:solidFill>
@@ -12817,7 +13145,7 @@
               <w:tl2br w:val="nil"/>
               <w:tr2bl w:val="nil"/>
             </w:tcBorders>
-            <w:shd w:val="clear"/>
+            <w:shd w:val="clear" w:color="auto" w:fill="auto"/>
             <w:tcMar>
               <w:top w:w="75" w:type="dxa"/>
               <w:left w:w="150" w:type="dxa"/>
@@ -12864,7 +13192,6 @@
                 <w:kern w:val="0"/>
                 <w:sz w:val="22"/>
                 <w:szCs w:val="22"/>
-                <w:bdr w:val="none" w:color="auto" w:sz="0" w:space="0"/>
                 <w:lang w:val="en-US" w:eastAsia="zh-CN" w:bidi="ar"/>
                 <w14:textFill>
                   <w14:solidFill>
@@ -12884,7 +13211,7 @@
               <w:tl2br w:val="nil"/>
               <w:tr2bl w:val="nil"/>
             </w:tcBorders>
-            <w:shd w:val="clear"/>
+            <w:shd w:val="clear" w:color="auto" w:fill="auto"/>
             <w:tcMar>
               <w:top w:w="75" w:type="dxa"/>
               <w:left w:w="150" w:type="dxa"/>
@@ -12931,7 +13258,6 @@
                 <w:kern w:val="0"/>
                 <w:sz w:val="22"/>
                 <w:szCs w:val="22"/>
-                <w:bdr w:val="none" w:color="auto" w:sz="0" w:space="0"/>
                 <w:lang w:val="en-US" w:eastAsia="zh-CN" w:bidi="ar"/>
                 <w14:textFill>
                   <w14:solidFill>
@@ -12955,7 +13281,7 @@
             <w:insideH w:val="single" w:color="auto" w:sz="4" w:space="0"/>
             <w:insideV w:val="single" w:color="auto" w:sz="4" w:space="0"/>
           </w:tblBorders>
-          <w:shd w:val="clear"/>
+          <w:shd w:val="clear" w:color="auto" w:fill="auto"/>
           <w:tblCellMar>
             <w:top w:w="15" w:type="dxa"/>
             <w:left w:w="15" w:type="dxa"/>
@@ -12970,7 +13296,7 @@
               <w:tl2br w:val="nil"/>
               <w:tr2bl w:val="nil"/>
             </w:tcBorders>
-            <w:shd w:val="clear"/>
+            <w:shd w:val="clear" w:color="auto" w:fill="auto"/>
             <w:tcMar>
               <w:top w:w="75" w:type="dxa"/>
               <w:left w:w="150" w:type="dxa"/>
@@ -13017,7 +13343,6 @@
                 <w:kern w:val="0"/>
                 <w:sz w:val="22"/>
                 <w:szCs w:val="22"/>
-                <w:bdr w:val="none" w:color="auto" w:sz="0" w:space="0"/>
                 <w:lang w:val="en-US" w:eastAsia="zh-CN" w:bidi="ar"/>
                 <w14:textFill>
                   <w14:solidFill>
@@ -13037,7 +13362,7 @@
               <w:tl2br w:val="nil"/>
               <w:tr2bl w:val="nil"/>
             </w:tcBorders>
-            <w:shd w:val="clear"/>
+            <w:shd w:val="clear" w:color="auto" w:fill="auto"/>
             <w:tcMar>
               <w:top w:w="75" w:type="dxa"/>
               <w:left w:w="150" w:type="dxa"/>
@@ -13084,7 +13409,6 @@
                 <w:kern w:val="0"/>
                 <w:sz w:val="22"/>
                 <w:szCs w:val="22"/>
-                <w:bdr w:val="none" w:color="auto" w:sz="0" w:space="0"/>
                 <w:lang w:val="en-US" w:eastAsia="zh-CN" w:bidi="ar"/>
                 <w14:textFill>
                   <w14:solidFill>
@@ -13104,7 +13428,7 @@
               <w:tl2br w:val="nil"/>
               <w:tr2bl w:val="nil"/>
             </w:tcBorders>
-            <w:shd w:val="clear"/>
+            <w:shd w:val="clear" w:color="auto" w:fill="auto"/>
             <w:tcMar>
               <w:top w:w="75" w:type="dxa"/>
               <w:left w:w="150" w:type="dxa"/>
@@ -13151,7 +13475,6 @@
                 <w:kern w:val="0"/>
                 <w:sz w:val="22"/>
                 <w:szCs w:val="22"/>
-                <w:bdr w:val="none" w:color="auto" w:sz="0" w:space="0"/>
                 <w:lang w:val="en-US" w:eastAsia="zh-CN" w:bidi="ar"/>
                 <w14:textFill>
                   <w14:solidFill>
@@ -13175,7 +13498,7 @@
             <w:insideH w:val="single" w:color="auto" w:sz="4" w:space="0"/>
             <w:insideV w:val="single" w:color="auto" w:sz="4" w:space="0"/>
           </w:tblBorders>
-          <w:shd w:val="clear"/>
+          <w:shd w:val="clear" w:color="auto" w:fill="auto"/>
           <w:tblCellMar>
             <w:top w:w="15" w:type="dxa"/>
             <w:left w:w="15" w:type="dxa"/>
@@ -13190,7 +13513,7 @@
               <w:tl2br w:val="nil"/>
               <w:tr2bl w:val="nil"/>
             </w:tcBorders>
-            <w:shd w:val="clear"/>
+            <w:shd w:val="clear" w:color="auto" w:fill="auto"/>
             <w:tcMar>
               <w:top w:w="75" w:type="dxa"/>
               <w:left w:w="150" w:type="dxa"/>
@@ -13237,7 +13560,6 @@
                 <w:kern w:val="0"/>
                 <w:sz w:val="22"/>
                 <w:szCs w:val="22"/>
-                <w:bdr w:val="none" w:color="auto" w:sz="0" w:space="0"/>
                 <w:lang w:val="en-US" w:eastAsia="zh-CN" w:bidi="ar"/>
                 <w14:textFill>
                   <w14:solidFill>
@@ -13257,7 +13579,7 @@
               <w:tl2br w:val="nil"/>
               <w:tr2bl w:val="nil"/>
             </w:tcBorders>
-            <w:shd w:val="clear"/>
+            <w:shd w:val="clear" w:color="auto" w:fill="auto"/>
             <w:tcMar>
               <w:top w:w="75" w:type="dxa"/>
               <w:left w:w="150" w:type="dxa"/>
@@ -13304,7 +13626,6 @@
                 <w:kern w:val="0"/>
                 <w:sz w:val="22"/>
                 <w:szCs w:val="22"/>
-                <w:bdr w:val="none" w:color="auto" w:sz="0" w:space="0"/>
                 <w:lang w:val="en-US" w:eastAsia="zh-CN" w:bidi="ar"/>
                 <w14:textFill>
                   <w14:solidFill>
@@ -13324,7 +13645,7 @@
               <w:tl2br w:val="nil"/>
               <w:tr2bl w:val="nil"/>
             </w:tcBorders>
-            <w:shd w:val="clear"/>
+            <w:shd w:val="clear" w:color="auto" w:fill="auto"/>
             <w:tcMar>
               <w:top w:w="75" w:type="dxa"/>
               <w:left w:w="150" w:type="dxa"/>
@@ -13371,7 +13692,6 @@
                 <w:kern w:val="0"/>
                 <w:sz w:val="22"/>
                 <w:szCs w:val="22"/>
-                <w:bdr w:val="none" w:color="auto" w:sz="0" w:space="0"/>
                 <w:lang w:val="en-US" w:eastAsia="zh-CN" w:bidi="ar"/>
                 <w14:textFill>
                   <w14:solidFill>
@@ -13395,7 +13715,7 @@
             <w:insideH w:val="single" w:color="auto" w:sz="4" w:space="0"/>
             <w:insideV w:val="single" w:color="auto" w:sz="4" w:space="0"/>
           </w:tblBorders>
-          <w:shd w:val="clear"/>
+          <w:shd w:val="clear" w:color="auto" w:fill="auto"/>
           <w:tblCellMar>
             <w:top w:w="15" w:type="dxa"/>
             <w:left w:w="15" w:type="dxa"/>
@@ -13410,7 +13730,7 @@
               <w:tl2br w:val="nil"/>
               <w:tr2bl w:val="nil"/>
             </w:tcBorders>
-            <w:shd w:val="clear"/>
+            <w:shd w:val="clear" w:color="auto" w:fill="auto"/>
             <w:tcMar>
               <w:top w:w="75" w:type="dxa"/>
               <w:left w:w="150" w:type="dxa"/>
@@ -13457,7 +13777,6 @@
                 <w:kern w:val="0"/>
                 <w:sz w:val="22"/>
                 <w:szCs w:val="22"/>
-                <w:bdr w:val="none" w:color="auto" w:sz="0" w:space="0"/>
                 <w:lang w:val="en-US" w:eastAsia="zh-CN" w:bidi="ar"/>
                 <w14:textFill>
                   <w14:solidFill>
@@ -13477,7 +13796,7 @@
               <w:tl2br w:val="nil"/>
               <w:tr2bl w:val="nil"/>
             </w:tcBorders>
-            <w:shd w:val="clear"/>
+            <w:shd w:val="clear" w:color="auto" w:fill="auto"/>
             <w:tcMar>
               <w:top w:w="75" w:type="dxa"/>
               <w:left w:w="150" w:type="dxa"/>
@@ -13524,7 +13843,6 @@
                 <w:kern w:val="0"/>
                 <w:sz w:val="22"/>
                 <w:szCs w:val="22"/>
-                <w:bdr w:val="none" w:color="auto" w:sz="0" w:space="0"/>
                 <w:lang w:val="en-US" w:eastAsia="zh-CN" w:bidi="ar"/>
                 <w14:textFill>
                   <w14:solidFill>
@@ -13544,7 +13862,7 @@
               <w:tl2br w:val="nil"/>
               <w:tr2bl w:val="nil"/>
             </w:tcBorders>
-            <w:shd w:val="clear"/>
+            <w:shd w:val="clear" w:color="auto" w:fill="auto"/>
             <w:tcMar>
               <w:top w:w="75" w:type="dxa"/>
               <w:left w:w="150" w:type="dxa"/>
@@ -13591,7 +13909,6 @@
                 <w:kern w:val="0"/>
                 <w:sz w:val="22"/>
                 <w:szCs w:val="22"/>
-                <w:bdr w:val="none" w:color="auto" w:sz="0" w:space="0"/>
                 <w:lang w:val="en-US" w:eastAsia="zh-CN" w:bidi="ar"/>
                 <w14:textFill>
                   <w14:solidFill>
@@ -17465,6 +17782,7 @@
       <w:pPr>
         <w:widowControl w:val="0"/>
         <w:numPr>
+          <w:ilvl w:val="0"/>
           <w:numId w:val="0"/>
         </w:numPr>
         <w:tabs>
@@ -17506,438 +17824,6 @@
           <w14:ligatures w14:val="none"/>
         </w:rPr>
         <w:t>лгоритм валидации купона:</w:t>
-      </w:r>
-    </w:p>
-    <w:p>
-      <w:pPr>
-        <w:widowControl w:val="0"/>
-        <w:numPr>
-          <w:numId w:val="0"/>
-        </w:numPr>
-        <w:tabs>
-          <w:tab w:val="left" w:pos="426"/>
-        </w:tabs>
-        <w:autoSpaceDE w:val="0"/>
-        <w:autoSpaceDN w:val="0"/>
-        <w:adjustRightInd w:val="0"/>
-        <w:spacing w:after="0" w:line="288" w:lineRule="auto"/>
-        <w:ind w:left="709" w:leftChars="0" w:right="-23" w:rightChars="0"/>
-        <w:jc w:val="both"/>
-        <w:rPr>
-          <w:rFonts w:hint="default" w:ascii="Times New Roman" w:hAnsi="Times New Roman" w:eastAsia="Times New Roman"/>
-          <w:kern w:val="0"/>
-          <w:sz w:val="26"/>
-          <w:szCs w:val="26"/>
-          <w:lang w:eastAsia="ru-RU"/>
-          <w14:ligatures w14:val="none"/>
-        </w:rPr>
-      </w:pPr>
-    </w:p>
-    <w:p>
-      <w:pPr>
-        <w:widowControl w:val="0"/>
-        <w:numPr>
-          <w:numId w:val="0"/>
-        </w:numPr>
-        <w:tabs>
-          <w:tab w:val="left" w:pos="426"/>
-        </w:tabs>
-        <w:autoSpaceDE w:val="0"/>
-        <w:autoSpaceDN w:val="0"/>
-        <w:adjustRightInd w:val="0"/>
-        <w:spacing w:after="0" w:line="288" w:lineRule="auto"/>
-        <w:ind w:left="709" w:leftChars="0" w:right="-23" w:rightChars="0"/>
-        <w:jc w:val="both"/>
-        <w:rPr>
-          <w:rFonts w:hint="default" w:ascii="Courier New" w:hAnsi="Courier New" w:eastAsia="Times New Roman" w:cs="Courier New"/>
-          <w:kern w:val="0"/>
-          <w:sz w:val="22"/>
-          <w:szCs w:val="22"/>
-          <w:lang w:eastAsia="ru-RU"/>
-          <w14:ligatures w14:val="none"/>
-        </w:rPr>
-      </w:pPr>
-      <w:r>
-        <w:rPr>
-          <w:rFonts w:hint="default" w:ascii="Courier New" w:hAnsi="Courier New" w:eastAsia="Times New Roman" w:cs="Courier New"/>
-          <w:kern w:val="0"/>
-          <w:sz w:val="22"/>
-          <w:szCs w:val="22"/>
-          <w:lang w:eastAsia="ru-RU"/>
-          <w14:ligatures w14:val="none"/>
-        </w:rPr>
-        <w:t>ФУНКЦИЯ Купон.Валиден():</w:t>
-      </w:r>
-    </w:p>
-    <w:p>
-      <w:pPr>
-        <w:widowControl w:val="0"/>
-        <w:numPr>
-          <w:numId w:val="0"/>
-        </w:numPr>
-        <w:tabs>
-          <w:tab w:val="left" w:pos="426"/>
-        </w:tabs>
-        <w:autoSpaceDE w:val="0"/>
-        <w:autoSpaceDN w:val="0"/>
-        <w:adjustRightInd w:val="0"/>
-        <w:spacing w:after="0" w:line="288" w:lineRule="auto"/>
-        <w:ind w:left="709" w:leftChars="0" w:right="-23" w:rightChars="0"/>
-        <w:jc w:val="both"/>
-        <w:rPr>
-          <w:rFonts w:hint="default" w:ascii="Courier New" w:hAnsi="Courier New" w:eastAsia="Times New Roman" w:cs="Courier New"/>
-          <w:kern w:val="0"/>
-          <w:sz w:val="22"/>
-          <w:szCs w:val="22"/>
-          <w:lang w:eastAsia="ru-RU"/>
-          <w14:ligatures w14:val="none"/>
-        </w:rPr>
-      </w:pPr>
-      <w:r>
-        <w:rPr>
-          <w:rFonts w:hint="default" w:ascii="Courier New" w:hAnsi="Courier New" w:eastAsia="Times New Roman" w:cs="Courier New"/>
-          <w:kern w:val="0"/>
-          <w:sz w:val="22"/>
-          <w:szCs w:val="22"/>
-          <w:lang w:eastAsia="ru-RU"/>
-          <w14:ligatures w14:val="none"/>
-        </w:rPr>
-        <w:t xml:space="preserve">    текущая_дата = ПолучитьТекущуюДату()</w:t>
-      </w:r>
-    </w:p>
-    <w:p>
-      <w:pPr>
-        <w:widowControl w:val="0"/>
-        <w:numPr>
-          <w:numId w:val="0"/>
-        </w:numPr>
-        <w:tabs>
-          <w:tab w:val="left" w:pos="426"/>
-        </w:tabs>
-        <w:autoSpaceDE w:val="0"/>
-        <w:autoSpaceDN w:val="0"/>
-        <w:adjustRightInd w:val="0"/>
-        <w:spacing w:after="0" w:line="288" w:lineRule="auto"/>
-        <w:ind w:left="709" w:leftChars="0" w:right="-23" w:rightChars="0"/>
-        <w:jc w:val="both"/>
-        <w:rPr>
-          <w:rFonts w:hint="default" w:ascii="Courier New" w:hAnsi="Courier New" w:eastAsia="Times New Roman" w:cs="Courier New"/>
-          <w:kern w:val="0"/>
-          <w:sz w:val="22"/>
-          <w:szCs w:val="22"/>
-          <w:lang w:eastAsia="ru-RU"/>
-          <w14:ligatures w14:val="none"/>
-        </w:rPr>
-      </w:pPr>
-      <w:r>
-        <w:rPr>
-          <w:rFonts w:hint="default" w:ascii="Courier New" w:hAnsi="Courier New" w:eastAsia="Times New Roman" w:cs="Courier New"/>
-          <w:kern w:val="0"/>
-          <w:sz w:val="22"/>
-          <w:szCs w:val="22"/>
-          <w:lang w:eastAsia="ru-RU"/>
-          <w14:ligatures w14:val="none"/>
-        </w:rPr>
-        <w:t xml:space="preserve">    ЕСЛИ НЕ купон.активен:</w:t>
-      </w:r>
-    </w:p>
-    <w:p>
-      <w:pPr>
-        <w:widowControl w:val="0"/>
-        <w:numPr>
-          <w:numId w:val="0"/>
-        </w:numPr>
-        <w:tabs>
-          <w:tab w:val="left" w:pos="426"/>
-        </w:tabs>
-        <w:autoSpaceDE w:val="0"/>
-        <w:autoSpaceDN w:val="0"/>
-        <w:adjustRightInd w:val="0"/>
-        <w:spacing w:after="0" w:line="288" w:lineRule="auto"/>
-        <w:ind w:left="709" w:leftChars="0" w:right="-23" w:rightChars="0"/>
-        <w:jc w:val="both"/>
-        <w:rPr>
-          <w:rFonts w:hint="default" w:ascii="Courier New" w:hAnsi="Courier New" w:eastAsia="Times New Roman" w:cs="Courier New"/>
-          <w:kern w:val="0"/>
-          <w:sz w:val="22"/>
-          <w:szCs w:val="22"/>
-          <w:lang w:eastAsia="ru-RU"/>
-          <w14:ligatures w14:val="none"/>
-        </w:rPr>
-      </w:pPr>
-      <w:r>
-        <w:rPr>
-          <w:rFonts w:hint="default" w:ascii="Courier New" w:hAnsi="Courier New" w:eastAsia="Times New Roman" w:cs="Courier New"/>
-          <w:kern w:val="0"/>
-          <w:sz w:val="22"/>
-          <w:szCs w:val="22"/>
-          <w:lang w:eastAsia="ru-RU"/>
-          <w14:ligatures w14:val="none"/>
-        </w:rPr>
-        <w:t xml:space="preserve">        ВЕРНУТЬ ЛОЖЬ</w:t>
-      </w:r>
-    </w:p>
-    <w:p>
-      <w:pPr>
-        <w:widowControl w:val="0"/>
-        <w:numPr>
-          <w:numId w:val="0"/>
-        </w:numPr>
-        <w:tabs>
-          <w:tab w:val="left" w:pos="426"/>
-        </w:tabs>
-        <w:autoSpaceDE w:val="0"/>
-        <w:autoSpaceDN w:val="0"/>
-        <w:adjustRightInd w:val="0"/>
-        <w:spacing w:after="0" w:line="288" w:lineRule="auto"/>
-        <w:ind w:left="709" w:leftChars="0" w:right="-23" w:rightChars="0"/>
-        <w:jc w:val="both"/>
-        <w:rPr>
-          <w:rFonts w:hint="default" w:ascii="Courier New" w:hAnsi="Courier New" w:eastAsia="Times New Roman" w:cs="Courier New"/>
-          <w:kern w:val="0"/>
-          <w:sz w:val="22"/>
-          <w:szCs w:val="22"/>
-          <w:lang w:eastAsia="ru-RU"/>
-          <w14:ligatures w14:val="none"/>
-        </w:rPr>
-      </w:pPr>
-      <w:r>
-        <w:rPr>
-          <w:rFonts w:hint="default" w:ascii="Courier New" w:hAnsi="Courier New" w:eastAsia="Times New Roman" w:cs="Courier New"/>
-          <w:kern w:val="0"/>
-          <w:sz w:val="22"/>
-          <w:szCs w:val="22"/>
-          <w:lang w:eastAsia="ru-RU"/>
-          <w14:ligatures w14:val="none"/>
-        </w:rPr>
-        <w:t xml:space="preserve">    ЕСЛИ текущая_дата &lt; купон.дата_начала:</w:t>
-      </w:r>
-    </w:p>
-    <w:p>
-      <w:pPr>
-        <w:widowControl w:val="0"/>
-        <w:numPr>
-          <w:numId w:val="0"/>
-        </w:numPr>
-        <w:tabs>
-          <w:tab w:val="left" w:pos="426"/>
-        </w:tabs>
-        <w:autoSpaceDE w:val="0"/>
-        <w:autoSpaceDN w:val="0"/>
-        <w:adjustRightInd w:val="0"/>
-        <w:spacing w:after="0" w:line="288" w:lineRule="auto"/>
-        <w:ind w:left="709" w:leftChars="0" w:right="-23" w:rightChars="0"/>
-        <w:jc w:val="both"/>
-        <w:rPr>
-          <w:rFonts w:hint="default" w:ascii="Courier New" w:hAnsi="Courier New" w:eastAsia="Times New Roman" w:cs="Courier New"/>
-          <w:kern w:val="0"/>
-          <w:sz w:val="22"/>
-          <w:szCs w:val="22"/>
-          <w:lang w:eastAsia="ru-RU"/>
-          <w14:ligatures w14:val="none"/>
-        </w:rPr>
-      </w:pPr>
-      <w:r>
-        <w:rPr>
-          <w:rFonts w:hint="default" w:ascii="Courier New" w:hAnsi="Courier New" w:eastAsia="Times New Roman" w:cs="Courier New"/>
-          <w:kern w:val="0"/>
-          <w:sz w:val="22"/>
-          <w:szCs w:val="22"/>
-          <w:lang w:eastAsia="ru-RU"/>
-          <w14:ligatures w14:val="none"/>
-        </w:rPr>
-        <w:t xml:space="preserve">        ВЕРНУТЬ ЛОЖЬ</w:t>
-      </w:r>
-    </w:p>
-    <w:p>
-      <w:pPr>
-        <w:widowControl w:val="0"/>
-        <w:numPr>
-          <w:numId w:val="0"/>
-        </w:numPr>
-        <w:tabs>
-          <w:tab w:val="left" w:pos="426"/>
-        </w:tabs>
-        <w:autoSpaceDE w:val="0"/>
-        <w:autoSpaceDN w:val="0"/>
-        <w:adjustRightInd w:val="0"/>
-        <w:spacing w:after="0" w:line="288" w:lineRule="auto"/>
-        <w:ind w:left="709" w:leftChars="0" w:right="-23" w:rightChars="0"/>
-        <w:jc w:val="both"/>
-        <w:rPr>
-          <w:rFonts w:hint="default" w:ascii="Courier New" w:hAnsi="Courier New" w:eastAsia="Times New Roman" w:cs="Courier New"/>
-          <w:kern w:val="0"/>
-          <w:sz w:val="22"/>
-          <w:szCs w:val="22"/>
-          <w:lang w:eastAsia="ru-RU"/>
-          <w14:ligatures w14:val="none"/>
-        </w:rPr>
-      </w:pPr>
-      <w:r>
-        <w:rPr>
-          <w:rFonts w:hint="default" w:ascii="Courier New" w:hAnsi="Courier New" w:eastAsia="Times New Roman" w:cs="Courier New"/>
-          <w:kern w:val="0"/>
-          <w:sz w:val="22"/>
-          <w:szCs w:val="22"/>
-          <w:lang w:eastAsia="ru-RU"/>
-          <w14:ligatures w14:val="none"/>
-        </w:rPr>
-        <w:t xml:space="preserve">    ЕСЛИ текущая_дата &gt; купон.дата_окончания:</w:t>
-      </w:r>
-    </w:p>
-    <w:p>
-      <w:pPr>
-        <w:widowControl w:val="0"/>
-        <w:numPr>
-          <w:numId w:val="0"/>
-        </w:numPr>
-        <w:tabs>
-          <w:tab w:val="left" w:pos="426"/>
-        </w:tabs>
-        <w:autoSpaceDE w:val="0"/>
-        <w:autoSpaceDN w:val="0"/>
-        <w:adjustRightInd w:val="0"/>
-        <w:spacing w:after="0" w:line="288" w:lineRule="auto"/>
-        <w:ind w:left="709" w:leftChars="0" w:right="-23" w:rightChars="0"/>
-        <w:jc w:val="both"/>
-        <w:rPr>
-          <w:rFonts w:hint="default" w:ascii="Courier New" w:hAnsi="Courier New" w:eastAsia="Times New Roman" w:cs="Courier New"/>
-          <w:kern w:val="0"/>
-          <w:sz w:val="22"/>
-          <w:szCs w:val="22"/>
-          <w:lang w:eastAsia="ru-RU"/>
-          <w14:ligatures w14:val="none"/>
-        </w:rPr>
-      </w:pPr>
-      <w:r>
-        <w:rPr>
-          <w:rFonts w:hint="default" w:ascii="Courier New" w:hAnsi="Courier New" w:eastAsia="Times New Roman" w:cs="Courier New"/>
-          <w:kern w:val="0"/>
-          <w:sz w:val="22"/>
-          <w:szCs w:val="22"/>
-          <w:lang w:eastAsia="ru-RU"/>
-          <w14:ligatures w14:val="none"/>
-        </w:rPr>
-        <w:t xml:space="preserve">        ВЕРНУТЬ ЛОЖЬ</w:t>
-      </w:r>
-    </w:p>
-    <w:p>
-      <w:pPr>
-        <w:widowControl w:val="0"/>
-        <w:numPr>
-          <w:numId w:val="0"/>
-        </w:numPr>
-        <w:tabs>
-          <w:tab w:val="left" w:pos="426"/>
-        </w:tabs>
-        <w:autoSpaceDE w:val="0"/>
-        <w:autoSpaceDN w:val="0"/>
-        <w:adjustRightInd w:val="0"/>
-        <w:spacing w:after="0" w:line="288" w:lineRule="auto"/>
-        <w:ind w:left="709" w:leftChars="0" w:right="-23" w:rightChars="0" w:firstLine="260"/>
-        <w:jc w:val="both"/>
-        <w:rPr>
-          <w:rFonts w:hint="default" w:ascii="Courier New" w:hAnsi="Courier New" w:eastAsia="Times New Roman" w:cs="Courier New"/>
-          <w:kern w:val="0"/>
-          <w:sz w:val="22"/>
-          <w:szCs w:val="22"/>
-          <w:lang w:eastAsia="ru-RU"/>
-          <w14:ligatures w14:val="none"/>
-        </w:rPr>
-      </w:pPr>
-      <w:r>
-        <w:rPr>
-          <w:rFonts w:hint="default" w:ascii="Courier New" w:hAnsi="Courier New" w:eastAsia="Times New Roman" w:cs="Courier New"/>
-          <w:kern w:val="0"/>
-          <w:sz w:val="22"/>
-          <w:szCs w:val="22"/>
-          <w:lang w:eastAsia="ru-RU"/>
-          <w14:ligatures w14:val="none"/>
-        </w:rPr>
-        <w:t>ВЕРНУТЬ ИСТИНА</w:t>
-      </w:r>
-    </w:p>
-    <w:p>
-      <w:pPr>
-        <w:widowControl w:val="0"/>
-        <w:numPr>
-          <w:numId w:val="0"/>
-        </w:numPr>
-        <w:tabs>
-          <w:tab w:val="left" w:pos="426"/>
-        </w:tabs>
-        <w:autoSpaceDE w:val="0"/>
-        <w:autoSpaceDN w:val="0"/>
-        <w:adjustRightInd w:val="0"/>
-        <w:spacing w:after="0" w:line="288" w:lineRule="auto"/>
-        <w:ind w:left="709" w:leftChars="0" w:right="-23" w:rightChars="0" w:firstLine="260"/>
-        <w:jc w:val="both"/>
-        <w:rPr>
-          <w:rFonts w:hint="default" w:ascii="Times New Roman" w:hAnsi="Times New Roman" w:eastAsia="Times New Roman"/>
-          <w:kern w:val="0"/>
-          <w:sz w:val="26"/>
-          <w:szCs w:val="26"/>
-          <w:lang w:eastAsia="ru-RU"/>
-          <w14:ligatures w14:val="none"/>
-        </w:rPr>
-      </w:pPr>
-    </w:p>
-    <w:p>
-      <w:pPr>
-        <w:widowControl w:val="0"/>
-        <w:numPr>
-          <w:numId w:val="0"/>
-        </w:numPr>
-        <w:tabs>
-          <w:tab w:val="left" w:pos="426"/>
-        </w:tabs>
-        <w:autoSpaceDE w:val="0"/>
-        <w:autoSpaceDN w:val="0"/>
-        <w:adjustRightInd w:val="0"/>
-        <w:spacing w:after="0" w:line="288" w:lineRule="auto"/>
-        <w:ind w:left="709" w:leftChars="0" w:right="-23" w:rightChars="0" w:firstLine="260"/>
-        <w:jc w:val="both"/>
-        <w:rPr>
-          <w:rFonts w:hint="default" w:ascii="Times New Roman" w:hAnsi="Times New Roman" w:eastAsia="Times New Roman"/>
-          <w:kern w:val="0"/>
-          <w:sz w:val="26"/>
-          <w:szCs w:val="26"/>
-          <w:lang w:eastAsia="ru-RU"/>
-          <w14:ligatures w14:val="none"/>
-        </w:rPr>
-      </w:pPr>
-    </w:p>
-    <w:p>
-      <w:pPr>
-        <w:widowControl w:val="0"/>
-        <w:numPr>
-          <w:ilvl w:val="1"/>
-          <w:numId w:val="2"/>
-        </w:numPr>
-        <w:autoSpaceDE w:val="0"/>
-        <w:autoSpaceDN w:val="0"/>
-        <w:adjustRightInd w:val="0"/>
-        <w:spacing w:after="780" w:line="288" w:lineRule="auto"/>
-        <w:ind w:left="0" w:right="-22" w:firstLine="709"/>
-        <w:rPr>
-          <w:rFonts w:ascii="Times New Roman" w:hAnsi="Times New Roman" w:eastAsia="Times New Roman" w:cs="Times New Roman"/>
-          <w:b/>
-          <w:kern w:val="0"/>
-          <w:sz w:val="28"/>
-          <w:szCs w:val="28"/>
-          <w14:ligatures w14:val="none"/>
-        </w:rPr>
-      </w:pPr>
-      <w:r>
-        <w:rPr>
-          <w:rFonts w:hint="default" w:ascii="Times New Roman" w:hAnsi="Times New Roman" w:eastAsia="Times New Roman"/>
-          <w:b/>
-          <w:kern w:val="0"/>
-          <w:sz w:val="28"/>
-          <w:szCs w:val="28"/>
-          <w14:ligatures w14:val="none"/>
-        </w:rPr>
-        <w:t>Алгоритм добавления товара в корзину</w:t>
       </w:r>
     </w:p>
     <w:p>
@@ -17965,28 +17851,6 @@
           <w14:ligatures w14:val="none"/>
         </w:rPr>
       </w:pPr>
-      <w:r>
-        <w:rPr>
-          <w:rFonts w:ascii="Times New Roman" w:hAnsi="Times New Roman" w:eastAsia="Times New Roman" w:cs="Times New Roman"/>
-          <w:kern w:val="0"/>
-          <w:sz w:val="26"/>
-          <w:szCs w:val="26"/>
-          <w:lang w:eastAsia="ru-RU"/>
-          <w14:ligatures w14:val="none"/>
-        </w:rPr>
-        <w:t>А</w:t>
-      </w:r>
-      <w:r>
-        <w:rPr>
-          <w:rFonts w:hint="default" w:ascii="Times New Roman" w:hAnsi="Times New Roman" w:eastAsia="Times New Roman"/>
-          <w:kern w:val="0"/>
-          <w:sz w:val="26"/>
-          <w:szCs w:val="26"/>
-          <w:lang w:eastAsia="ru-RU"/>
-          <w14:ligatures w14:val="none"/>
-        </w:rPr>
-        <w:t>лгоритм валидации купона:</w:t>
-      </w:r>
     </w:p>
     <w:p>
       <w:pPr>
@@ -18005,14 +17869,25 @@
         <w:ind w:left="709" w:leftChars="0" w:right="-23" w:rightChars="0"/>
         <w:jc w:val="both"/>
         <w:rPr>
-          <w:rFonts w:hint="default" w:ascii="Times New Roman" w:hAnsi="Times New Roman" w:eastAsia="Times New Roman"/>
-          <w:kern w:val="0"/>
-          <w:sz w:val="26"/>
-          <w:szCs w:val="26"/>
-          <w:lang w:eastAsia="ru-RU"/>
-          <w14:ligatures w14:val="none"/>
-        </w:rPr>
-      </w:pPr>
+          <w:rFonts w:hint="default" w:ascii="Courier New" w:hAnsi="Courier New" w:eastAsia="Times New Roman" w:cs="Courier New"/>
+          <w:kern w:val="0"/>
+          <w:sz w:val="22"/>
+          <w:szCs w:val="22"/>
+          <w:lang w:eastAsia="ru-RU"/>
+          <w14:ligatures w14:val="none"/>
+        </w:rPr>
+      </w:pPr>
+      <w:r>
+        <w:rPr>
+          <w:rFonts w:hint="default" w:ascii="Courier New" w:hAnsi="Courier New" w:eastAsia="Times New Roman" w:cs="Courier New"/>
+          <w:kern w:val="0"/>
+          <w:sz w:val="22"/>
+          <w:szCs w:val="22"/>
+          <w:lang w:eastAsia="ru-RU"/>
+          <w14:ligatures w14:val="none"/>
+        </w:rPr>
+        <w:t>ФУНКЦИЯ Купон.Валиден():</w:t>
+      </w:r>
     </w:p>
     <w:p>
       <w:pPr>
@@ -18028,10 +17903,10 @@
         <w:autoSpaceDN w:val="0"/>
         <w:adjustRightInd w:val="0"/>
         <w:spacing w:after="0" w:line="288" w:lineRule="auto"/>
-        <w:ind w:left="709" w:leftChars="0" w:right="-23" w:rightChars="0" w:firstLine="260"/>
-        <w:jc w:val="both"/>
-        <w:rPr>
-          <w:rFonts w:hint="default" w:ascii="Courier New" w:hAnsi="Courier New" w:eastAsia="Times New Roman"/>
+        <w:ind w:left="709" w:leftChars="0" w:right="-23" w:rightChars="0"/>
+        <w:jc w:val="both"/>
+        <w:rPr>
+          <w:rFonts w:hint="default" w:ascii="Courier New" w:hAnsi="Courier New" w:eastAsia="Times New Roman" w:cs="Courier New"/>
           <w:kern w:val="0"/>
           <w:sz w:val="22"/>
           <w:szCs w:val="22"/>
@@ -18041,14 +17916,14 @@
       </w:pPr>
       <w:r>
         <w:rPr>
-          <w:rFonts w:hint="default" w:ascii="Courier New" w:hAnsi="Courier New" w:eastAsia="Times New Roman"/>
+          <w:rFonts w:hint="default" w:ascii="Courier New" w:hAnsi="Courier New" w:eastAsia="Times New Roman" w:cs="Courier New"/>
           <w:kern w:val="0"/>
           <w:sz w:val="22"/>
           <w:szCs w:val="22"/>
           <w:lang w:eastAsia="ru-RU"/>
           <w14:ligatures w14:val="none"/>
         </w:rPr>
-        <w:t>ФУНКЦИЯ ДобавитьВКорзину(пользователь, товар_id, количество):</w:t>
+        <w:t xml:space="preserve">    текущая_дата = ПолучитьТекущуюДату()</w:t>
       </w:r>
     </w:p>
     <w:p>
@@ -18065,10 +17940,10 @@
         <w:autoSpaceDN w:val="0"/>
         <w:adjustRightInd w:val="0"/>
         <w:spacing w:after="0" w:line="288" w:lineRule="auto"/>
-        <w:ind w:left="709" w:leftChars="0" w:right="-23" w:rightChars="0" w:firstLine="260"/>
-        <w:jc w:val="both"/>
-        <w:rPr>
-          <w:rFonts w:hint="default" w:ascii="Courier New" w:hAnsi="Courier New" w:eastAsia="Times New Roman"/>
+        <w:ind w:left="709" w:leftChars="0" w:right="-23" w:rightChars="0"/>
+        <w:jc w:val="both"/>
+        <w:rPr>
+          <w:rFonts w:hint="default" w:ascii="Courier New" w:hAnsi="Courier New" w:eastAsia="Times New Roman" w:cs="Courier New"/>
           <w:kern w:val="0"/>
           <w:sz w:val="22"/>
           <w:szCs w:val="22"/>
@@ -18078,14 +17953,14 @@
       </w:pPr>
       <w:r>
         <w:rPr>
-          <w:rFonts w:hint="default" w:ascii="Courier New" w:hAnsi="Courier New" w:eastAsia="Times New Roman"/>
+          <w:rFonts w:hint="default" w:ascii="Courier New" w:hAnsi="Courier New" w:eastAsia="Times New Roman" w:cs="Courier New"/>
           <w:kern w:val="0"/>
           <w:sz w:val="22"/>
           <w:szCs w:val="22"/>
           <w:lang w:eastAsia="ru-RU"/>
           <w14:ligatures w14:val="none"/>
         </w:rPr>
-        <w:t xml:space="preserve">    НАЧАТЬ_ТРАНЗАКЦИЮ:</w:t>
+        <w:t xml:space="preserve">    ЕСЛИ НЕ купон.активен:</w:t>
       </w:r>
     </w:p>
     <w:p>
@@ -18102,10 +17977,10 @@
         <w:autoSpaceDN w:val="0"/>
         <w:adjustRightInd w:val="0"/>
         <w:spacing w:after="0" w:line="288" w:lineRule="auto"/>
-        <w:ind w:left="709" w:leftChars="0" w:right="-23" w:rightChars="0" w:firstLine="260"/>
-        <w:jc w:val="both"/>
-        <w:rPr>
-          <w:rFonts w:hint="default" w:ascii="Courier New" w:hAnsi="Courier New" w:eastAsia="Times New Roman"/>
+        <w:ind w:left="709" w:leftChars="0" w:right="-23" w:rightChars="0"/>
+        <w:jc w:val="both"/>
+        <w:rPr>
+          <w:rFonts w:hint="default" w:ascii="Courier New" w:hAnsi="Courier New" w:eastAsia="Times New Roman" w:cs="Courier New"/>
           <w:kern w:val="0"/>
           <w:sz w:val="22"/>
           <w:szCs w:val="22"/>
@@ -18115,14 +17990,14 @@
       </w:pPr>
       <w:r>
         <w:rPr>
-          <w:rFonts w:hint="default" w:ascii="Courier New" w:hAnsi="Courier New" w:eastAsia="Times New Roman"/>
+          <w:rFonts w:hint="default" w:ascii="Courier New" w:hAnsi="Courier New" w:eastAsia="Times New Roman" w:cs="Courier New"/>
           <w:kern w:val="0"/>
           <w:sz w:val="22"/>
           <w:szCs w:val="22"/>
           <w:lang w:eastAsia="ru-RU"/>
           <w14:ligatures w14:val="none"/>
         </w:rPr>
-        <w:t xml:space="preserve">        // 1. Проверка существования товара</w:t>
+        <w:t xml:space="preserve">        ВЕРНУТЬ ЛОЖЬ</w:t>
       </w:r>
     </w:p>
     <w:p>
@@ -18139,10 +18014,10 @@
         <w:autoSpaceDN w:val="0"/>
         <w:adjustRightInd w:val="0"/>
         <w:spacing w:after="0" w:line="288" w:lineRule="auto"/>
-        <w:ind w:left="709" w:leftChars="0" w:right="-23" w:rightChars="0" w:firstLine="260"/>
-        <w:jc w:val="both"/>
-        <w:rPr>
-          <w:rFonts w:hint="default" w:ascii="Courier New" w:hAnsi="Courier New" w:eastAsia="Times New Roman"/>
+        <w:ind w:left="709" w:leftChars="0" w:right="-23" w:rightChars="0"/>
+        <w:jc w:val="both"/>
+        <w:rPr>
+          <w:rFonts w:hint="default" w:ascii="Courier New" w:hAnsi="Courier New" w:eastAsia="Times New Roman" w:cs="Courier New"/>
           <w:kern w:val="0"/>
           <w:sz w:val="22"/>
           <w:szCs w:val="22"/>
@@ -18152,14 +18027,14 @@
       </w:pPr>
       <w:r>
         <w:rPr>
-          <w:rFonts w:hint="default" w:ascii="Courier New" w:hAnsi="Courier New" w:eastAsia="Times New Roman"/>
+          <w:rFonts w:hint="default" w:ascii="Courier New" w:hAnsi="Courier New" w:eastAsia="Times New Roman" w:cs="Courier New"/>
           <w:kern w:val="0"/>
           <w:sz w:val="22"/>
           <w:szCs w:val="22"/>
           <w:lang w:eastAsia="ru-RU"/>
           <w14:ligatures w14:val="none"/>
         </w:rPr>
-        <w:t xml:space="preserve">        товар = НайтиТоварПоИдентификатору(товар_id)</w:t>
+        <w:t xml:space="preserve">    ЕСЛИ текущая_дата &lt; купон.дата_начала:</w:t>
       </w:r>
     </w:p>
     <w:p>
@@ -18176,10 +18051,10 @@
         <w:autoSpaceDN w:val="0"/>
         <w:adjustRightInd w:val="0"/>
         <w:spacing w:after="0" w:line="288" w:lineRule="auto"/>
-        <w:ind w:left="709" w:leftChars="0" w:right="-23" w:rightChars="0" w:firstLine="260"/>
-        <w:jc w:val="both"/>
-        <w:rPr>
-          <w:rFonts w:hint="default" w:ascii="Courier New" w:hAnsi="Courier New" w:eastAsia="Times New Roman"/>
+        <w:ind w:left="709" w:leftChars="0" w:right="-23" w:rightChars="0"/>
+        <w:jc w:val="both"/>
+        <w:rPr>
+          <w:rFonts w:hint="default" w:ascii="Courier New" w:hAnsi="Courier New" w:eastAsia="Times New Roman" w:cs="Courier New"/>
           <w:kern w:val="0"/>
           <w:sz w:val="22"/>
           <w:szCs w:val="22"/>
@@ -18189,14 +18064,14 @@
       </w:pPr>
       <w:r>
         <w:rPr>
-          <w:rFonts w:hint="default" w:ascii="Courier New" w:hAnsi="Courier New" w:eastAsia="Times New Roman"/>
+          <w:rFonts w:hint="default" w:ascii="Courier New" w:hAnsi="Courier New" w:eastAsia="Times New Roman" w:cs="Courier New"/>
           <w:kern w:val="0"/>
           <w:sz w:val="22"/>
           <w:szCs w:val="22"/>
           <w:lang w:eastAsia="ru-RU"/>
           <w14:ligatures w14:val="none"/>
         </w:rPr>
-        <w:t xml:space="preserve">        ЕСЛИ товар не найден:</w:t>
+        <w:t xml:space="preserve">        ВЕРНУТЬ ЛОЖЬ</w:t>
       </w:r>
     </w:p>
     <w:p>
@@ -18213,10 +18088,10 @@
         <w:autoSpaceDN w:val="0"/>
         <w:adjustRightInd w:val="0"/>
         <w:spacing w:after="0" w:line="288" w:lineRule="auto"/>
-        <w:ind w:left="709" w:leftChars="0" w:right="-23" w:rightChars="0" w:firstLine="260"/>
-        <w:jc w:val="both"/>
-        <w:rPr>
-          <w:rFonts w:hint="default" w:ascii="Courier New" w:hAnsi="Courier New" w:eastAsia="Times New Roman"/>
+        <w:ind w:left="709" w:leftChars="0" w:right="-23" w:rightChars="0"/>
+        <w:jc w:val="both"/>
+        <w:rPr>
+          <w:rFonts w:hint="default" w:ascii="Courier New" w:hAnsi="Courier New" w:eastAsia="Times New Roman" w:cs="Courier New"/>
           <w:kern w:val="0"/>
           <w:sz w:val="22"/>
           <w:szCs w:val="22"/>
@@ -18226,14 +18101,14 @@
       </w:pPr>
       <w:r>
         <w:rPr>
-          <w:rFonts w:hint="default" w:ascii="Courier New" w:hAnsi="Courier New" w:eastAsia="Times New Roman"/>
+          <w:rFonts w:hint="default" w:ascii="Courier New" w:hAnsi="Courier New" w:eastAsia="Times New Roman" w:cs="Courier New"/>
           <w:kern w:val="0"/>
           <w:sz w:val="22"/>
           <w:szCs w:val="22"/>
           <w:lang w:eastAsia="ru-RU"/>
           <w14:ligatures w14:val="none"/>
         </w:rPr>
-        <w:t xml:space="preserve">            ВЫБРОСИТЬ_ОШИБКУ("Товар не найден")</w:t>
+        <w:t xml:space="preserve">    ЕСЛИ текущая_дата &gt; купон.дата_окончания:</w:t>
       </w:r>
     </w:p>
     <w:p>
@@ -18250,10 +18125,10 @@
         <w:autoSpaceDN w:val="0"/>
         <w:adjustRightInd w:val="0"/>
         <w:spacing w:after="0" w:line="288" w:lineRule="auto"/>
-        <w:ind w:left="709" w:leftChars="0" w:right="-23" w:rightChars="0" w:firstLine="260"/>
-        <w:jc w:val="both"/>
-        <w:rPr>
-          <w:rFonts w:hint="default" w:ascii="Courier New" w:hAnsi="Courier New" w:eastAsia="Times New Roman"/>
+        <w:ind w:left="709" w:leftChars="0" w:right="-23" w:rightChars="0"/>
+        <w:jc w:val="both"/>
+        <w:rPr>
+          <w:rFonts w:hint="default" w:ascii="Courier New" w:hAnsi="Courier New" w:eastAsia="Times New Roman" w:cs="Courier New"/>
           <w:kern w:val="0"/>
           <w:sz w:val="22"/>
           <w:szCs w:val="22"/>
@@ -18261,6 +18136,17 @@
           <w14:ligatures w14:val="none"/>
         </w:rPr>
       </w:pPr>
+      <w:r>
+        <w:rPr>
+          <w:rFonts w:hint="default" w:ascii="Courier New" w:hAnsi="Courier New" w:eastAsia="Times New Roman" w:cs="Courier New"/>
+          <w:kern w:val="0"/>
+          <w:sz w:val="22"/>
+          <w:szCs w:val="22"/>
+          <w:lang w:eastAsia="ru-RU"/>
+          <w14:ligatures w14:val="none"/>
+        </w:rPr>
+        <w:t xml:space="preserve">        ВЕРНУТЬ ЛОЖЬ</w:t>
+      </w:r>
     </w:p>
     <w:p>
       <w:pPr>
@@ -18279,7 +18165,7 @@
         <w:ind w:left="709" w:leftChars="0" w:right="-23" w:rightChars="0" w:firstLine="260"/>
         <w:jc w:val="both"/>
         <w:rPr>
-          <w:rFonts w:hint="default" w:ascii="Courier New" w:hAnsi="Courier New" w:eastAsia="Times New Roman"/>
+          <w:rFonts w:hint="default" w:ascii="Courier New" w:hAnsi="Courier New" w:eastAsia="Times New Roman" w:cs="Courier New"/>
           <w:kern w:val="0"/>
           <w:sz w:val="22"/>
           <w:szCs w:val="22"/>
@@ -18289,14 +18175,14 @@
       </w:pPr>
       <w:r>
         <w:rPr>
-          <w:rFonts w:hint="default" w:ascii="Courier New" w:hAnsi="Courier New" w:eastAsia="Times New Roman"/>
+          <w:rFonts w:hint="default" w:ascii="Courier New" w:hAnsi="Courier New" w:eastAsia="Times New Roman" w:cs="Courier New"/>
           <w:kern w:val="0"/>
           <w:sz w:val="22"/>
           <w:szCs w:val="22"/>
           <w:lang w:eastAsia="ru-RU"/>
           <w14:ligatures w14:val="none"/>
         </w:rPr>
-        <w:t xml:space="preserve">        // 2. Проверка наличия на складе</w:t>
+        <w:t>ВЕРНУТЬ ИСТИНА</w:t>
       </w:r>
     </w:p>
     <w:p>
@@ -18316,25 +18202,14 @@
         <w:ind w:left="709" w:leftChars="0" w:right="-23" w:rightChars="0" w:firstLine="260"/>
         <w:jc w:val="both"/>
         <w:rPr>
-          <w:rFonts w:hint="default" w:ascii="Courier New" w:hAnsi="Courier New" w:eastAsia="Times New Roman"/>
-          <w:kern w:val="0"/>
-          <w:sz w:val="22"/>
-          <w:szCs w:val="22"/>
-          <w:lang w:eastAsia="ru-RU"/>
-          <w14:ligatures w14:val="none"/>
-        </w:rPr>
-      </w:pPr>
-      <w:r>
-        <w:rPr>
-          <w:rFonts w:hint="default" w:ascii="Courier New" w:hAnsi="Courier New" w:eastAsia="Times New Roman"/>
-          <w:kern w:val="0"/>
-          <w:sz w:val="22"/>
-          <w:szCs w:val="22"/>
-          <w:lang w:eastAsia="ru-RU"/>
-          <w14:ligatures w14:val="none"/>
-        </w:rPr>
-        <w:t xml:space="preserve">        ЕСЛИ товар.количество_на_складе &lt; количество:</w:t>
-      </w:r>
+          <w:rFonts w:hint="default" w:ascii="Times New Roman" w:hAnsi="Times New Roman" w:eastAsia="Times New Roman"/>
+          <w:kern w:val="0"/>
+          <w:sz w:val="26"/>
+          <w:szCs w:val="26"/>
+          <w:lang w:eastAsia="ru-RU"/>
+          <w14:ligatures w14:val="none"/>
+        </w:rPr>
+      </w:pPr>
     </w:p>
     <w:p>
       <w:pPr>
@@ -18353,24 +18228,46 @@
         <w:ind w:left="709" w:leftChars="0" w:right="-23" w:rightChars="0" w:firstLine="260"/>
         <w:jc w:val="both"/>
         <w:rPr>
-          <w:rFonts w:hint="default" w:ascii="Courier New" w:hAnsi="Courier New" w:eastAsia="Times New Roman"/>
-          <w:kern w:val="0"/>
-          <w:sz w:val="22"/>
-          <w:szCs w:val="22"/>
-          <w:lang w:eastAsia="ru-RU"/>
-          <w14:ligatures w14:val="none"/>
-        </w:rPr>
-      </w:pPr>
-      <w:r>
-        <w:rPr>
-          <w:rFonts w:hint="default" w:ascii="Courier New" w:hAnsi="Courier New" w:eastAsia="Times New Roman"/>
-          <w:kern w:val="0"/>
-          <w:sz w:val="22"/>
-          <w:szCs w:val="22"/>
-          <w:lang w:eastAsia="ru-RU"/>
-          <w14:ligatures w14:val="none"/>
-        </w:rPr>
-        <w:t xml:space="preserve">            ВЫБРОСИТЬ_ОШИБКУ("Недостаточно товара на складе")</w:t>
+          <w:rFonts w:hint="default" w:ascii="Times New Roman" w:hAnsi="Times New Roman" w:eastAsia="Times New Roman"/>
+          <w:kern w:val="0"/>
+          <w:sz w:val="26"/>
+          <w:szCs w:val="26"/>
+          <w:lang w:eastAsia="ru-RU"/>
+          <w14:ligatures w14:val="none"/>
+        </w:rPr>
+      </w:pPr>
+    </w:p>
+    <w:p>
+      <w:pPr>
+        <w:widowControl w:val="0"/>
+        <w:numPr>
+          <w:ilvl w:val="1"/>
+          <w:numId w:val="2"/>
+        </w:numPr>
+        <w:autoSpaceDE w:val="0"/>
+        <w:autoSpaceDN w:val="0"/>
+        <w:adjustRightInd w:val="0"/>
+        <w:spacing w:after="780" w:line="288" w:lineRule="auto"/>
+        <w:ind w:left="0" w:right="-22" w:firstLine="709"/>
+        <w:rPr>
+          <w:rFonts w:ascii="Times New Roman" w:hAnsi="Times New Roman" w:eastAsia="Times New Roman" w:cs="Times New Roman"/>
+          <w:b/>
+          <w:kern w:val="0"/>
+          <w:sz w:val="28"/>
+          <w:szCs w:val="28"/>
+          <w14:ligatures w14:val="none"/>
+        </w:rPr>
+      </w:pPr>
+      <w:r>
+        <w:rPr>
+          <w:rFonts w:hint="default" w:ascii="Times New Roman" w:hAnsi="Times New Roman" w:eastAsia="Times New Roman"/>
+          <w:b/>
+          <w:kern w:val="0"/>
+          <w:sz w:val="28"/>
+          <w:szCs w:val="28"/>
+          <w14:ligatures w14:val="none"/>
+        </w:rPr>
+        <w:t>Алгоритм добавления товара в корзину</w:t>
       </w:r>
     </w:p>
     <w:p>
@@ -18387,17 +18284,39 @@
         <w:autoSpaceDN w:val="0"/>
         <w:adjustRightInd w:val="0"/>
         <w:spacing w:after="0" w:line="288" w:lineRule="auto"/>
-        <w:ind w:left="709" w:leftChars="0" w:right="-23" w:rightChars="0" w:firstLine="260"/>
-        <w:jc w:val="both"/>
-        <w:rPr>
-          <w:rFonts w:hint="default" w:ascii="Courier New" w:hAnsi="Courier New" w:eastAsia="Times New Roman"/>
-          <w:kern w:val="0"/>
-          <w:sz w:val="22"/>
-          <w:szCs w:val="22"/>
-          <w:lang w:eastAsia="ru-RU"/>
-          <w14:ligatures w14:val="none"/>
-        </w:rPr>
-      </w:pPr>
+        <w:ind w:left="709" w:leftChars="0" w:right="-23" w:rightChars="0"/>
+        <w:jc w:val="both"/>
+        <w:rPr>
+          <w:rFonts w:hint="default" w:ascii="Times New Roman" w:hAnsi="Times New Roman" w:eastAsia="Times New Roman"/>
+          <w:kern w:val="0"/>
+          <w:sz w:val="26"/>
+          <w:szCs w:val="26"/>
+          <w:lang w:eastAsia="ru-RU"/>
+          <w14:ligatures w14:val="none"/>
+        </w:rPr>
+      </w:pPr>
+      <w:r>
+        <w:rPr>
+          <w:rFonts w:ascii="Times New Roman" w:hAnsi="Times New Roman" w:eastAsia="Times New Roman" w:cs="Times New Roman"/>
+          <w:kern w:val="0"/>
+          <w:sz w:val="26"/>
+          <w:szCs w:val="26"/>
+          <w:lang w:eastAsia="ru-RU"/>
+          <w14:ligatures w14:val="none"/>
+        </w:rPr>
+        <w:t>А</w:t>
+      </w:r>
+      <w:r>
+        <w:rPr>
+          <w:rFonts w:hint="default" w:ascii="Times New Roman" w:hAnsi="Times New Roman" w:eastAsia="Times New Roman"/>
+          <w:kern w:val="0"/>
+          <w:sz w:val="26"/>
+          <w:szCs w:val="26"/>
+          <w:lang w:eastAsia="ru-RU"/>
+          <w14:ligatures w14:val="none"/>
+        </w:rPr>
+        <w:t>лгоритм валидации купона:</w:t>
+      </w:r>
     </w:p>
     <w:p>
       <w:pPr>
@@ -18413,28 +18332,17 @@
         <w:autoSpaceDN w:val="0"/>
         <w:adjustRightInd w:val="0"/>
         <w:spacing w:after="0" w:line="288" w:lineRule="auto"/>
-        <w:ind w:left="709" w:leftChars="0" w:right="-23" w:rightChars="0" w:firstLine="260"/>
-        <w:jc w:val="both"/>
-        <w:rPr>
-          <w:rFonts w:hint="default" w:ascii="Courier New" w:hAnsi="Courier New" w:eastAsia="Times New Roman"/>
-          <w:kern w:val="0"/>
-          <w:sz w:val="22"/>
-          <w:szCs w:val="22"/>
-          <w:lang w:eastAsia="ru-RU"/>
-          <w14:ligatures w14:val="none"/>
-        </w:rPr>
-      </w:pPr>
-      <w:r>
-        <w:rPr>
-          <w:rFonts w:hint="default" w:ascii="Courier New" w:hAnsi="Courier New" w:eastAsia="Times New Roman"/>
-          <w:kern w:val="0"/>
-          <w:sz w:val="22"/>
-          <w:szCs w:val="22"/>
-          <w:lang w:eastAsia="ru-RU"/>
-          <w14:ligatures w14:val="none"/>
-        </w:rPr>
-        <w:t xml:space="preserve">        // 3. Поиск существующего элемента корзины</w:t>
-      </w:r>
+        <w:ind w:left="709" w:leftChars="0" w:right="-23" w:rightChars="0"/>
+        <w:jc w:val="both"/>
+        <w:rPr>
+          <w:rFonts w:hint="default" w:ascii="Times New Roman" w:hAnsi="Times New Roman" w:eastAsia="Times New Roman"/>
+          <w:kern w:val="0"/>
+          <w:sz w:val="26"/>
+          <w:szCs w:val="26"/>
+          <w:lang w:eastAsia="ru-RU"/>
+          <w14:ligatures w14:val="none"/>
+        </w:rPr>
+      </w:pPr>
     </w:p>
     <w:p>
       <w:pPr>
@@ -18470,7 +18378,7 @@
           <w:lang w:eastAsia="ru-RU"/>
           <w14:ligatures w14:val="none"/>
         </w:rPr>
-        <w:t xml:space="preserve">        существующий = НайтиЭлементКорзины(пользователь, товар_id)</w:t>
+        <w:t>ФУНКЦИЯ ДобавитьВКорзину(пользователь, товар_id, количество):</w:t>
       </w:r>
     </w:p>
     <w:p>
@@ -18498,6 +18406,17 @@
           <w14:ligatures w14:val="none"/>
         </w:rPr>
       </w:pPr>
+      <w:r>
+        <w:rPr>
+          <w:rFonts w:hint="default" w:ascii="Courier New" w:hAnsi="Courier New" w:eastAsia="Times New Roman"/>
+          <w:kern w:val="0"/>
+          <w:sz w:val="22"/>
+          <w:szCs w:val="22"/>
+          <w:lang w:eastAsia="ru-RU"/>
+          <w14:ligatures w14:val="none"/>
+        </w:rPr>
+        <w:t xml:space="preserve">    НАЧАТЬ_ТРАНЗАКЦИЮ:</w:t>
+      </w:r>
     </w:p>
     <w:p>
       <w:pPr>
@@ -18533,7 +18452,7 @@
           <w:lang w:eastAsia="ru-RU"/>
           <w14:ligatures w14:val="none"/>
         </w:rPr>
-        <w:t xml:space="preserve">        ЕСЛИ существующий найден:</w:t>
+        <w:t xml:space="preserve">        // 1. Проверка существования товара</w:t>
       </w:r>
     </w:p>
     <w:p>
@@ -18570,7 +18489,7 @@
           <w:lang w:eastAsia="ru-RU"/>
           <w14:ligatures w14:val="none"/>
         </w:rPr>
-        <w:t xml:space="preserve">            // Обновление количества</w:t>
+        <w:t xml:space="preserve">        товар = НайтиТоварПоИдентификатору(товар_id)</w:t>
       </w:r>
     </w:p>
     <w:p>
@@ -18607,7 +18526,7 @@
           <w:lang w:eastAsia="ru-RU"/>
           <w14:ligatures w14:val="none"/>
         </w:rPr>
-        <w:t xml:space="preserve">            новое_количество = существующий.количество + количество</w:t>
+        <w:t xml:space="preserve">        ЕСЛИ товар не найден:</w:t>
       </w:r>
     </w:p>
     <w:p>
@@ -18644,7 +18563,7 @@
           <w:lang w:eastAsia="ru-RU"/>
           <w14:ligatures w14:val="none"/>
         </w:rPr>
-        <w:t xml:space="preserve">            ЕСЛИ товар.количество_на_складе &lt; новое_количество:</w:t>
+        <w:t xml:space="preserve">            ВЫБРОСИТЬ_ОШИБКУ("Товар не найден")</w:t>
       </w:r>
     </w:p>
     <w:p>
@@ -18672,17 +18591,6 @@
           <w14:ligatures w14:val="none"/>
         </w:rPr>
       </w:pPr>
-      <w:r>
-        <w:rPr>
-          <w:rFonts w:hint="default" w:ascii="Courier New" w:hAnsi="Courier New" w:eastAsia="Times New Roman"/>
-          <w:kern w:val="0"/>
-          <w:sz w:val="22"/>
-          <w:szCs w:val="22"/>
-          <w:lang w:eastAsia="ru-RU"/>
-          <w14:ligatures w14:val="none"/>
-        </w:rPr>
-        <w:t xml:space="preserve">                ВЫБРОСИТЬ_ОШИБКУ("Недостаточно товара на складе")</w:t>
-      </w:r>
     </w:p>
     <w:p>
       <w:pPr>
@@ -18718,7 +18626,7 @@
           <w:lang w:eastAsia="ru-RU"/>
           <w14:ligatures w14:val="none"/>
         </w:rPr>
-        <w:t xml:space="preserve">            существующий.количество = новое_количество</w:t>
+        <w:t xml:space="preserve">        // 2. Проверка наличия на складе</w:t>
       </w:r>
     </w:p>
     <w:p>
@@ -18755,7 +18663,7 @@
           <w:lang w:eastAsia="ru-RU"/>
           <w14:ligatures w14:val="none"/>
         </w:rPr>
-        <w:t xml:space="preserve">            ВЕРНУТЬ СохранитьЭлементКорзины(существующий)</w:t>
+        <w:t xml:space="preserve">        ЕСЛИ товар.количество_на_складе &lt; количество:</w:t>
       </w:r>
     </w:p>
     <w:p>
@@ -18792,7 +18700,7 @@
           <w:lang w:eastAsia="ru-RU"/>
           <w14:ligatures w14:val="none"/>
         </w:rPr>
-        <w:t xml:space="preserve">        ИНАЧЕ:</w:t>
+        <w:t xml:space="preserve">            ВЫБРОСИТЬ_ОШИБКУ("Недостаточно товара на складе")</w:t>
       </w:r>
     </w:p>
     <w:p>
@@ -18820,17 +18728,6 @@
           <w14:ligatures w14:val="none"/>
         </w:rPr>
       </w:pPr>
-      <w:r>
-        <w:rPr>
-          <w:rFonts w:hint="default" w:ascii="Courier New" w:hAnsi="Courier New" w:eastAsia="Times New Roman"/>
-          <w:kern w:val="0"/>
-          <w:sz w:val="22"/>
-          <w:szCs w:val="22"/>
-          <w:lang w:eastAsia="ru-RU"/>
-          <w14:ligatures w14:val="none"/>
-        </w:rPr>
-        <w:t xml:space="preserve">            // Создание нового элемента корзины</w:t>
-      </w:r>
     </w:p>
     <w:p>
       <w:pPr>
@@ -18866,7 +18763,7 @@
           <w:lang w:eastAsia="ru-RU"/>
           <w14:ligatures w14:val="none"/>
         </w:rPr>
-        <w:t xml:space="preserve">            элемент = НОВЫЙ ЭлементКорзины()</w:t>
+        <w:t xml:space="preserve">        // 3. Поиск существующего элемента корзины</w:t>
       </w:r>
     </w:p>
     <w:p>
@@ -18903,7 +18800,7 @@
           <w:lang w:eastAsia="ru-RU"/>
           <w14:ligatures w14:val="none"/>
         </w:rPr>
-        <w:t xml:space="preserve">            элемент.пользователь = пользователь</w:t>
+        <w:t xml:space="preserve">        существующий = НайтиЭлементКорзины(пользователь, товар_id)</w:t>
       </w:r>
     </w:p>
     <w:p>
@@ -18931,17 +18828,6 @@
           <w14:ligatures w14:val="none"/>
         </w:rPr>
       </w:pPr>
-      <w:r>
-        <w:rPr>
-          <w:rFonts w:hint="default" w:ascii="Courier New" w:hAnsi="Courier New" w:eastAsia="Times New Roman"/>
-          <w:kern w:val="0"/>
-          <w:sz w:val="22"/>
-          <w:szCs w:val="22"/>
-          <w:lang w:eastAsia="ru-RU"/>
-          <w14:ligatures w14:val="none"/>
-        </w:rPr>
-        <w:t xml:space="preserve">            элемент.товар = товар</w:t>
-      </w:r>
     </w:p>
     <w:p>
       <w:pPr>
@@ -18977,7 +18863,7 @@
           <w:lang w:eastAsia="ru-RU"/>
           <w14:ligatures w14:val="none"/>
         </w:rPr>
-        <w:t xml:space="preserve">            элемент.количество = количество</w:t>
+        <w:t xml:space="preserve">        ЕСЛИ существующий найден:</w:t>
       </w:r>
     </w:p>
     <w:p>
@@ -19014,7 +18900,7 @@
           <w:lang w:eastAsia="ru-RU"/>
           <w14:ligatures w14:val="none"/>
         </w:rPr>
-        <w:t xml:space="preserve">            ВЕРНУТЬ СохранитьЭлементКорзины(элемент)</w:t>
+        <w:t xml:space="preserve">            // Обновление количества</w:t>
       </w:r>
     </w:p>
     <w:p>
@@ -19042,6 +18928,17 @@
           <w14:ligatures w14:val="none"/>
         </w:rPr>
       </w:pPr>
+      <w:r>
+        <w:rPr>
+          <w:rFonts w:hint="default" w:ascii="Courier New" w:hAnsi="Courier New" w:eastAsia="Times New Roman"/>
+          <w:kern w:val="0"/>
+          <w:sz w:val="22"/>
+          <w:szCs w:val="22"/>
+          <w:lang w:eastAsia="ru-RU"/>
+          <w14:ligatures w14:val="none"/>
+        </w:rPr>
+        <w:t xml:space="preserve">            новое_количество = существующий.количество + количество</w:t>
+      </w:r>
     </w:p>
     <w:p>
       <w:pPr>
@@ -19077,7 +18974,7 @@
           <w:lang w:eastAsia="ru-RU"/>
           <w14:ligatures w14:val="none"/>
         </w:rPr>
-        <w:t xml:space="preserve">        // Инвалидация кэша корзины</w:t>
+        <w:t xml:space="preserve">            ЕСЛИ товар.количество_на_складе &lt; новое_количество:</w:t>
       </w:r>
     </w:p>
     <w:p>
@@ -19114,7 +19011,7 @@
           <w:lang w:eastAsia="ru-RU"/>
           <w14:ligatures w14:val="none"/>
         </w:rPr>
-        <w:t xml:space="preserve">        ОчиститьКэшКорзины(пользователь.id)</w:t>
+        <w:t xml:space="preserve">                ВЫБРОСИТЬ_ОШИБКУ("Недостаточно товара на складе")</w:t>
       </w:r>
     </w:p>
     <w:p>
@@ -19134,7 +19031,7 @@
         <w:ind w:left="709" w:leftChars="0" w:right="-23" w:rightChars="0" w:firstLine="260"/>
         <w:jc w:val="both"/>
         <w:rPr>
-          <w:rFonts w:hint="default" w:ascii="Courier New" w:hAnsi="Courier New" w:eastAsia="Times New Roman" w:cs="Courier New"/>
+          <w:rFonts w:hint="default" w:ascii="Courier New" w:hAnsi="Courier New" w:eastAsia="Times New Roman"/>
           <w:kern w:val="0"/>
           <w:sz w:val="22"/>
           <w:szCs w:val="22"/>
@@ -19151,33 +19048,8 @@
           <w:lang w:eastAsia="ru-RU"/>
           <w14:ligatures w14:val="none"/>
         </w:rPr>
-        <w:t xml:space="preserve">    КОНЕЦ_ТРАНЗАКЦИИ</w:t>
-      </w:r>
-    </w:p>
-    <w:p>
-      <w:pPr>
-        <w:widowControl w:val="0"/>
-        <w:numPr>
-          <w:numId w:val="0"/>
-        </w:numPr>
-        <w:tabs>
-          <w:tab w:val="left" w:pos="426"/>
-        </w:tabs>
-        <w:autoSpaceDE w:val="0"/>
-        <w:autoSpaceDN w:val="0"/>
-        <w:adjustRightInd w:val="0"/>
-        <w:spacing w:after="0" w:line="288" w:lineRule="auto"/>
-        <w:ind w:left="709" w:leftChars="0" w:right="-23" w:rightChars="0" w:firstLine="260"/>
-        <w:jc w:val="both"/>
-        <w:rPr>
-          <w:rFonts w:hint="default" w:ascii="Times New Roman" w:hAnsi="Times New Roman" w:eastAsia="Times New Roman"/>
-          <w:kern w:val="0"/>
-          <w:sz w:val="26"/>
-          <w:szCs w:val="26"/>
-          <w:lang w:eastAsia="ru-RU"/>
-          <w14:ligatures w14:val="none"/>
-        </w:rPr>
-      </w:pPr>
+        <w:t xml:space="preserve">            существующий.количество = новое_количество</w:t>
+      </w:r>
     </w:p>
     <w:p>
       <w:pPr>
@@ -19193,27 +19065,27 @@
         <w:autoSpaceDN w:val="0"/>
         <w:adjustRightInd w:val="0"/>
         <w:spacing w:after="0" w:line="288" w:lineRule="auto"/>
-        <w:ind w:left="709" w:leftChars="0" w:right="-23" w:rightChars="0"/>
-        <w:jc w:val="both"/>
-        <w:rPr>
-          <w:rFonts w:hint="default" w:ascii="Times New Roman" w:hAnsi="Times New Roman" w:eastAsia="Times New Roman"/>
-          <w:kern w:val="0"/>
-          <w:sz w:val="26"/>
-          <w:szCs w:val="26"/>
-          <w:lang w:eastAsia="ru-RU"/>
-          <w14:ligatures w14:val="none"/>
-        </w:rPr>
-      </w:pPr>
-      <w:r>
-        <w:rPr>
-          <w:rFonts w:hint="default" w:ascii="Times New Roman" w:hAnsi="Times New Roman" w:eastAsia="Times New Roman"/>
-          <w:kern w:val="0"/>
-          <w:sz w:val="26"/>
-          <w:szCs w:val="26"/>
-          <w:lang w:eastAsia="ru-RU"/>
-          <w14:ligatures w14:val="none"/>
-        </w:rPr>
-        <w:t>Алгоритм поиска и фильтрации товаров:</w:t>
+        <w:ind w:left="709" w:leftChars="0" w:right="-23" w:rightChars="0" w:firstLine="260"/>
+        <w:jc w:val="both"/>
+        <w:rPr>
+          <w:rFonts w:hint="default" w:ascii="Courier New" w:hAnsi="Courier New" w:eastAsia="Times New Roman"/>
+          <w:kern w:val="0"/>
+          <w:sz w:val="22"/>
+          <w:szCs w:val="22"/>
+          <w:lang w:eastAsia="ru-RU"/>
+          <w14:ligatures w14:val="none"/>
+        </w:rPr>
+      </w:pPr>
+      <w:r>
+        <w:rPr>
+          <w:rFonts w:hint="default" w:ascii="Courier New" w:hAnsi="Courier New" w:eastAsia="Times New Roman"/>
+          <w:kern w:val="0"/>
+          <w:sz w:val="22"/>
+          <w:szCs w:val="22"/>
+          <w:lang w:eastAsia="ru-RU"/>
+          <w14:ligatures w14:val="none"/>
+        </w:rPr>
+        <w:t xml:space="preserve">            ВЕРНУТЬ СохранитьЭлементКорзины(существующий)</w:t>
       </w:r>
     </w:p>
     <w:p>
@@ -19230,17 +19102,28 @@
         <w:autoSpaceDN w:val="0"/>
         <w:adjustRightInd w:val="0"/>
         <w:spacing w:after="0" w:line="288" w:lineRule="auto"/>
-        <w:ind w:left="709" w:leftChars="0" w:right="-23" w:rightChars="0"/>
-        <w:jc w:val="both"/>
-        <w:rPr>
-          <w:rFonts w:hint="default" w:ascii="Times New Roman" w:hAnsi="Times New Roman" w:eastAsia="Times New Roman"/>
-          <w:kern w:val="0"/>
-          <w:sz w:val="26"/>
-          <w:szCs w:val="26"/>
-          <w:lang w:eastAsia="ru-RU"/>
-          <w14:ligatures w14:val="none"/>
-        </w:rPr>
-      </w:pPr>
+        <w:ind w:left="709" w:leftChars="0" w:right="-23" w:rightChars="0" w:firstLine="260"/>
+        <w:jc w:val="both"/>
+        <w:rPr>
+          <w:rFonts w:hint="default" w:ascii="Courier New" w:hAnsi="Courier New" w:eastAsia="Times New Roman"/>
+          <w:kern w:val="0"/>
+          <w:sz w:val="22"/>
+          <w:szCs w:val="22"/>
+          <w:lang w:eastAsia="ru-RU"/>
+          <w14:ligatures w14:val="none"/>
+        </w:rPr>
+      </w:pPr>
+      <w:r>
+        <w:rPr>
+          <w:rFonts w:hint="default" w:ascii="Courier New" w:hAnsi="Courier New" w:eastAsia="Times New Roman"/>
+          <w:kern w:val="0"/>
+          <w:sz w:val="22"/>
+          <w:szCs w:val="22"/>
+          <w:lang w:eastAsia="ru-RU"/>
+          <w14:ligatures w14:val="none"/>
+        </w:rPr>
+        <w:t xml:space="preserve">        ИНАЧЕ:</w:t>
+      </w:r>
     </w:p>
     <w:p>
       <w:pPr>
@@ -19276,7 +19159,7 @@
           <w:lang w:eastAsia="ru-RU"/>
           <w14:ligatures w14:val="none"/>
         </w:rPr>
-        <w:t>ФУНКЦИЯ НайтиТовары(категория, мин_цена, макс_цена, поисковый_запрос, страница, размер_страницы):</w:t>
+        <w:t xml:space="preserve">            // Создание нового элемента корзины</w:t>
       </w:r>
     </w:p>
     <w:p>
@@ -19313,7 +19196,7 @@
           <w:lang w:eastAsia="ru-RU"/>
           <w14:ligatures w14:val="none"/>
         </w:rPr>
-        <w:t xml:space="preserve">    // 1. Нормализация поискового запроса</w:t>
+        <w:t xml:space="preserve">            элемент = НОВЫЙ ЭлементКорзины()</w:t>
       </w:r>
     </w:p>
     <w:p>
@@ -19350,7 +19233,7 @@
           <w:lang w:eastAsia="ru-RU"/>
           <w14:ligatures w14:val="none"/>
         </w:rPr>
-        <w:t xml:space="preserve">    ЕСЛИ поисковый_запрос не пуст И поисковый_запрос.обрезать() пуст:</w:t>
+        <w:t xml:space="preserve">            элемент.пользователь = пользователь</w:t>
       </w:r>
     </w:p>
     <w:p>
@@ -19387,7 +19270,7 @@
           <w:lang w:eastAsia="ru-RU"/>
           <w14:ligatures w14:val="none"/>
         </w:rPr>
-        <w:t xml:space="preserve">        поисковый_запрос = NULL</w:t>
+        <w:t xml:space="preserve">            элемент.товар = товар</w:t>
       </w:r>
     </w:p>
     <w:p>
@@ -19415,6 +19298,17 @@
           <w14:ligatures w14:val="none"/>
         </w:rPr>
       </w:pPr>
+      <w:r>
+        <w:rPr>
+          <w:rFonts w:hint="default" w:ascii="Courier New" w:hAnsi="Courier New" w:eastAsia="Times New Roman"/>
+          <w:kern w:val="0"/>
+          <w:sz w:val="22"/>
+          <w:szCs w:val="22"/>
+          <w:lang w:eastAsia="ru-RU"/>
+          <w14:ligatures w14:val="none"/>
+        </w:rPr>
+        <w:t xml:space="preserve">            элемент.количество = количество</w:t>
+      </w:r>
     </w:p>
     <w:p>
       <w:pPr>
@@ -19450,7 +19344,7 @@
           <w:lang w:eastAsia="ru-RU"/>
           <w14:ligatures w14:val="none"/>
         </w:rPr>
-        <w:t xml:space="preserve">    // 2. Построение запроса с фильтрами</w:t>
+        <w:t xml:space="preserve">            ВЕРНУТЬ СохранитьЭлементКорзины(элемент)</w:t>
       </w:r>
     </w:p>
     <w:p>
@@ -19478,17 +19372,6 @@
           <w14:ligatures w14:val="none"/>
         </w:rPr>
       </w:pPr>
-      <w:r>
-        <w:rPr>
-          <w:rFonts w:hint="default" w:ascii="Courier New" w:hAnsi="Courier New" w:eastAsia="Times New Roman"/>
-          <w:kern w:val="0"/>
-          <w:sz w:val="22"/>
-          <w:szCs w:val="22"/>
-          <w:lang w:eastAsia="ru-RU"/>
-          <w14:ligatures w14:val="none"/>
-        </w:rPr>
-        <w:t xml:space="preserve">    запрос = НАЧАТЬ_ЗАПРОС()</w:t>
-      </w:r>
     </w:p>
     <w:p>
       <w:pPr>
@@ -19515,6 +19398,17 @@
           <w14:ligatures w14:val="none"/>
         </w:rPr>
       </w:pPr>
+      <w:r>
+        <w:rPr>
+          <w:rFonts w:hint="default" w:ascii="Courier New" w:hAnsi="Courier New" w:eastAsia="Times New Roman"/>
+          <w:kern w:val="0"/>
+          <w:sz w:val="22"/>
+          <w:szCs w:val="22"/>
+          <w:lang w:eastAsia="ru-RU"/>
+          <w14:ligatures w14:val="none"/>
+        </w:rPr>
+        <w:t xml:space="preserve">        // Инвалидация кэша корзины</w:t>
+      </w:r>
     </w:p>
     <w:p>
       <w:pPr>
@@ -19550,7 +19444,7 @@
           <w:lang w:eastAsia="ru-RU"/>
           <w14:ligatures w14:val="none"/>
         </w:rPr>
-        <w:t xml:space="preserve">    ЕСЛИ категория не пуста:</w:t>
+        <w:t xml:space="preserve">        ОчиститьКэшКорзины(пользователь.id)</w:t>
       </w:r>
     </w:p>
     <w:p>
@@ -19570,7 +19464,7 @@
         <w:ind w:left="709" w:leftChars="0" w:right="-23" w:rightChars="0" w:firstLine="260"/>
         <w:jc w:val="both"/>
         <w:rPr>
-          <w:rFonts w:hint="default" w:ascii="Courier New" w:hAnsi="Courier New" w:eastAsia="Times New Roman"/>
+          <w:rFonts w:hint="default" w:ascii="Courier New" w:hAnsi="Courier New" w:eastAsia="Times New Roman" w:cs="Courier New"/>
           <w:kern w:val="0"/>
           <w:sz w:val="22"/>
           <w:szCs w:val="22"/>
@@ -19587,7 +19481,7 @@
           <w:lang w:eastAsia="ru-RU"/>
           <w14:ligatures w14:val="none"/>
         </w:rPr>
-        <w:t xml:space="preserve">        запрос.ДобавитьУсловие("категория = :категория", категория)</w:t>
+        <w:t xml:space="preserve">    КОНЕЦ_ТРАНЗАКЦИИ</w:t>
       </w:r>
     </w:p>
     <w:p>
@@ -19607,10 +19501,10 @@
         <w:ind w:left="709" w:leftChars="0" w:right="-23" w:rightChars="0" w:firstLine="260"/>
         <w:jc w:val="both"/>
         <w:rPr>
-          <w:rFonts w:hint="default" w:ascii="Courier New" w:hAnsi="Courier New" w:eastAsia="Times New Roman"/>
-          <w:kern w:val="0"/>
-          <w:sz w:val="22"/>
-          <w:szCs w:val="22"/>
+          <w:rFonts w:hint="default" w:ascii="Times New Roman" w:hAnsi="Times New Roman" w:eastAsia="Times New Roman"/>
+          <w:kern w:val="0"/>
+          <w:sz w:val="26"/>
+          <w:szCs w:val="26"/>
           <w:lang w:eastAsia="ru-RU"/>
           <w14:ligatures w14:val="none"/>
         </w:rPr>
@@ -19630,27 +19524,27 @@
         <w:autoSpaceDN w:val="0"/>
         <w:adjustRightInd w:val="0"/>
         <w:spacing w:after="0" w:line="288" w:lineRule="auto"/>
-        <w:ind w:left="709" w:leftChars="0" w:right="-23" w:rightChars="0" w:firstLine="260"/>
-        <w:jc w:val="both"/>
-        <w:rPr>
-          <w:rFonts w:hint="default" w:ascii="Courier New" w:hAnsi="Courier New" w:eastAsia="Times New Roman"/>
-          <w:kern w:val="0"/>
-          <w:sz w:val="22"/>
-          <w:szCs w:val="22"/>
-          <w:lang w:eastAsia="ru-RU"/>
-          <w14:ligatures w14:val="none"/>
-        </w:rPr>
-      </w:pPr>
-      <w:r>
-        <w:rPr>
-          <w:rFonts w:hint="default" w:ascii="Courier New" w:hAnsi="Courier New" w:eastAsia="Times New Roman"/>
-          <w:kern w:val="0"/>
-          <w:sz w:val="22"/>
-          <w:szCs w:val="22"/>
-          <w:lang w:eastAsia="ru-RU"/>
-          <w14:ligatures w14:val="none"/>
-        </w:rPr>
-        <w:t xml:space="preserve">    ЕСЛИ мин_цена не NULL:</w:t>
+        <w:ind w:left="709" w:leftChars="0" w:right="-23" w:rightChars="0"/>
+        <w:jc w:val="both"/>
+        <w:rPr>
+          <w:rFonts w:hint="default" w:ascii="Times New Roman" w:hAnsi="Times New Roman" w:eastAsia="Times New Roman"/>
+          <w:kern w:val="0"/>
+          <w:sz w:val="26"/>
+          <w:szCs w:val="26"/>
+          <w:lang w:eastAsia="ru-RU"/>
+          <w14:ligatures w14:val="none"/>
+        </w:rPr>
+      </w:pPr>
+      <w:r>
+        <w:rPr>
+          <w:rFonts w:hint="default" w:ascii="Times New Roman" w:hAnsi="Times New Roman" w:eastAsia="Times New Roman"/>
+          <w:kern w:val="0"/>
+          <w:sz w:val="26"/>
+          <w:szCs w:val="26"/>
+          <w:lang w:eastAsia="ru-RU"/>
+          <w14:ligatures w14:val="none"/>
+        </w:rPr>
+        <w:t>Алгоритм поиска и фильтрации товаров:</w:t>
       </w:r>
     </w:p>
     <w:p>
@@ -19667,28 +19561,17 @@
         <w:autoSpaceDN w:val="0"/>
         <w:adjustRightInd w:val="0"/>
         <w:spacing w:after="0" w:line="288" w:lineRule="auto"/>
-        <w:ind w:left="709" w:leftChars="0" w:right="-23" w:rightChars="0" w:firstLine="260"/>
-        <w:jc w:val="both"/>
-        <w:rPr>
-          <w:rFonts w:hint="default" w:ascii="Courier New" w:hAnsi="Courier New" w:eastAsia="Times New Roman"/>
-          <w:kern w:val="0"/>
-          <w:sz w:val="22"/>
-          <w:szCs w:val="22"/>
-          <w:lang w:eastAsia="ru-RU"/>
-          <w14:ligatures w14:val="none"/>
-        </w:rPr>
-      </w:pPr>
-      <w:r>
-        <w:rPr>
-          <w:rFonts w:hint="default" w:ascii="Courier New" w:hAnsi="Courier New" w:eastAsia="Times New Roman"/>
-          <w:kern w:val="0"/>
-          <w:sz w:val="22"/>
-          <w:szCs w:val="22"/>
-          <w:lang w:eastAsia="ru-RU"/>
-          <w14:ligatures w14:val="none"/>
-        </w:rPr>
-        <w:t xml:space="preserve">        запрос.ДобавитьУсловие("цена &gt;= :мин_цена", мин_цена)</w:t>
-      </w:r>
+        <w:ind w:left="709" w:leftChars="0" w:right="-23" w:rightChars="0"/>
+        <w:jc w:val="both"/>
+        <w:rPr>
+          <w:rFonts w:hint="default" w:ascii="Times New Roman" w:hAnsi="Times New Roman" w:eastAsia="Times New Roman"/>
+          <w:kern w:val="0"/>
+          <w:sz w:val="26"/>
+          <w:szCs w:val="26"/>
+          <w:lang w:eastAsia="ru-RU"/>
+          <w14:ligatures w14:val="none"/>
+        </w:rPr>
+      </w:pPr>
     </w:p>
     <w:p>
       <w:pPr>
@@ -19715,6 +19598,17 @@
           <w14:ligatures w14:val="none"/>
         </w:rPr>
       </w:pPr>
+      <w:r>
+        <w:rPr>
+          <w:rFonts w:hint="default" w:ascii="Courier New" w:hAnsi="Courier New" w:eastAsia="Times New Roman"/>
+          <w:kern w:val="0"/>
+          <w:sz w:val="22"/>
+          <w:szCs w:val="22"/>
+          <w:lang w:eastAsia="ru-RU"/>
+          <w14:ligatures w14:val="none"/>
+        </w:rPr>
+        <w:t>ФУНКЦИЯ НайтиТовары(категория, мин_цена, макс_цена, поисковый_запрос, страница, размер_страницы):</w:t>
+      </w:r>
     </w:p>
     <w:p>
       <w:pPr>
@@ -19750,7 +19644,7 @@
           <w:lang w:eastAsia="ru-RU"/>
           <w14:ligatures w14:val="none"/>
         </w:rPr>
-        <w:t xml:space="preserve">    ЕСЛИ макс_цена не NULL:</w:t>
+        <w:t xml:space="preserve">    // 1. Нормализация поискового запроса</w:t>
       </w:r>
     </w:p>
     <w:p>
@@ -19787,7 +19681,7 @@
           <w:lang w:eastAsia="ru-RU"/>
           <w14:ligatures w14:val="none"/>
         </w:rPr>
-        <w:t xml:space="preserve">        запрос.ДобавитьУсловие("цена &lt;= :макс_цена", макс_цена)</w:t>
+        <w:t xml:space="preserve">    ЕСЛИ поисковый_запрос не пуст И поисковый_запрос.обрезать() пуст:</w:t>
       </w:r>
     </w:p>
     <w:p>
@@ -19815,6 +19709,17 @@
           <w14:ligatures w14:val="none"/>
         </w:rPr>
       </w:pPr>
+      <w:r>
+        <w:rPr>
+          <w:rFonts w:hint="default" w:ascii="Courier New" w:hAnsi="Courier New" w:eastAsia="Times New Roman"/>
+          <w:kern w:val="0"/>
+          <w:sz w:val="22"/>
+          <w:szCs w:val="22"/>
+          <w:lang w:eastAsia="ru-RU"/>
+          <w14:ligatures w14:val="none"/>
+        </w:rPr>
+        <w:t xml:space="preserve">        поисковый_запрос = NULL</w:t>
+      </w:r>
     </w:p>
     <w:p>
       <w:pPr>
@@ -19841,17 +19746,6 @@
           <w14:ligatures w14:val="none"/>
         </w:rPr>
       </w:pPr>
-      <w:r>
-        <w:rPr>
-          <w:rFonts w:hint="default" w:ascii="Courier New" w:hAnsi="Courier New" w:eastAsia="Times New Roman"/>
-          <w:kern w:val="0"/>
-          <w:sz w:val="22"/>
-          <w:szCs w:val="22"/>
-          <w:lang w:eastAsia="ru-RU"/>
-          <w14:ligatures w14:val="none"/>
-        </w:rPr>
-        <w:t xml:space="preserve">    ЕСЛИ поисковый_запрос не NULL:</w:t>
-      </w:r>
     </w:p>
     <w:p>
       <w:pPr>
@@ -19887,7 +19781,7 @@
           <w:lang w:eastAsia="ru-RU"/>
           <w14:ligatures w14:val="none"/>
         </w:rPr>
-        <w:t xml:space="preserve">        поисковый_запрос_нижний = поисковый_запрос.в_нижний_регистр()</w:t>
+        <w:t xml:space="preserve">    // 2. Построение запроса с фильтрами</w:t>
       </w:r>
     </w:p>
     <w:p>
@@ -19924,7 +19818,7 @@
           <w:lang w:eastAsia="ru-RU"/>
           <w14:ligatures w14:val="none"/>
         </w:rPr>
-        <w:t xml:space="preserve">        запрос.ДобавитьУсловие(</w:t>
+        <w:t xml:space="preserve">    запрос = НАЧАТЬ_ЗАПРОС()</w:t>
       </w:r>
     </w:p>
     <w:p>
@@ -19952,17 +19846,6 @@
           <w14:ligatures w14:val="none"/>
         </w:rPr>
       </w:pPr>
-      <w:r>
-        <w:rPr>
-          <w:rFonts w:hint="default" w:ascii="Courier New" w:hAnsi="Courier New" w:eastAsia="Times New Roman"/>
-          <w:kern w:val="0"/>
-          <w:sz w:val="22"/>
-          <w:szCs w:val="22"/>
-          <w:lang w:eastAsia="ru-RU"/>
-          <w14:ligatures w14:val="none"/>
-        </w:rPr>
-        <w:t xml:space="preserve">            "(LOWER(название) LIKE :поиск ИЛИ LOWER(описание) LIKE :поиск)",</w:t>
-      </w:r>
     </w:p>
     <w:p>
       <w:pPr>
@@ -19998,7 +19881,7 @@
           <w:lang w:eastAsia="ru-RU"/>
           <w14:ligatures w14:val="none"/>
         </w:rPr>
-        <w:t xml:space="preserve">            "%" + поисковый_запрос_нижний + "%"</w:t>
+        <w:t xml:space="preserve">    ЕСЛИ категория не пуста:</w:t>
       </w:r>
     </w:p>
     <w:p>
@@ -20035,7 +19918,7 @@
           <w:lang w:eastAsia="ru-RU"/>
           <w14:ligatures w14:val="none"/>
         </w:rPr>
-        <w:t xml:space="preserve">        )</w:t>
+        <w:t xml:space="preserve">        запрос.ДобавитьУсловие("категория = :категория", категория)</w:t>
       </w:r>
     </w:p>
     <w:p>
@@ -20098,7 +19981,7 @@
           <w:lang w:eastAsia="ru-RU"/>
           <w14:ligatures w14:val="none"/>
         </w:rPr>
-        <w:t xml:space="preserve">    // 3. Применение пагинации</w:t>
+        <w:t xml:space="preserve">    ЕСЛИ мин_цена не NULL:</w:t>
       </w:r>
     </w:p>
     <w:p>
@@ -20135,7 +20018,7 @@
           <w:lang w:eastAsia="ru-RU"/>
           <w14:ligatures w14:val="none"/>
         </w:rPr>
-        <w:t xml:space="preserve">    страница_данных = запрос.ПолучитьСтраницу(страница, размер_страницы)</w:t>
+        <w:t xml:space="preserve">        запрос.ДобавитьУсловие("цена &gt;= :мин_цена", мин_цена)</w:t>
       </w:r>
     </w:p>
     <w:p>
@@ -20198,7 +20081,7 @@
           <w:lang w:eastAsia="ru-RU"/>
           <w14:ligatures w14:val="none"/>
         </w:rPr>
-        <w:t xml:space="preserve">    // 4. Формирование ответа</w:t>
+        <w:t xml:space="preserve">    ЕСЛИ макс_цена не NULL:</w:t>
       </w:r>
     </w:p>
     <w:p>
@@ -20235,7 +20118,7 @@
           <w:lang w:eastAsia="ru-RU"/>
           <w14:ligatures w14:val="none"/>
         </w:rPr>
-        <w:t xml:space="preserve">    результат = {</w:t>
+        <w:t xml:space="preserve">        запрос.ДобавитьУсловие("цена &lt;= :макс_цена", макс_цена)</w:t>
       </w:r>
     </w:p>
     <w:p>
@@ -20263,17 +20146,6 @@
           <w14:ligatures w14:val="none"/>
         </w:rPr>
       </w:pPr>
-      <w:r>
-        <w:rPr>
-          <w:rFonts w:hint="default" w:ascii="Courier New" w:hAnsi="Courier New" w:eastAsia="Times New Roman"/>
-          <w:kern w:val="0"/>
-          <w:sz w:val="22"/>
-          <w:szCs w:val="22"/>
-          <w:lang w:eastAsia="ru-RU"/>
-          <w14:ligatures w14:val="none"/>
-        </w:rPr>
-        <w:t xml:space="preserve">        "content": страница_данных.элементы,</w:t>
-      </w:r>
     </w:p>
     <w:p>
       <w:pPr>
@@ -20309,7 +20181,7 @@
           <w:lang w:eastAsia="ru-RU"/>
           <w14:ligatures w14:val="none"/>
         </w:rPr>
-        <w:t xml:space="preserve">        "totalElements": страница_данных.всего_элементов,</w:t>
+        <w:t xml:space="preserve">    ЕСЛИ поисковый_запрос не NULL:</w:t>
       </w:r>
     </w:p>
     <w:p>
@@ -20346,7 +20218,7 @@
           <w:lang w:eastAsia="ru-RU"/>
           <w14:ligatures w14:val="none"/>
         </w:rPr>
-        <w:t xml:space="preserve">        "totalPages": страница_данных.всего_страниц,</w:t>
+        <w:t xml:space="preserve">        поисковый_запрос_нижний = поисковый_запрос.в_нижний_регистр()</w:t>
       </w:r>
     </w:p>
     <w:p>
@@ -20383,7 +20255,7 @@
           <w:lang w:eastAsia="ru-RU"/>
           <w14:ligatures w14:val="none"/>
         </w:rPr>
-        <w:t xml:space="preserve">        "number": страница_данных.номер_страницы,</w:t>
+        <w:t xml:space="preserve">        запрос.ДобавитьУсловие(</w:t>
       </w:r>
     </w:p>
     <w:p>
@@ -20420,7 +20292,7 @@
           <w:lang w:eastAsia="ru-RU"/>
           <w14:ligatures w14:val="none"/>
         </w:rPr>
-        <w:t xml:space="preserve">        "size": страница_данных.размер_страницы,</w:t>
+        <w:t xml:space="preserve">            "(LOWER(название) LIKE :поиск ИЛИ LOWER(описание) LIKE :поиск)",</w:t>
       </w:r>
     </w:p>
     <w:p>
@@ -20457,7 +20329,7 @@
           <w:lang w:eastAsia="ru-RU"/>
           <w14:ligatures w14:val="none"/>
         </w:rPr>
-        <w:t xml:space="preserve">        "first": страница_данных.первая_страница,</w:t>
+        <w:t xml:space="preserve">            "%" + поисковый_запрос_нижний + "%"</w:t>
       </w:r>
     </w:p>
     <w:p>
@@ -20494,7 +20366,7 @@
           <w:lang w:eastAsia="ru-RU"/>
           <w14:ligatures w14:val="none"/>
         </w:rPr>
-        <w:t xml:space="preserve">        "last": страница_данных.последняя_страница</w:t>
+        <w:t xml:space="preserve">        )</w:t>
       </w:r>
     </w:p>
     <w:p>
@@ -20522,17 +20394,6 @@
           <w14:ligatures w14:val="none"/>
         </w:rPr>
       </w:pPr>
-      <w:r>
-        <w:rPr>
-          <w:rFonts w:hint="default" w:ascii="Courier New" w:hAnsi="Courier New" w:eastAsia="Times New Roman"/>
-          <w:kern w:val="0"/>
-          <w:sz w:val="22"/>
-          <w:szCs w:val="22"/>
-          <w:lang w:eastAsia="ru-RU"/>
-          <w14:ligatures w14:val="none"/>
-        </w:rPr>
-        <w:t xml:space="preserve">    }</w:t>
-      </w:r>
     </w:p>
     <w:p>
       <w:pPr>
@@ -20559,6 +20420,17 @@
           <w14:ligatures w14:val="none"/>
         </w:rPr>
       </w:pPr>
+      <w:r>
+        <w:rPr>
+          <w:rFonts w:hint="default" w:ascii="Courier New" w:hAnsi="Courier New" w:eastAsia="Times New Roman"/>
+          <w:kern w:val="0"/>
+          <w:sz w:val="22"/>
+          <w:szCs w:val="22"/>
+          <w:lang w:eastAsia="ru-RU"/>
+          <w14:ligatures w14:val="none"/>
+        </w:rPr>
+        <w:t xml:space="preserve">    // 3. Применение пагинации</w:t>
+      </w:r>
     </w:p>
     <w:p>
       <w:pPr>
@@ -20594,7 +20466,7 @@
           <w:lang w:eastAsia="ru-RU"/>
           <w14:ligatures w14:val="none"/>
         </w:rPr>
-        <w:t xml:space="preserve">    ВЕРНУТЬ результат</w:t>
+        <w:t xml:space="preserve">    страница_данных = запрос.ПолучитьСтраницу(страница, размер_страницы)</w:t>
       </w:r>
     </w:p>
     <w:p>
@@ -20648,684 +20520,23 @@
           <w14:ligatures w14:val="none"/>
         </w:rPr>
       </w:pPr>
+      <w:r>
+        <w:rPr>
+          <w:rFonts w:hint="default" w:ascii="Courier New" w:hAnsi="Courier New" w:eastAsia="Times New Roman"/>
+          <w:kern w:val="0"/>
+          <w:sz w:val="22"/>
+          <w:szCs w:val="22"/>
+          <w:lang w:eastAsia="ru-RU"/>
+          <w14:ligatures w14:val="none"/>
+        </w:rPr>
+        <w:t xml:space="preserve">    // 4. Формирование ответа</w:t>
+      </w:r>
     </w:p>
     <w:p>
       <w:pPr>
         <w:widowControl w:val="0"/>
         <w:numPr>
-          <w:ilvl w:val="1"/>
-          <w:numId w:val="2"/>
-        </w:numPr>
-        <w:autoSpaceDE w:val="0"/>
-        <w:autoSpaceDN w:val="0"/>
-        <w:adjustRightInd w:val="0"/>
-        <w:spacing w:after="780" w:line="288" w:lineRule="auto"/>
-        <w:ind w:left="0" w:right="-22" w:firstLine="709"/>
-        <w:rPr>
-          <w:rFonts w:hint="default" w:ascii="Times New Roman" w:hAnsi="Times New Roman" w:eastAsia="Times New Roman"/>
-          <w:kern w:val="0"/>
-          <w:sz w:val="26"/>
-          <w:szCs w:val="26"/>
-          <w:lang w:eastAsia="ru-RU"/>
-          <w14:ligatures w14:val="none"/>
-        </w:rPr>
-      </w:pPr>
-      <w:r>
-        <w:rPr>
-          <w:rFonts w:hint="default" w:ascii="Times New Roman" w:hAnsi="Times New Roman" w:eastAsia="Times New Roman"/>
-          <w:b/>
-          <w:kern w:val="0"/>
-          <w:sz w:val="28"/>
-          <w:szCs w:val="28"/>
-          <w14:ligatures w14:val="none"/>
-        </w:rPr>
-        <w:t>Схема аутентификации и авторизации (JWT flow)</w:t>
-      </w:r>
-    </w:p>
-    <w:p>
-      <w:pPr>
-        <w:widowControl w:val="0"/>
-        <w:autoSpaceDE w:val="0"/>
-        <w:autoSpaceDN w:val="0"/>
-        <w:adjustRightInd w:val="0"/>
-        <w:spacing w:after="0" w:line="288" w:lineRule="auto"/>
-        <w:ind w:right="-23" w:firstLine="709"/>
-        <w:jc w:val="both"/>
-        <w:rPr>
-          <w:rFonts w:hint="default" w:ascii="Times New Roman" w:hAnsi="Times New Roman" w:eastAsia="Times New Roman"/>
-          <w:kern w:val="0"/>
-          <w:sz w:val="26"/>
-          <w:szCs w:val="26"/>
-          <w:lang w:eastAsia="ru-RU"/>
-          <w14:ligatures w14:val="none"/>
-        </w:rPr>
-      </w:pPr>
-      <w:r>
-        <w:rPr>
-          <w:rFonts w:hint="default" w:ascii="Times New Roman" w:hAnsi="Times New Roman" w:eastAsia="Times New Roman"/>
-          <w:kern w:val="0"/>
-          <w:sz w:val="26"/>
-          <w:szCs w:val="26"/>
-          <w:lang w:eastAsia="ru-RU"/>
-          <w14:ligatures w14:val="none"/>
-        </w:rPr>
-        <w:t>В приложении «Микро-шоп «Добавь в корзину»» реализована современная схема аутентификации и авторизации на основе JSON Web Token (JWT) с использованием библиотеки Spring Security и JJWT. Данная схема обеспечивает stateless-аутентификацию, что идеально подходит для RESTful API и одностраничного frontend-приложения.</w:t>
-      </w:r>
-    </w:p>
-    <w:p>
-      <w:pPr>
-        <w:widowControl w:val="0"/>
-        <w:autoSpaceDE w:val="0"/>
-        <w:autoSpaceDN w:val="0"/>
-        <w:adjustRightInd w:val="0"/>
-        <w:spacing w:after="0" w:line="288" w:lineRule="auto"/>
-        <w:ind w:right="-23" w:firstLine="709"/>
-        <w:jc w:val="both"/>
-        <w:rPr>
-          <w:rFonts w:hint="default" w:ascii="Times New Roman" w:hAnsi="Times New Roman" w:eastAsia="Times New Roman"/>
-          <w:kern w:val="0"/>
-          <w:sz w:val="26"/>
-          <w:szCs w:val="26"/>
-          <w:lang w:eastAsia="ru-RU"/>
-          <w14:ligatures w14:val="none"/>
-        </w:rPr>
-      </w:pPr>
-      <w:r>
-        <w:rPr>
-          <w:rFonts w:hint="default" w:ascii="Times New Roman" w:hAnsi="Times New Roman" w:eastAsia="Times New Roman"/>
-          <w:kern w:val="0"/>
-          <w:sz w:val="26"/>
-          <w:szCs w:val="26"/>
-          <w:lang w:eastAsia="ru-RU"/>
-          <w14:ligatures w14:val="none"/>
-        </w:rPr>
-        <w:t>Аутентификация осуществляется через два основных эндпоинта: регистрацию и вход в систему. После успешной аутентификации сервер выдаёт клиенту JWT-токен (access token) и опционально refresh token, которые далее используются для доступа к защищённым ресурсам. Авторизация (проверка прав доступа) выполняется на основе содержимого токена, в частности, роли пользователя.</w:t>
-      </w:r>
-    </w:p>
-    <w:p>
-      <w:pPr>
-        <w:widowControl w:val="0"/>
-        <w:numPr>
-          <w:numId w:val="0"/>
-        </w:numPr>
-        <w:autoSpaceDE w:val="0"/>
-        <w:autoSpaceDN w:val="0"/>
-        <w:adjustRightInd w:val="0"/>
-        <w:spacing w:after="780" w:line="288" w:lineRule="auto"/>
-        <w:ind w:right="-22" w:rightChars="0" w:firstLine="720" w:firstLineChars="0"/>
-        <w:jc w:val="both"/>
-        <w:rPr>
-          <w:rFonts w:hint="default" w:ascii="Times New Roman" w:hAnsi="Times New Roman" w:eastAsia="Times New Roman"/>
-          <w:kern w:val="0"/>
-          <w:sz w:val="26"/>
-          <w:szCs w:val="26"/>
-          <w:lang w:eastAsia="ru-RU"/>
-          <w14:ligatures w14:val="none"/>
-        </w:rPr>
-      </w:pPr>
-      <w:r>
-        <w:rPr>
-          <w:rFonts w:hint="default" w:ascii="Times New Roman" w:hAnsi="Times New Roman" w:eastAsia="Times New Roman"/>
-          <w:kern w:val="0"/>
-          <w:sz w:val="26"/>
-          <w:szCs w:val="26"/>
-          <w:lang w:eastAsia="ru-RU"/>
-          <w14:ligatures w14:val="none"/>
-        </w:rPr>
-        <w:t>Клиент отправляет POST-запрос на `/api/auth/register` с данными `{"email": "...", "password": "..."}`. Сервер проверяет уникальность email, хэширует пароль с использованием BCrypt, создаёт новую запись в таблице `users` с ролью 'USER' по умолчанию. В случае успеха возвращается статус 201 Created без токена (пользователь должен сразу войти).</w:t>
-      </w:r>
-      <w:r>
-        <w:rPr>
-          <w:rFonts w:hint="default" w:ascii="Times New Roman" w:hAnsi="Times New Roman" w:eastAsia="Times New Roman"/>
-          <w:kern w:val="0"/>
-          <w:sz w:val="26"/>
-          <w:szCs w:val="26"/>
-          <w:lang w:eastAsia="ru-RU"/>
-          <w14:ligatures w14:val="none"/>
-        </w:rPr>
-        <w:br w:type="textWrapping"/>
-      </w:r>
-      <w:r>
-        <w:rPr>
-          <w:rFonts w:hint="default" w:ascii="Times New Roman" w:hAnsi="Times New Roman" w:eastAsia="Times New Roman"/>
-          <w:kern w:val="0"/>
-          <w:sz w:val="26"/>
-          <w:szCs w:val="26"/>
-          <w:lang w:eastAsia="ru-RU"/>
-          <w14:ligatures w14:val="none"/>
-        </w:rPr>
-        <w:t>Клиент отправляет POST-запрос на `/api/auth/login` с теми же данными `{"email": "...", "password": "..."}`. Сервер ищет пользователя по email, сравнивает пароль с хэшем в базе данных с использованием BCrypt. При успешном совпадении создаётся JWT access token с помощью функции `generateToken(userId, email, role)`. Токен содержит полезную нагрузку (payload):</w:t>
-      </w:r>
-      <w:r>
-        <w:rPr>
-          <w:rFonts w:hint="default" w:ascii="Times New Roman" w:hAnsi="Times New Roman" w:eastAsia="Times New Roman"/>
-          <w:kern w:val="0"/>
-          <w:sz w:val="26"/>
-          <w:szCs w:val="26"/>
-          <w:lang w:eastAsia="ru-RU"/>
-          <w14:ligatures w14:val="none"/>
-        </w:rPr>
-        <w:br w:type="textWrapping"/>
-      </w:r>
-      <w:r>
-        <w:rPr>
-          <w:rFonts w:hint="default" w:ascii="Times New Roman" w:hAnsi="Times New Roman" w:eastAsia="Times New Roman"/>
-          <w:kern w:val="0"/>
-          <w:sz w:val="26"/>
-          <w:szCs w:val="26"/>
-          <w:lang w:val="en-US" w:eastAsia="ru-RU"/>
-          <w14:ligatures w14:val="none"/>
-        </w:rPr>
-        <w:tab/>
-      </w:r>
-      <w:r>
-        <w:rPr>
-          <w:rFonts w:hint="default" w:ascii="Times New Roman" w:hAnsi="Times New Roman" w:eastAsia="Times New Roman"/>
-          <w:kern w:val="0"/>
-          <w:sz w:val="26"/>
-          <w:szCs w:val="26"/>
-          <w14:ligatures w14:val="none"/>
-        </w:rPr>
-        <w:t xml:space="preserve">– </w:t>
-      </w:r>
-      <w:r>
-        <w:rPr>
-          <w:rFonts w:hint="default" w:ascii="Times New Roman" w:hAnsi="Times New Roman" w:cs="Times New Roman"/>
-          <w:sz w:val="26"/>
-          <w:szCs w:val="26"/>
-          <w:lang w:eastAsia="ru-RU"/>
-        </w:rPr>
-        <w:t>`sub` (subject) — UUID пользователя</w:t>
-      </w:r>
-      <w:r>
-        <w:rPr>
-          <w:rFonts w:hint="default" w:ascii="Times New Roman" w:hAnsi="Times New Roman" w:eastAsia="Times New Roman"/>
-          <w:kern w:val="0"/>
-          <w:sz w:val="26"/>
-          <w:szCs w:val="26"/>
-          <w14:ligatures w14:val="none"/>
-        </w:rPr>
-        <w:t>).</w:t>
-      </w:r>
-      <w:r>
-        <w:rPr>
-          <w:rFonts w:hint="default" w:ascii="Times New Roman" w:hAnsi="Times New Roman" w:eastAsia="Times New Roman"/>
-          <w:kern w:val="0"/>
-          <w:sz w:val="26"/>
-          <w:szCs w:val="26"/>
-          <w14:ligatures w14:val="none"/>
-        </w:rPr>
-        <w:br w:type="textWrapping"/>
-      </w:r>
-      <w:r>
-        <w:rPr>
-          <w:rFonts w:hint="default" w:ascii="Times New Roman" w:hAnsi="Times New Roman" w:eastAsia="Times New Roman"/>
-          <w:kern w:val="0"/>
-          <w:sz w:val="26"/>
-          <w:szCs w:val="26"/>
-          <w:lang w:val="en-US"/>
-          <w14:ligatures w14:val="none"/>
-        </w:rPr>
-        <w:tab/>
-      </w:r>
-      <w:r>
-        <w:rPr>
-          <w:rFonts w:hint="default" w:ascii="Times New Roman" w:hAnsi="Times New Roman" w:eastAsia="Times New Roman"/>
-          <w:kern w:val="0"/>
-          <w:sz w:val="26"/>
-          <w:szCs w:val="26"/>
-          <w14:ligatures w14:val="none"/>
-        </w:rPr>
-        <w:t xml:space="preserve">– </w:t>
-      </w:r>
-      <w:r>
-        <w:rPr>
-          <w:rFonts w:hint="default" w:ascii="Times New Roman" w:hAnsi="Times New Roman" w:cs="Times New Roman"/>
-          <w:sz w:val="26"/>
-          <w:szCs w:val="26"/>
-          <w:lang w:eastAsia="ru-RU"/>
-        </w:rPr>
-        <w:t>`email` — email пользователя</w:t>
-      </w:r>
-      <w:r>
-        <w:rPr>
-          <w:rFonts w:hint="default" w:ascii="Times New Roman" w:hAnsi="Times New Roman" w:eastAsia="Times New Roman"/>
-          <w:kern w:val="0"/>
-          <w:sz w:val="26"/>
-          <w:szCs w:val="26"/>
-          <w14:ligatures w14:val="none"/>
-        </w:rPr>
-        <w:t>.</w:t>
-      </w:r>
-      <w:r>
-        <w:rPr>
-          <w:rFonts w:hint="default" w:ascii="Times New Roman" w:hAnsi="Times New Roman" w:eastAsia="Times New Roman"/>
-          <w:kern w:val="0"/>
-          <w:sz w:val="26"/>
-          <w:szCs w:val="26"/>
-          <w14:ligatures w14:val="none"/>
-        </w:rPr>
-        <w:br w:type="textWrapping"/>
-      </w:r>
-      <w:r>
-        <w:rPr>
-          <w:rFonts w:hint="default" w:ascii="Times New Roman" w:hAnsi="Times New Roman" w:eastAsia="Times New Roman"/>
-          <w:kern w:val="0"/>
-          <w:sz w:val="26"/>
-          <w:szCs w:val="26"/>
-          <w:lang w:val="en-US"/>
-          <w14:ligatures w14:val="none"/>
-        </w:rPr>
-        <w:tab/>
-      </w:r>
-      <w:r>
-        <w:rPr>
-          <w:rFonts w:hint="default" w:ascii="Times New Roman" w:hAnsi="Times New Roman" w:eastAsia="Times New Roman"/>
-          <w:kern w:val="0"/>
-          <w:sz w:val="26"/>
-          <w:szCs w:val="26"/>
-          <w14:ligatures w14:val="none"/>
-        </w:rPr>
-        <w:t xml:space="preserve">– </w:t>
-      </w:r>
-      <w:r>
-        <w:rPr>
-          <w:rFonts w:hint="default" w:ascii="Times New Roman" w:hAnsi="Times New Roman" w:cs="Times New Roman"/>
-          <w:sz w:val="26"/>
-          <w:szCs w:val="26"/>
-          <w:lang w:eastAsia="ru-RU"/>
-        </w:rPr>
-        <w:t>`role` — роль ('USER' или 'ADMIN')</w:t>
-      </w:r>
-      <w:r>
-        <w:rPr>
-          <w:rFonts w:hint="default" w:ascii="Times New Roman" w:hAnsi="Times New Roman" w:eastAsia="Times New Roman"/>
-          <w:kern w:val="0"/>
-          <w:sz w:val="26"/>
-          <w:szCs w:val="26"/>
-          <w14:ligatures w14:val="none"/>
-        </w:rPr>
-        <w:br w:type="textWrapping"/>
-      </w:r>
-      <w:r>
-        <w:rPr>
-          <w:rFonts w:hint="default" w:ascii="Times New Roman" w:hAnsi="Times New Roman" w:eastAsia="Times New Roman"/>
-          <w:kern w:val="0"/>
-          <w:sz w:val="26"/>
-          <w:szCs w:val="26"/>
-          <w:lang w:val="en-US"/>
-          <w14:ligatures w14:val="none"/>
-        </w:rPr>
-        <w:tab/>
-      </w:r>
-      <w:r>
-        <w:rPr>
-          <w:rFonts w:hint="default" w:ascii="Times New Roman" w:hAnsi="Times New Roman" w:eastAsia="Times New Roman"/>
-          <w:kern w:val="0"/>
-          <w:sz w:val="26"/>
-          <w:szCs w:val="26"/>
-          <w14:ligatures w14:val="none"/>
-        </w:rPr>
-        <w:t xml:space="preserve">– </w:t>
-      </w:r>
-      <w:r>
-        <w:rPr>
-          <w:rFonts w:hint="default" w:ascii="Times New Roman" w:hAnsi="Times New Roman" w:cs="Times New Roman"/>
-          <w:sz w:val="26"/>
-          <w:szCs w:val="26"/>
-          <w:lang w:eastAsia="ru-RU"/>
-        </w:rPr>
-        <w:t>`iat` (issued at) — время выпуска</w:t>
-      </w:r>
-      <w:r>
-        <w:rPr>
-          <w:rFonts w:hint="default" w:ascii="Times New Roman" w:hAnsi="Times New Roman" w:eastAsia="Times New Roman"/>
-          <w:kern w:val="0"/>
-          <w:sz w:val="26"/>
-          <w:szCs w:val="26"/>
-          <w14:ligatures w14:val="none"/>
-        </w:rPr>
-        <w:br w:type="textWrapping"/>
-      </w:r>
-      <w:r>
-        <w:rPr>
-          <w:rFonts w:hint="default" w:ascii="Times New Roman" w:hAnsi="Times New Roman" w:eastAsia="Times New Roman"/>
-          <w:kern w:val="0"/>
-          <w:sz w:val="26"/>
-          <w:szCs w:val="26"/>
-          <w:lang w:val="en-US"/>
-          <w14:ligatures w14:val="none"/>
-        </w:rPr>
-        <w:tab/>
-      </w:r>
-      <w:r>
-        <w:rPr>
-          <w:rFonts w:hint="default" w:ascii="Times New Roman" w:hAnsi="Times New Roman" w:eastAsia="Times New Roman"/>
-          <w:kern w:val="0"/>
-          <w:sz w:val="26"/>
-          <w:szCs w:val="26"/>
-          <w14:ligatures w14:val="none"/>
-        </w:rPr>
-        <w:t xml:space="preserve">– </w:t>
-      </w:r>
-      <w:r>
-        <w:rPr>
-          <w:rFonts w:hint="default" w:ascii="Times New Roman" w:hAnsi="Times New Roman" w:cs="Times New Roman"/>
-          <w:sz w:val="26"/>
-          <w:szCs w:val="26"/>
-          <w:lang w:eastAsia="ru-RU"/>
-        </w:rPr>
-        <w:t>`exp` (expiration) — время истечения (по умолчанию 24 часа)</w:t>
-      </w:r>
-      <w:r>
-        <w:rPr>
-          <w:rFonts w:hint="default" w:ascii="Times New Roman" w:hAnsi="Times New Roman" w:cs="Times New Roman"/>
-          <w:sz w:val="26"/>
-          <w:szCs w:val="26"/>
-          <w:lang w:eastAsia="ru-RU"/>
-        </w:rPr>
-        <w:br w:type="textWrapping"/>
-      </w:r>
-      <w:r>
-        <w:rPr>
-          <w:rFonts w:hint="default" w:ascii="Times New Roman" w:hAnsi="Times New Roman" w:cs="Times New Roman"/>
-          <w:sz w:val="26"/>
-          <w:szCs w:val="26"/>
-          <w:lang w:val="en-US" w:eastAsia="ru-RU"/>
-        </w:rPr>
-        <w:tab/>
-      </w:r>
-      <w:r>
-        <w:rPr>
-          <w:rFonts w:hint="default" w:ascii="Times New Roman" w:hAnsi="Times New Roman" w:eastAsia="Times New Roman"/>
-          <w:kern w:val="0"/>
-          <w:sz w:val="26"/>
-          <w:szCs w:val="26"/>
-          <w:lang w:eastAsia="ru-RU"/>
-          <w14:ligatures w14:val="none"/>
-        </w:rPr>
-        <w:t>Опционально создаётся refresh token с более длительным сроком действия (7 дней). Сервер возвращает ответ `{"accessToken": "&lt;JWT&gt;", "refreshToken": "&lt;JWT&gt;"}` со статусом 200 OK. Клиент сохраняет токены в localStorage.</w:t>
-      </w:r>
-      <w:r>
-        <w:rPr>
-          <w:rFonts w:hint="default" w:ascii="Times New Roman" w:hAnsi="Times New Roman" w:eastAsia="Times New Roman"/>
-          <w:kern w:val="0"/>
-          <w:sz w:val="26"/>
-          <w:szCs w:val="26"/>
-          <w:lang w:eastAsia="ru-RU"/>
-          <w14:ligatures w14:val="none"/>
-        </w:rPr>
-        <w:br w:type="textWrapping"/>
-      </w:r>
-      <w:r>
-        <w:rPr>
-          <w:rFonts w:hint="default" w:ascii="Times New Roman" w:hAnsi="Times New Roman" w:eastAsia="Times New Roman"/>
-          <w:kern w:val="0"/>
-          <w:sz w:val="26"/>
-          <w:szCs w:val="26"/>
-          <w:lang w:val="en-US" w:eastAsia="ru-RU"/>
-          <w14:ligatures w14:val="none"/>
-        </w:rPr>
-        <w:tab/>
-      </w:r>
-      <w:r>
-        <w:rPr>
-          <w:rFonts w:hint="default" w:ascii="Times New Roman" w:hAnsi="Times New Roman" w:eastAsia="Times New Roman"/>
-          <w:kern w:val="0"/>
-          <w:sz w:val="26"/>
-          <w:szCs w:val="26"/>
-          <w:lang w:eastAsia="ru-RU"/>
-          <w14:ligatures w14:val="none"/>
-        </w:rPr>
-        <w:t>Для каждого запроса к защищённому эндпоинту клиент добавляет заголовок `Authorization: Bearer &lt;accessToken&gt;`. Фильтр `JwtAuthenticationFilter` перехватывает запрос, извлекает токен из заголовка, проверяет его валидность через `tokenProvider.validateToken(token)`</w:t>
-      </w:r>
-      <w:r>
-        <w:rPr>
-          <w:rFonts w:hint="default" w:ascii="Times New Roman" w:hAnsi="Times New Roman" w:eastAsia="Times New Roman"/>
-          <w:kern w:val="0"/>
-          <w:sz w:val="26"/>
-          <w:szCs w:val="26"/>
-          <w:lang w:eastAsia="ru-RU"/>
-          <w14:ligatures w14:val="none"/>
-        </w:rPr>
-        <w:br w:type="textWrapping"/>
-      </w:r>
-      <w:r>
-        <w:rPr>
-          <w:rFonts w:hint="default" w:ascii="Times New Roman" w:hAnsi="Times New Roman" w:eastAsia="Times New Roman"/>
-          <w:kern w:val="0"/>
-          <w:sz w:val="26"/>
-          <w:szCs w:val="26"/>
-          <w:lang w:val="en-US" w:eastAsia="ru-RU"/>
-          <w14:ligatures w14:val="none"/>
-        </w:rPr>
-        <w:tab/>
-      </w:r>
-      <w:r>
-        <w:rPr>
-          <w:rFonts w:hint="default" w:ascii="Times New Roman" w:hAnsi="Times New Roman" w:eastAsia="Times New Roman"/>
-          <w:kern w:val="0"/>
-          <w:sz w:val="26"/>
-          <w:szCs w:val="26"/>
-          <w:lang w:eastAsia="ru-RU"/>
-          <w14:ligatures w14:val="none"/>
-        </w:rPr>
-        <w:t>Если токен валиден, фильтр создаёт объект `UsernamePasswordAuthenticationToken` с email пользователя и его ролью, устанавливает его в `SecurityContextHolder`. Функции `getEmailFromToken()` и `getRoleFromToken()` возвращают соответствующие значения из payload токена.</w:t>
-      </w:r>
-      <w:r>
-        <w:rPr>
-          <w:rFonts w:hint="default" w:ascii="Times New Roman" w:hAnsi="Times New Roman" w:eastAsia="Times New Roman"/>
-          <w:kern w:val="0"/>
-          <w:sz w:val="26"/>
-          <w:szCs w:val="26"/>
-          <w:lang w:eastAsia="ru-RU"/>
-          <w14:ligatures w14:val="none"/>
-        </w:rPr>
-        <w:br w:type="textWrapping"/>
-      </w:r>
-      <w:r>
-        <w:rPr>
-          <w:rFonts w:hint="default" w:ascii="Times New Roman" w:hAnsi="Times New Roman" w:eastAsia="Times New Roman"/>
-          <w:kern w:val="0"/>
-          <w:sz w:val="26"/>
-          <w:szCs w:val="26"/>
-          <w:lang w:val="en-US" w:eastAsia="ru-RU"/>
-          <w14:ligatures w14:val="none"/>
-        </w:rPr>
-        <w:tab/>
-      </w:r>
-      <w:r>
-        <w:rPr>
-          <w:rFonts w:hint="default" w:ascii="Times New Roman" w:hAnsi="Times New Roman" w:eastAsia="Times New Roman"/>
-          <w:kern w:val="0"/>
-          <w:sz w:val="26"/>
-          <w:szCs w:val="26"/>
-          <w:lang w:eastAsia="ru-RU"/>
-          <w14:ligatures w14:val="none"/>
-        </w:rPr>
-        <w:t>Для административных эндпоинтов (например, `POST /api/products`, `PUT /api/orders/{id}/status`) дополнительно используется аннотация `@PreAuthorize("hasRole('ADMIN')")`, которая проверяет роль пользователя из SecurityContext. Таким образом, даже при наличии валидного токена доступ ограничивается по роли.</w:t>
-      </w:r>
-      <w:r>
-        <w:rPr>
-          <w:rFonts w:hint="default" w:ascii="Times New Roman" w:hAnsi="Times New Roman" w:eastAsia="Times New Roman"/>
-          <w:kern w:val="0"/>
-          <w:sz w:val="26"/>
-          <w:szCs w:val="26"/>
-          <w:lang w:eastAsia="ru-RU"/>
-          <w14:ligatures w14:val="none"/>
-        </w:rPr>
-        <w:br w:type="textWrapping"/>
-      </w:r>
-      <w:r>
-        <w:rPr>
-          <w:rFonts w:hint="default" w:ascii="Times New Roman" w:hAnsi="Times New Roman" w:eastAsia="Times New Roman"/>
-          <w:kern w:val="0"/>
-          <w:sz w:val="26"/>
-          <w:szCs w:val="26"/>
-          <w:lang w:val="en-US" w:eastAsia="ru-RU"/>
-          <w14:ligatures w14:val="none"/>
-        </w:rPr>
-        <w:tab/>
-      </w:r>
-      <w:r>
-        <w:rPr>
-          <w:rFonts w:hint="default" w:ascii="Times New Roman" w:hAnsi="Times New Roman" w:eastAsia="Times New Roman"/>
-          <w:kern w:val="0"/>
-          <w:sz w:val="26"/>
-          <w:szCs w:val="26"/>
-          <w:lang w:eastAsia="ru-RU"/>
-          <w14:ligatures w14:val="none"/>
-        </w:rPr>
-        <w:t>Клиент отправляет POST-запрос на `/api/auth/refresh` с refresh token в теле запроса. Сервер проверяет валидность refresh token, извлекает userId из токена, генерирует новый access token и опционально новый refresh token. Возвращает обновлённые токены клиенту.</w:t>
-      </w:r>
-      <w:r>
-        <w:rPr>
-          <w:rFonts w:hint="default" w:ascii="Times New Roman" w:hAnsi="Times New Roman" w:eastAsia="Times New Roman"/>
-          <w:kern w:val="0"/>
-          <w:sz w:val="26"/>
-          <w:szCs w:val="26"/>
-          <w:lang w:eastAsia="ru-RU"/>
-          <w14:ligatures w14:val="none"/>
-        </w:rPr>
-        <w:br w:type="textWrapping"/>
-      </w:r>
-      <w:r>
-        <w:rPr>
-          <w:rFonts w:hint="default" w:ascii="Times New Roman" w:hAnsi="Times New Roman" w:eastAsia="Times New Roman"/>
-          <w:kern w:val="0"/>
-          <w:sz w:val="26"/>
-          <w:szCs w:val="26"/>
-          <w:lang w:val="en-US" w:eastAsia="ru-RU"/>
-          <w14:ligatures w14:val="none"/>
-        </w:rPr>
-        <w:tab/>
-      </w:r>
-      <w:r>
-        <w:rPr>
-          <w:rFonts w:hint="default" w:ascii="Times New Roman" w:hAnsi="Times New Roman" w:eastAsia="Times New Roman"/>
-          <w:kern w:val="0"/>
-          <w:sz w:val="26"/>
-          <w:szCs w:val="26"/>
-          <w:lang w:eastAsia="ru-RU"/>
-          <w14:ligatures w14:val="none"/>
-        </w:rPr>
-        <w:t>Поскольку JWT stateless, сервер не может отозвать токен. Выход реализован на стороне клиента: удаление токенов из localStorage и редирект на главную страницу. Для повышения безопасности рекомендуется в будущем добавить blacklist токенов (с использованием Redis) или установить короткий срок жизни access token с обязательным использованием refresh token.</w:t>
-      </w:r>
-    </w:p>
-    <w:p>
-      <w:pPr>
-        <w:widowControl w:val="0"/>
-        <w:numPr>
-          <w:numId w:val="0"/>
-        </w:numPr>
-        <w:autoSpaceDE w:val="0"/>
-        <w:autoSpaceDN w:val="0"/>
-        <w:adjustRightInd w:val="0"/>
-        <w:spacing w:after="780" w:line="288" w:lineRule="auto"/>
-        <w:ind w:right="-22" w:rightChars="0" w:firstLine="720" w:firstLineChars="0"/>
-        <w:jc w:val="both"/>
-        <w:rPr>
-          <w:rFonts w:hint="default" w:ascii="Times New Roman" w:hAnsi="Times New Roman" w:eastAsia="Times New Roman"/>
-          <w:kern w:val="0"/>
-          <w:sz w:val="26"/>
-          <w:szCs w:val="26"/>
-          <w:lang w:eastAsia="ru-RU"/>
-          <w14:ligatures w14:val="none"/>
-        </w:rPr>
-      </w:pPr>
-    </w:p>
-    <w:p>
-      <w:pPr>
-        <w:widowControl w:val="0"/>
-        <w:numPr>
-          <w:numId w:val="0"/>
-        </w:numPr>
-        <w:autoSpaceDE w:val="0"/>
-        <w:autoSpaceDN w:val="0"/>
-        <w:adjustRightInd w:val="0"/>
-        <w:spacing w:after="780" w:line="288" w:lineRule="auto"/>
-        <w:ind w:right="-22" w:rightChars="0" w:firstLine="720" w:firstLineChars="0"/>
-        <w:jc w:val="both"/>
-        <w:rPr>
-          <w:rFonts w:hint="default" w:ascii="Times New Roman" w:hAnsi="Times New Roman" w:eastAsia="Times New Roman"/>
-          <w:kern w:val="0"/>
-          <w:sz w:val="26"/>
-          <w:szCs w:val="26"/>
-          <w:lang w:eastAsia="ru-RU"/>
-          <w14:ligatures w14:val="none"/>
-        </w:rPr>
-      </w:pPr>
-    </w:p>
-    <w:p>
-      <w:pPr>
-        <w:widowControl w:val="0"/>
-        <w:numPr>
-          <w:numId w:val="0"/>
-        </w:numPr>
-        <w:autoSpaceDE w:val="0"/>
-        <w:autoSpaceDN w:val="0"/>
-        <w:adjustRightInd w:val="0"/>
-        <w:spacing w:after="780" w:line="288" w:lineRule="auto"/>
-        <w:ind w:right="-22" w:rightChars="0" w:firstLine="720" w:firstLineChars="0"/>
-        <w:jc w:val="both"/>
-        <w:rPr>
-          <w:rFonts w:hint="default" w:ascii="Times New Roman" w:hAnsi="Times New Roman" w:eastAsia="Times New Roman"/>
-          <w:kern w:val="0"/>
-          <w:sz w:val="26"/>
-          <w:szCs w:val="26"/>
-          <w:lang w:eastAsia="ru-RU"/>
-          <w14:ligatures w14:val="none"/>
-        </w:rPr>
-      </w:pPr>
-    </w:p>
-    <w:p>
-      <w:pPr>
-        <w:widowControl w:val="0"/>
-        <w:numPr>
-          <w:numId w:val="0"/>
-        </w:numPr>
-        <w:autoSpaceDE w:val="0"/>
-        <w:autoSpaceDN w:val="0"/>
-        <w:adjustRightInd w:val="0"/>
-        <w:spacing w:after="780" w:line="288" w:lineRule="auto"/>
-        <w:ind w:right="-22" w:rightChars="0" w:firstLine="720" w:firstLineChars="0"/>
-        <w:jc w:val="both"/>
-        <w:rPr>
-          <w:rFonts w:hint="default" w:ascii="Times New Roman" w:hAnsi="Times New Roman" w:eastAsia="Times New Roman"/>
-          <w:kern w:val="0"/>
-          <w:sz w:val="26"/>
-          <w:szCs w:val="26"/>
-          <w:lang w:eastAsia="ru-RU"/>
-          <w14:ligatures w14:val="none"/>
-        </w:rPr>
-      </w:pPr>
-    </w:p>
-    <w:p>
-      <w:pPr>
-        <w:widowControl w:val="0"/>
-        <w:numPr>
-          <w:numId w:val="0"/>
-        </w:numPr>
-        <w:autoSpaceDE w:val="0"/>
-        <w:autoSpaceDN w:val="0"/>
-        <w:adjustRightInd w:val="0"/>
-        <w:spacing w:after="780" w:line="288" w:lineRule="auto"/>
-        <w:ind w:right="-22" w:rightChars="0" w:firstLine="720" w:firstLineChars="0"/>
-        <w:jc w:val="both"/>
-        <w:rPr>
-          <w:rFonts w:hint="default" w:ascii="Times New Roman" w:hAnsi="Times New Roman" w:eastAsia="Times New Roman"/>
-          <w:kern w:val="0"/>
-          <w:sz w:val="26"/>
-          <w:szCs w:val="26"/>
-          <w:lang w:eastAsia="ru-RU"/>
-          <w14:ligatures w14:val="none"/>
-        </w:rPr>
-      </w:pPr>
-    </w:p>
-    <w:p>
-      <w:pPr>
-        <w:widowControl w:val="0"/>
-        <w:numPr>
+          <w:ilvl w:val="0"/>
           <w:numId w:val="0"/>
         </w:numPr>
         <w:tabs>
@@ -21338,6 +20549,1133 @@
         <w:ind w:left="709" w:leftChars="0" w:right="-23" w:rightChars="0" w:firstLine="260"/>
         <w:jc w:val="both"/>
         <w:rPr>
+          <w:rFonts w:hint="default" w:ascii="Courier New" w:hAnsi="Courier New" w:eastAsia="Times New Roman"/>
+          <w:kern w:val="0"/>
+          <w:sz w:val="22"/>
+          <w:szCs w:val="22"/>
+          <w:lang w:eastAsia="ru-RU"/>
+          <w14:ligatures w14:val="none"/>
+        </w:rPr>
+      </w:pPr>
+      <w:r>
+        <w:rPr>
+          <w:rFonts w:hint="default" w:ascii="Courier New" w:hAnsi="Courier New" w:eastAsia="Times New Roman"/>
+          <w:kern w:val="0"/>
+          <w:sz w:val="22"/>
+          <w:szCs w:val="22"/>
+          <w:lang w:eastAsia="ru-RU"/>
+          <w14:ligatures w14:val="none"/>
+        </w:rPr>
+        <w:t xml:space="preserve">    результат = {</w:t>
+      </w:r>
+    </w:p>
+    <w:p>
+      <w:pPr>
+        <w:widowControl w:val="0"/>
+        <w:numPr>
+          <w:ilvl w:val="0"/>
+          <w:numId w:val="0"/>
+        </w:numPr>
+        <w:tabs>
+          <w:tab w:val="left" w:pos="426"/>
+        </w:tabs>
+        <w:autoSpaceDE w:val="0"/>
+        <w:autoSpaceDN w:val="0"/>
+        <w:adjustRightInd w:val="0"/>
+        <w:spacing w:after="0" w:line="288" w:lineRule="auto"/>
+        <w:ind w:left="709" w:leftChars="0" w:right="-23" w:rightChars="0" w:firstLine="260"/>
+        <w:jc w:val="both"/>
+        <w:rPr>
+          <w:rFonts w:hint="default" w:ascii="Courier New" w:hAnsi="Courier New" w:eastAsia="Times New Roman"/>
+          <w:kern w:val="0"/>
+          <w:sz w:val="22"/>
+          <w:szCs w:val="22"/>
+          <w:lang w:eastAsia="ru-RU"/>
+          <w14:ligatures w14:val="none"/>
+        </w:rPr>
+      </w:pPr>
+      <w:r>
+        <w:rPr>
+          <w:rFonts w:hint="default" w:ascii="Courier New" w:hAnsi="Courier New" w:eastAsia="Times New Roman"/>
+          <w:kern w:val="0"/>
+          <w:sz w:val="22"/>
+          <w:szCs w:val="22"/>
+          <w:lang w:eastAsia="ru-RU"/>
+          <w14:ligatures w14:val="none"/>
+        </w:rPr>
+        <w:t xml:space="preserve">        "content": страница_данных.элементы,</w:t>
+      </w:r>
+    </w:p>
+    <w:p>
+      <w:pPr>
+        <w:widowControl w:val="0"/>
+        <w:numPr>
+          <w:ilvl w:val="0"/>
+          <w:numId w:val="0"/>
+        </w:numPr>
+        <w:tabs>
+          <w:tab w:val="left" w:pos="426"/>
+        </w:tabs>
+        <w:autoSpaceDE w:val="0"/>
+        <w:autoSpaceDN w:val="0"/>
+        <w:adjustRightInd w:val="0"/>
+        <w:spacing w:after="0" w:line="288" w:lineRule="auto"/>
+        <w:ind w:left="709" w:leftChars="0" w:right="-23" w:rightChars="0" w:firstLine="260"/>
+        <w:jc w:val="both"/>
+        <w:rPr>
+          <w:rFonts w:hint="default" w:ascii="Courier New" w:hAnsi="Courier New" w:eastAsia="Times New Roman"/>
+          <w:kern w:val="0"/>
+          <w:sz w:val="22"/>
+          <w:szCs w:val="22"/>
+          <w:lang w:eastAsia="ru-RU"/>
+          <w14:ligatures w14:val="none"/>
+        </w:rPr>
+      </w:pPr>
+      <w:r>
+        <w:rPr>
+          <w:rFonts w:hint="default" w:ascii="Courier New" w:hAnsi="Courier New" w:eastAsia="Times New Roman"/>
+          <w:kern w:val="0"/>
+          <w:sz w:val="22"/>
+          <w:szCs w:val="22"/>
+          <w:lang w:eastAsia="ru-RU"/>
+          <w14:ligatures w14:val="none"/>
+        </w:rPr>
+        <w:t xml:space="preserve">        "totalElements": страница_данных.всего_элементов,</w:t>
+      </w:r>
+    </w:p>
+    <w:p>
+      <w:pPr>
+        <w:widowControl w:val="0"/>
+        <w:numPr>
+          <w:ilvl w:val="0"/>
+          <w:numId w:val="0"/>
+        </w:numPr>
+        <w:tabs>
+          <w:tab w:val="left" w:pos="426"/>
+        </w:tabs>
+        <w:autoSpaceDE w:val="0"/>
+        <w:autoSpaceDN w:val="0"/>
+        <w:adjustRightInd w:val="0"/>
+        <w:spacing w:after="0" w:line="288" w:lineRule="auto"/>
+        <w:ind w:left="709" w:leftChars="0" w:right="-23" w:rightChars="0" w:firstLine="260"/>
+        <w:jc w:val="both"/>
+        <w:rPr>
+          <w:rFonts w:hint="default" w:ascii="Courier New" w:hAnsi="Courier New" w:eastAsia="Times New Roman"/>
+          <w:kern w:val="0"/>
+          <w:sz w:val="22"/>
+          <w:szCs w:val="22"/>
+          <w:lang w:eastAsia="ru-RU"/>
+          <w14:ligatures w14:val="none"/>
+        </w:rPr>
+      </w:pPr>
+      <w:r>
+        <w:rPr>
+          <w:rFonts w:hint="default" w:ascii="Courier New" w:hAnsi="Courier New" w:eastAsia="Times New Roman"/>
+          <w:kern w:val="0"/>
+          <w:sz w:val="22"/>
+          <w:szCs w:val="22"/>
+          <w:lang w:eastAsia="ru-RU"/>
+          <w14:ligatures w14:val="none"/>
+        </w:rPr>
+        <w:t xml:space="preserve">        "totalPages": страница_данных.всего_страниц,</w:t>
+      </w:r>
+    </w:p>
+    <w:p>
+      <w:pPr>
+        <w:widowControl w:val="0"/>
+        <w:numPr>
+          <w:ilvl w:val="0"/>
+          <w:numId w:val="0"/>
+        </w:numPr>
+        <w:tabs>
+          <w:tab w:val="left" w:pos="426"/>
+        </w:tabs>
+        <w:autoSpaceDE w:val="0"/>
+        <w:autoSpaceDN w:val="0"/>
+        <w:adjustRightInd w:val="0"/>
+        <w:spacing w:after="0" w:line="288" w:lineRule="auto"/>
+        <w:ind w:left="709" w:leftChars="0" w:right="-23" w:rightChars="0" w:firstLine="260"/>
+        <w:jc w:val="both"/>
+        <w:rPr>
+          <w:rFonts w:hint="default" w:ascii="Courier New" w:hAnsi="Courier New" w:eastAsia="Times New Roman"/>
+          <w:kern w:val="0"/>
+          <w:sz w:val="22"/>
+          <w:szCs w:val="22"/>
+          <w:lang w:eastAsia="ru-RU"/>
+          <w14:ligatures w14:val="none"/>
+        </w:rPr>
+      </w:pPr>
+      <w:r>
+        <w:rPr>
+          <w:rFonts w:hint="default" w:ascii="Courier New" w:hAnsi="Courier New" w:eastAsia="Times New Roman"/>
+          <w:kern w:val="0"/>
+          <w:sz w:val="22"/>
+          <w:szCs w:val="22"/>
+          <w:lang w:eastAsia="ru-RU"/>
+          <w14:ligatures w14:val="none"/>
+        </w:rPr>
+        <w:t xml:space="preserve">        "number": страница_данных.номер_страницы,</w:t>
+      </w:r>
+    </w:p>
+    <w:p>
+      <w:pPr>
+        <w:widowControl w:val="0"/>
+        <w:numPr>
+          <w:ilvl w:val="0"/>
+          <w:numId w:val="0"/>
+        </w:numPr>
+        <w:tabs>
+          <w:tab w:val="left" w:pos="426"/>
+        </w:tabs>
+        <w:autoSpaceDE w:val="0"/>
+        <w:autoSpaceDN w:val="0"/>
+        <w:adjustRightInd w:val="0"/>
+        <w:spacing w:after="0" w:line="288" w:lineRule="auto"/>
+        <w:ind w:left="709" w:leftChars="0" w:right="-23" w:rightChars="0" w:firstLine="260"/>
+        <w:jc w:val="both"/>
+        <w:rPr>
+          <w:rFonts w:hint="default" w:ascii="Courier New" w:hAnsi="Courier New" w:eastAsia="Times New Roman"/>
+          <w:kern w:val="0"/>
+          <w:sz w:val="22"/>
+          <w:szCs w:val="22"/>
+          <w:lang w:eastAsia="ru-RU"/>
+          <w14:ligatures w14:val="none"/>
+        </w:rPr>
+      </w:pPr>
+      <w:r>
+        <w:rPr>
+          <w:rFonts w:hint="default" w:ascii="Courier New" w:hAnsi="Courier New" w:eastAsia="Times New Roman"/>
+          <w:kern w:val="0"/>
+          <w:sz w:val="22"/>
+          <w:szCs w:val="22"/>
+          <w:lang w:eastAsia="ru-RU"/>
+          <w14:ligatures w14:val="none"/>
+        </w:rPr>
+        <w:t xml:space="preserve">        "size": страница_данных.размер_страницы,</w:t>
+      </w:r>
+    </w:p>
+    <w:p>
+      <w:pPr>
+        <w:widowControl w:val="0"/>
+        <w:numPr>
+          <w:ilvl w:val="0"/>
+          <w:numId w:val="0"/>
+        </w:numPr>
+        <w:tabs>
+          <w:tab w:val="left" w:pos="426"/>
+        </w:tabs>
+        <w:autoSpaceDE w:val="0"/>
+        <w:autoSpaceDN w:val="0"/>
+        <w:adjustRightInd w:val="0"/>
+        <w:spacing w:after="0" w:line="288" w:lineRule="auto"/>
+        <w:ind w:left="709" w:leftChars="0" w:right="-23" w:rightChars="0" w:firstLine="260"/>
+        <w:jc w:val="both"/>
+        <w:rPr>
+          <w:rFonts w:hint="default" w:ascii="Courier New" w:hAnsi="Courier New" w:eastAsia="Times New Roman"/>
+          <w:kern w:val="0"/>
+          <w:sz w:val="22"/>
+          <w:szCs w:val="22"/>
+          <w:lang w:eastAsia="ru-RU"/>
+          <w14:ligatures w14:val="none"/>
+        </w:rPr>
+      </w:pPr>
+      <w:r>
+        <w:rPr>
+          <w:rFonts w:hint="default" w:ascii="Courier New" w:hAnsi="Courier New" w:eastAsia="Times New Roman"/>
+          <w:kern w:val="0"/>
+          <w:sz w:val="22"/>
+          <w:szCs w:val="22"/>
+          <w:lang w:eastAsia="ru-RU"/>
+          <w14:ligatures w14:val="none"/>
+        </w:rPr>
+        <w:t xml:space="preserve">        "first": страница_данных.первая_страница,</w:t>
+      </w:r>
+    </w:p>
+    <w:p>
+      <w:pPr>
+        <w:widowControl w:val="0"/>
+        <w:numPr>
+          <w:ilvl w:val="0"/>
+          <w:numId w:val="0"/>
+        </w:numPr>
+        <w:tabs>
+          <w:tab w:val="left" w:pos="426"/>
+        </w:tabs>
+        <w:autoSpaceDE w:val="0"/>
+        <w:autoSpaceDN w:val="0"/>
+        <w:adjustRightInd w:val="0"/>
+        <w:spacing w:after="0" w:line="288" w:lineRule="auto"/>
+        <w:ind w:left="709" w:leftChars="0" w:right="-23" w:rightChars="0" w:firstLine="260"/>
+        <w:jc w:val="both"/>
+        <w:rPr>
+          <w:rFonts w:hint="default" w:ascii="Courier New" w:hAnsi="Courier New" w:eastAsia="Times New Roman"/>
+          <w:kern w:val="0"/>
+          <w:sz w:val="22"/>
+          <w:szCs w:val="22"/>
+          <w:lang w:eastAsia="ru-RU"/>
+          <w14:ligatures w14:val="none"/>
+        </w:rPr>
+      </w:pPr>
+      <w:r>
+        <w:rPr>
+          <w:rFonts w:hint="default" w:ascii="Courier New" w:hAnsi="Courier New" w:eastAsia="Times New Roman"/>
+          <w:kern w:val="0"/>
+          <w:sz w:val="22"/>
+          <w:szCs w:val="22"/>
+          <w:lang w:eastAsia="ru-RU"/>
+          <w14:ligatures w14:val="none"/>
+        </w:rPr>
+        <w:t xml:space="preserve">        "last": страница_данных.последняя_страница</w:t>
+      </w:r>
+    </w:p>
+    <w:p>
+      <w:pPr>
+        <w:widowControl w:val="0"/>
+        <w:numPr>
+          <w:ilvl w:val="0"/>
+          <w:numId w:val="0"/>
+        </w:numPr>
+        <w:tabs>
+          <w:tab w:val="left" w:pos="426"/>
+        </w:tabs>
+        <w:autoSpaceDE w:val="0"/>
+        <w:autoSpaceDN w:val="0"/>
+        <w:adjustRightInd w:val="0"/>
+        <w:spacing w:after="0" w:line="288" w:lineRule="auto"/>
+        <w:ind w:left="709" w:leftChars="0" w:right="-23" w:rightChars="0" w:firstLine="260"/>
+        <w:jc w:val="both"/>
+        <w:rPr>
+          <w:rFonts w:hint="default" w:ascii="Courier New" w:hAnsi="Courier New" w:eastAsia="Times New Roman"/>
+          <w:kern w:val="0"/>
+          <w:sz w:val="22"/>
+          <w:szCs w:val="22"/>
+          <w:lang w:eastAsia="ru-RU"/>
+          <w14:ligatures w14:val="none"/>
+        </w:rPr>
+      </w:pPr>
+      <w:r>
+        <w:rPr>
+          <w:rFonts w:hint="default" w:ascii="Courier New" w:hAnsi="Courier New" w:eastAsia="Times New Roman"/>
+          <w:kern w:val="0"/>
+          <w:sz w:val="22"/>
+          <w:szCs w:val="22"/>
+          <w:lang w:eastAsia="ru-RU"/>
+          <w14:ligatures w14:val="none"/>
+        </w:rPr>
+        <w:t xml:space="preserve">    }</w:t>
+      </w:r>
+    </w:p>
+    <w:p>
+      <w:pPr>
+        <w:widowControl w:val="0"/>
+        <w:numPr>
+          <w:ilvl w:val="0"/>
+          <w:numId w:val="0"/>
+        </w:numPr>
+        <w:tabs>
+          <w:tab w:val="left" w:pos="426"/>
+        </w:tabs>
+        <w:autoSpaceDE w:val="0"/>
+        <w:autoSpaceDN w:val="0"/>
+        <w:adjustRightInd w:val="0"/>
+        <w:spacing w:after="0" w:line="288" w:lineRule="auto"/>
+        <w:ind w:left="709" w:leftChars="0" w:right="-23" w:rightChars="0" w:firstLine="260"/>
+        <w:jc w:val="both"/>
+        <w:rPr>
+          <w:rFonts w:hint="default" w:ascii="Courier New" w:hAnsi="Courier New" w:eastAsia="Times New Roman"/>
+          <w:kern w:val="0"/>
+          <w:sz w:val="22"/>
+          <w:szCs w:val="22"/>
+          <w:lang w:eastAsia="ru-RU"/>
+          <w14:ligatures w14:val="none"/>
+        </w:rPr>
+      </w:pPr>
+    </w:p>
+    <w:p>
+      <w:pPr>
+        <w:widowControl w:val="0"/>
+        <w:numPr>
+          <w:ilvl w:val="0"/>
+          <w:numId w:val="0"/>
+        </w:numPr>
+        <w:tabs>
+          <w:tab w:val="left" w:pos="426"/>
+        </w:tabs>
+        <w:autoSpaceDE w:val="0"/>
+        <w:autoSpaceDN w:val="0"/>
+        <w:adjustRightInd w:val="0"/>
+        <w:spacing w:after="0" w:line="288" w:lineRule="auto"/>
+        <w:ind w:left="709" w:leftChars="0" w:right="-23" w:rightChars="0" w:firstLine="260"/>
+        <w:jc w:val="both"/>
+        <w:rPr>
+          <w:rFonts w:hint="default" w:ascii="Courier New" w:hAnsi="Courier New" w:eastAsia="Times New Roman"/>
+          <w:kern w:val="0"/>
+          <w:sz w:val="22"/>
+          <w:szCs w:val="22"/>
+          <w:lang w:eastAsia="ru-RU"/>
+          <w14:ligatures w14:val="none"/>
+        </w:rPr>
+      </w:pPr>
+      <w:r>
+        <w:rPr>
+          <w:rFonts w:hint="default" w:ascii="Courier New" w:hAnsi="Courier New" w:eastAsia="Times New Roman"/>
+          <w:kern w:val="0"/>
+          <w:sz w:val="22"/>
+          <w:szCs w:val="22"/>
+          <w:lang w:eastAsia="ru-RU"/>
+          <w14:ligatures w14:val="none"/>
+        </w:rPr>
+        <w:t xml:space="preserve">    ВЕРНУТЬ результат</w:t>
+      </w:r>
+    </w:p>
+    <w:p>
+      <w:pPr>
+        <w:widowControl w:val="0"/>
+        <w:numPr>
+          <w:ilvl w:val="0"/>
+          <w:numId w:val="0"/>
+        </w:numPr>
+        <w:tabs>
+          <w:tab w:val="left" w:pos="426"/>
+        </w:tabs>
+        <w:autoSpaceDE w:val="0"/>
+        <w:autoSpaceDN w:val="0"/>
+        <w:adjustRightInd w:val="0"/>
+        <w:spacing w:after="0" w:line="288" w:lineRule="auto"/>
+        <w:ind w:left="709" w:leftChars="0" w:right="-23" w:rightChars="0" w:firstLine="260"/>
+        <w:jc w:val="both"/>
+        <w:rPr>
+          <w:rFonts w:hint="default" w:ascii="Courier New" w:hAnsi="Courier New" w:eastAsia="Times New Roman"/>
+          <w:kern w:val="0"/>
+          <w:sz w:val="22"/>
+          <w:szCs w:val="22"/>
+          <w:lang w:eastAsia="ru-RU"/>
+          <w14:ligatures w14:val="none"/>
+        </w:rPr>
+      </w:pPr>
+    </w:p>
+    <w:p>
+      <w:pPr>
+        <w:widowControl w:val="0"/>
+        <w:numPr>
+          <w:ilvl w:val="0"/>
+          <w:numId w:val="0"/>
+        </w:numPr>
+        <w:tabs>
+          <w:tab w:val="left" w:pos="426"/>
+        </w:tabs>
+        <w:autoSpaceDE w:val="0"/>
+        <w:autoSpaceDN w:val="0"/>
+        <w:adjustRightInd w:val="0"/>
+        <w:spacing w:after="0" w:line="288" w:lineRule="auto"/>
+        <w:ind w:left="709" w:leftChars="0" w:right="-23" w:rightChars="0" w:firstLine="260"/>
+        <w:jc w:val="both"/>
+        <w:rPr>
+          <w:rFonts w:hint="default" w:ascii="Courier New" w:hAnsi="Courier New" w:eastAsia="Times New Roman"/>
+          <w:kern w:val="0"/>
+          <w:sz w:val="22"/>
+          <w:szCs w:val="22"/>
+          <w:lang w:eastAsia="ru-RU"/>
+          <w14:ligatures w14:val="none"/>
+        </w:rPr>
+      </w:pPr>
+    </w:p>
+    <w:p>
+      <w:pPr>
+        <w:widowControl w:val="0"/>
+        <w:numPr>
+          <w:ilvl w:val="1"/>
+          <w:numId w:val="2"/>
+        </w:numPr>
+        <w:autoSpaceDE w:val="0"/>
+        <w:autoSpaceDN w:val="0"/>
+        <w:adjustRightInd w:val="0"/>
+        <w:spacing w:after="780" w:line="288" w:lineRule="auto"/>
+        <w:ind w:left="0" w:right="-22" w:firstLine="709"/>
+        <w:rPr>
+          <w:rFonts w:hint="default" w:ascii="Times New Roman" w:hAnsi="Times New Roman" w:eastAsia="Times New Roman"/>
+          <w:kern w:val="0"/>
+          <w:sz w:val="26"/>
+          <w:szCs w:val="26"/>
+          <w:lang w:eastAsia="ru-RU"/>
+          <w14:ligatures w14:val="none"/>
+        </w:rPr>
+      </w:pPr>
+      <w:r>
+        <w:rPr>
+          <w:rFonts w:hint="default" w:ascii="Times New Roman" w:hAnsi="Times New Roman" w:eastAsia="Times New Roman"/>
+          <w:b/>
+          <w:kern w:val="0"/>
+          <w:sz w:val="28"/>
+          <w:szCs w:val="28"/>
+          <w14:ligatures w14:val="none"/>
+        </w:rPr>
+        <w:t>Схема аутентификации и авторизации (JWT flow)</w:t>
+      </w:r>
+    </w:p>
+    <w:p>
+      <w:pPr>
+        <w:widowControl w:val="0"/>
+        <w:autoSpaceDE w:val="0"/>
+        <w:autoSpaceDN w:val="0"/>
+        <w:adjustRightInd w:val="0"/>
+        <w:spacing w:after="0" w:line="288" w:lineRule="auto"/>
+        <w:ind w:right="-23" w:firstLine="709"/>
+        <w:jc w:val="both"/>
+        <w:rPr>
+          <w:rFonts w:hint="default" w:ascii="Times New Roman" w:hAnsi="Times New Roman" w:eastAsia="Times New Roman"/>
+          <w:kern w:val="0"/>
+          <w:sz w:val="26"/>
+          <w:szCs w:val="26"/>
+          <w:lang w:eastAsia="ru-RU"/>
+          <w14:ligatures w14:val="none"/>
+        </w:rPr>
+      </w:pPr>
+      <w:r>
+        <w:rPr>
+          <w:rFonts w:hint="default" w:ascii="Times New Roman" w:hAnsi="Times New Roman" w:eastAsia="Times New Roman"/>
+          <w:kern w:val="0"/>
+          <w:sz w:val="26"/>
+          <w:szCs w:val="26"/>
+          <w:lang w:eastAsia="ru-RU"/>
+          <w14:ligatures w14:val="none"/>
+        </w:rPr>
+        <w:t>В приложении «Микро-шоп «Добавь в корзину»» реализована современная схема аутентификации и авторизации на основе JSON Web Token (JWT) с использованием библиотеки Spring Security и JJWT. Данная схема обеспечивает stateless-аутентификацию, что идеально подходит для RESTful API и одностраничного frontend-приложения.</w:t>
+      </w:r>
+    </w:p>
+    <w:p>
+      <w:pPr>
+        <w:widowControl w:val="0"/>
+        <w:autoSpaceDE w:val="0"/>
+        <w:autoSpaceDN w:val="0"/>
+        <w:adjustRightInd w:val="0"/>
+        <w:spacing w:after="0" w:line="288" w:lineRule="auto"/>
+        <w:ind w:right="-23" w:firstLine="709"/>
+        <w:jc w:val="both"/>
+        <w:rPr>
+          <w:rFonts w:hint="default" w:ascii="Times New Roman" w:hAnsi="Times New Roman" w:eastAsia="Times New Roman"/>
+          <w:kern w:val="0"/>
+          <w:sz w:val="26"/>
+          <w:szCs w:val="26"/>
+          <w:lang w:eastAsia="ru-RU"/>
+          <w14:ligatures w14:val="none"/>
+        </w:rPr>
+      </w:pPr>
+      <w:r>
+        <w:rPr>
+          <w:rFonts w:hint="default" w:ascii="Times New Roman" w:hAnsi="Times New Roman" w:eastAsia="Times New Roman"/>
+          <w:kern w:val="0"/>
+          <w:sz w:val="26"/>
+          <w:szCs w:val="26"/>
+          <w:lang w:eastAsia="ru-RU"/>
+          <w14:ligatures w14:val="none"/>
+        </w:rPr>
+        <w:t>Аутентификация осуществляется через два основных эндпоинта: регистрацию и вход в систему. После успешной аутентификации сервер выдаёт клиенту JWT-токен (access token) и опционально refresh token, которые далее используются для доступа к защищённым ресурсам. Авторизация (проверка прав доступа) выполняется на основе содержимого токена, в частности, роли пользователя.</w:t>
+      </w:r>
+    </w:p>
+    <w:p>
+      <w:pPr>
+        <w:widowControl w:val="0"/>
+        <w:numPr>
+          <w:ilvl w:val="0"/>
+          <w:numId w:val="0"/>
+        </w:numPr>
+        <w:autoSpaceDE w:val="0"/>
+        <w:autoSpaceDN w:val="0"/>
+        <w:adjustRightInd w:val="0"/>
+        <w:spacing w:after="780" w:line="288" w:lineRule="auto"/>
+        <w:ind w:right="-22" w:rightChars="0" w:firstLine="720" w:firstLineChars="0"/>
+        <w:jc w:val="both"/>
+        <w:rPr>
+          <w:rFonts w:hint="default" w:ascii="Times New Roman" w:hAnsi="Times New Roman" w:eastAsia="Times New Roman"/>
+          <w:kern w:val="0"/>
+          <w:sz w:val="26"/>
+          <w:szCs w:val="26"/>
+          <w:lang w:eastAsia="ru-RU"/>
+          <w14:ligatures w14:val="none"/>
+        </w:rPr>
+      </w:pPr>
+      <w:r>
+        <w:rPr>
+          <w:rFonts w:hint="default" w:ascii="Times New Roman" w:hAnsi="Times New Roman" w:eastAsia="Times New Roman"/>
+          <w:kern w:val="0"/>
+          <w:sz w:val="26"/>
+          <w:szCs w:val="26"/>
+          <w:lang w:eastAsia="ru-RU"/>
+          <w14:ligatures w14:val="none"/>
+        </w:rPr>
+        <w:t>Клиент отправляет POST-запрос на `/api/auth/register` с данными `{"email": "...", "password": "..."}`. Сервер проверяет уникальность email, хэширует пароль с использованием BCrypt, создаёт новую запись в таблице `users` с ролью 'USER' по умолчанию. В случае успеха возвращается статус 201 Created без токена (пользователь должен сразу войти).</w:t>
+      </w:r>
+      <w:r>
+        <w:rPr>
+          <w:rFonts w:hint="default" w:ascii="Times New Roman" w:hAnsi="Times New Roman" w:eastAsia="Times New Roman"/>
+          <w:kern w:val="0"/>
+          <w:sz w:val="26"/>
+          <w:szCs w:val="26"/>
+          <w:lang w:eastAsia="ru-RU"/>
+          <w14:ligatures w14:val="none"/>
+        </w:rPr>
+        <w:br w:type="textWrapping"/>
+      </w:r>
+      <w:r>
+        <w:rPr>
+          <w:rFonts w:hint="default" w:ascii="Times New Roman" w:hAnsi="Times New Roman" w:eastAsia="Times New Roman"/>
+          <w:kern w:val="0"/>
+          <w:sz w:val="26"/>
+          <w:szCs w:val="26"/>
+          <w:lang w:eastAsia="ru-RU"/>
+          <w14:ligatures w14:val="none"/>
+        </w:rPr>
+        <w:t>Клиент отправляет POST-запрос на `/api/auth/login` с теми же данными `{"email": "...", "password": "..."}`. Сервер ищет пользователя по email, сравнивает пароль с хэшем в базе данных с использованием BCrypt. При успешном совпадении создаётся JWT access token с помощью функции `generateToken(userId, email, role)`. Токен содержит полезную нагрузку (payload):</w:t>
+      </w:r>
+      <w:r>
+        <w:rPr>
+          <w:rFonts w:hint="default" w:ascii="Times New Roman" w:hAnsi="Times New Roman" w:eastAsia="Times New Roman"/>
+          <w:kern w:val="0"/>
+          <w:sz w:val="26"/>
+          <w:szCs w:val="26"/>
+          <w:lang w:eastAsia="ru-RU"/>
+          <w14:ligatures w14:val="none"/>
+        </w:rPr>
+        <w:br w:type="textWrapping"/>
+      </w:r>
+      <w:r>
+        <w:rPr>
+          <w:rFonts w:hint="default" w:ascii="Times New Roman" w:hAnsi="Times New Roman" w:eastAsia="Times New Roman"/>
+          <w:kern w:val="0"/>
+          <w:sz w:val="26"/>
+          <w:szCs w:val="26"/>
+          <w:lang w:val="en-US" w:eastAsia="ru-RU"/>
+          <w14:ligatures w14:val="none"/>
+        </w:rPr>
+        <w:tab/>
+      </w:r>
+      <w:r>
+        <w:rPr>
+          <w:rFonts w:hint="default" w:ascii="Times New Roman" w:hAnsi="Times New Roman" w:eastAsia="Times New Roman"/>
+          <w:kern w:val="0"/>
+          <w:sz w:val="26"/>
+          <w:szCs w:val="26"/>
+          <w14:ligatures w14:val="none"/>
+        </w:rPr>
+        <w:t xml:space="preserve">– </w:t>
+      </w:r>
+      <w:r>
+        <w:rPr>
+          <w:rFonts w:hint="default" w:ascii="Times New Roman" w:hAnsi="Times New Roman" w:cs="Times New Roman"/>
+          <w:sz w:val="26"/>
+          <w:szCs w:val="26"/>
+          <w:lang w:eastAsia="ru-RU"/>
+        </w:rPr>
+        <w:t>`sub` (subject) — UUID пользователя</w:t>
+      </w:r>
+      <w:r>
+        <w:rPr>
+          <w:rFonts w:hint="default" w:ascii="Times New Roman" w:hAnsi="Times New Roman" w:eastAsia="Times New Roman"/>
+          <w:kern w:val="0"/>
+          <w:sz w:val="26"/>
+          <w:szCs w:val="26"/>
+          <w14:ligatures w14:val="none"/>
+        </w:rPr>
+        <w:t>).</w:t>
+      </w:r>
+      <w:r>
+        <w:rPr>
+          <w:rFonts w:hint="default" w:ascii="Times New Roman" w:hAnsi="Times New Roman" w:eastAsia="Times New Roman"/>
+          <w:kern w:val="0"/>
+          <w:sz w:val="26"/>
+          <w:szCs w:val="26"/>
+          <w14:ligatures w14:val="none"/>
+        </w:rPr>
+        <w:br w:type="textWrapping"/>
+      </w:r>
+      <w:r>
+        <w:rPr>
+          <w:rFonts w:hint="default" w:ascii="Times New Roman" w:hAnsi="Times New Roman" w:eastAsia="Times New Roman"/>
+          <w:kern w:val="0"/>
+          <w:sz w:val="26"/>
+          <w:szCs w:val="26"/>
+          <w:lang w:val="en-US"/>
+          <w14:ligatures w14:val="none"/>
+        </w:rPr>
+        <w:tab/>
+      </w:r>
+      <w:r>
+        <w:rPr>
+          <w:rFonts w:hint="default" w:ascii="Times New Roman" w:hAnsi="Times New Roman" w:eastAsia="Times New Roman"/>
+          <w:kern w:val="0"/>
+          <w:sz w:val="26"/>
+          <w:szCs w:val="26"/>
+          <w14:ligatures w14:val="none"/>
+        </w:rPr>
+        <w:t xml:space="preserve">– </w:t>
+      </w:r>
+      <w:r>
+        <w:rPr>
+          <w:rFonts w:hint="default" w:ascii="Times New Roman" w:hAnsi="Times New Roman" w:cs="Times New Roman"/>
+          <w:sz w:val="26"/>
+          <w:szCs w:val="26"/>
+          <w:lang w:eastAsia="ru-RU"/>
+        </w:rPr>
+        <w:t>`email` — email пользователя</w:t>
+      </w:r>
+      <w:r>
+        <w:rPr>
+          <w:rFonts w:hint="default" w:ascii="Times New Roman" w:hAnsi="Times New Roman" w:eastAsia="Times New Roman"/>
+          <w:kern w:val="0"/>
+          <w:sz w:val="26"/>
+          <w:szCs w:val="26"/>
+          <w14:ligatures w14:val="none"/>
+        </w:rPr>
+        <w:t>.</w:t>
+      </w:r>
+      <w:r>
+        <w:rPr>
+          <w:rFonts w:hint="default" w:ascii="Times New Roman" w:hAnsi="Times New Roman" w:eastAsia="Times New Roman"/>
+          <w:kern w:val="0"/>
+          <w:sz w:val="26"/>
+          <w:szCs w:val="26"/>
+          <w14:ligatures w14:val="none"/>
+        </w:rPr>
+        <w:br w:type="textWrapping"/>
+      </w:r>
+      <w:r>
+        <w:rPr>
+          <w:rFonts w:hint="default" w:ascii="Times New Roman" w:hAnsi="Times New Roman" w:eastAsia="Times New Roman"/>
+          <w:kern w:val="0"/>
+          <w:sz w:val="26"/>
+          <w:szCs w:val="26"/>
+          <w:lang w:val="en-US"/>
+          <w14:ligatures w14:val="none"/>
+        </w:rPr>
+        <w:tab/>
+      </w:r>
+      <w:r>
+        <w:rPr>
+          <w:rFonts w:hint="default" w:ascii="Times New Roman" w:hAnsi="Times New Roman" w:eastAsia="Times New Roman"/>
+          <w:kern w:val="0"/>
+          <w:sz w:val="26"/>
+          <w:szCs w:val="26"/>
+          <w14:ligatures w14:val="none"/>
+        </w:rPr>
+        <w:t xml:space="preserve">– </w:t>
+      </w:r>
+      <w:r>
+        <w:rPr>
+          <w:rFonts w:hint="default" w:ascii="Times New Roman" w:hAnsi="Times New Roman" w:cs="Times New Roman"/>
+          <w:sz w:val="26"/>
+          <w:szCs w:val="26"/>
+          <w:lang w:eastAsia="ru-RU"/>
+        </w:rPr>
+        <w:t>`role` — роль ('USER' или 'ADMIN')</w:t>
+      </w:r>
+      <w:r>
+        <w:rPr>
+          <w:rFonts w:hint="default" w:ascii="Times New Roman" w:hAnsi="Times New Roman" w:eastAsia="Times New Roman"/>
+          <w:kern w:val="0"/>
+          <w:sz w:val="26"/>
+          <w:szCs w:val="26"/>
+          <w14:ligatures w14:val="none"/>
+        </w:rPr>
+        <w:br w:type="textWrapping"/>
+      </w:r>
+      <w:r>
+        <w:rPr>
+          <w:rFonts w:hint="default" w:ascii="Times New Roman" w:hAnsi="Times New Roman" w:eastAsia="Times New Roman"/>
+          <w:kern w:val="0"/>
+          <w:sz w:val="26"/>
+          <w:szCs w:val="26"/>
+          <w:lang w:val="en-US"/>
+          <w14:ligatures w14:val="none"/>
+        </w:rPr>
+        <w:tab/>
+      </w:r>
+      <w:r>
+        <w:rPr>
+          <w:rFonts w:hint="default" w:ascii="Times New Roman" w:hAnsi="Times New Roman" w:eastAsia="Times New Roman"/>
+          <w:kern w:val="0"/>
+          <w:sz w:val="26"/>
+          <w:szCs w:val="26"/>
+          <w14:ligatures w14:val="none"/>
+        </w:rPr>
+        <w:t xml:space="preserve">– </w:t>
+      </w:r>
+      <w:r>
+        <w:rPr>
+          <w:rFonts w:hint="default" w:ascii="Times New Roman" w:hAnsi="Times New Roman" w:cs="Times New Roman"/>
+          <w:sz w:val="26"/>
+          <w:szCs w:val="26"/>
+          <w:lang w:eastAsia="ru-RU"/>
+        </w:rPr>
+        <w:t>`iat` (issued at) — время выпуска</w:t>
+      </w:r>
+      <w:r>
+        <w:rPr>
+          <w:rFonts w:hint="default" w:ascii="Times New Roman" w:hAnsi="Times New Roman" w:eastAsia="Times New Roman"/>
+          <w:kern w:val="0"/>
+          <w:sz w:val="26"/>
+          <w:szCs w:val="26"/>
+          <w14:ligatures w14:val="none"/>
+        </w:rPr>
+        <w:br w:type="textWrapping"/>
+      </w:r>
+      <w:r>
+        <w:rPr>
+          <w:rFonts w:hint="default" w:ascii="Times New Roman" w:hAnsi="Times New Roman" w:eastAsia="Times New Roman"/>
+          <w:kern w:val="0"/>
+          <w:sz w:val="26"/>
+          <w:szCs w:val="26"/>
+          <w:lang w:val="en-US"/>
+          <w14:ligatures w14:val="none"/>
+        </w:rPr>
+        <w:tab/>
+      </w:r>
+      <w:r>
+        <w:rPr>
+          <w:rFonts w:hint="default" w:ascii="Times New Roman" w:hAnsi="Times New Roman" w:eastAsia="Times New Roman"/>
+          <w:kern w:val="0"/>
+          <w:sz w:val="26"/>
+          <w:szCs w:val="26"/>
+          <w14:ligatures w14:val="none"/>
+        </w:rPr>
+        <w:t xml:space="preserve">– </w:t>
+      </w:r>
+      <w:r>
+        <w:rPr>
+          <w:rFonts w:hint="default" w:ascii="Times New Roman" w:hAnsi="Times New Roman" w:cs="Times New Roman"/>
+          <w:sz w:val="26"/>
+          <w:szCs w:val="26"/>
+          <w:lang w:eastAsia="ru-RU"/>
+        </w:rPr>
+        <w:t>`exp` (expiration) — время истечения (по умолчанию 24 часа)</w:t>
+      </w:r>
+      <w:r>
+        <w:rPr>
+          <w:rFonts w:hint="default" w:ascii="Times New Roman" w:hAnsi="Times New Roman" w:cs="Times New Roman"/>
+          <w:sz w:val="26"/>
+          <w:szCs w:val="26"/>
+          <w:lang w:eastAsia="ru-RU"/>
+        </w:rPr>
+        <w:br w:type="textWrapping"/>
+      </w:r>
+      <w:r>
+        <w:rPr>
+          <w:rFonts w:hint="default" w:ascii="Times New Roman" w:hAnsi="Times New Roman" w:cs="Times New Roman"/>
+          <w:sz w:val="26"/>
+          <w:szCs w:val="26"/>
+          <w:lang w:val="en-US" w:eastAsia="ru-RU"/>
+        </w:rPr>
+        <w:tab/>
+      </w:r>
+      <w:r>
+        <w:rPr>
+          <w:rFonts w:hint="default" w:ascii="Times New Roman" w:hAnsi="Times New Roman" w:eastAsia="Times New Roman"/>
+          <w:kern w:val="0"/>
+          <w:sz w:val="26"/>
+          <w:szCs w:val="26"/>
+          <w:lang w:eastAsia="ru-RU"/>
+          <w14:ligatures w14:val="none"/>
+        </w:rPr>
+        <w:t>Опционально создаётся refresh token с более длительным сроком действия (7 дней). Сервер возвращает ответ `{"accessToken": "&lt;JWT&gt;", "refreshToken": "&lt;JWT&gt;"}` со статусом 200 OK. Клиент сохраняет токены в localStorage.</w:t>
+      </w:r>
+      <w:r>
+        <w:rPr>
+          <w:rFonts w:hint="default" w:ascii="Times New Roman" w:hAnsi="Times New Roman" w:eastAsia="Times New Roman"/>
+          <w:kern w:val="0"/>
+          <w:sz w:val="26"/>
+          <w:szCs w:val="26"/>
+          <w:lang w:eastAsia="ru-RU"/>
+          <w14:ligatures w14:val="none"/>
+        </w:rPr>
+        <w:br w:type="textWrapping"/>
+      </w:r>
+      <w:r>
+        <w:rPr>
+          <w:rFonts w:hint="default" w:ascii="Times New Roman" w:hAnsi="Times New Roman" w:eastAsia="Times New Roman"/>
+          <w:kern w:val="0"/>
+          <w:sz w:val="26"/>
+          <w:szCs w:val="26"/>
+          <w:lang w:val="en-US" w:eastAsia="ru-RU"/>
+          <w14:ligatures w14:val="none"/>
+        </w:rPr>
+        <w:tab/>
+      </w:r>
+      <w:r>
+        <w:rPr>
+          <w:rFonts w:hint="default" w:ascii="Times New Roman" w:hAnsi="Times New Roman" w:eastAsia="Times New Roman"/>
+          <w:kern w:val="0"/>
+          <w:sz w:val="26"/>
+          <w:szCs w:val="26"/>
+          <w:lang w:eastAsia="ru-RU"/>
+          <w14:ligatures w14:val="none"/>
+        </w:rPr>
+        <w:t>Для каждого запроса к защищённому эндпоинту клиент добавляет заголовок `Authorization: Bearer &lt;accessToken&gt;`. Фильтр `JwtAuthenticationFilter` перехватывает запрос, извлекает токен из заголовка, проверяет его валидность через `tokenProvider.validateToken(token)`</w:t>
+      </w:r>
+      <w:r>
+        <w:rPr>
+          <w:rFonts w:hint="default" w:ascii="Times New Roman" w:hAnsi="Times New Roman" w:eastAsia="Times New Roman"/>
+          <w:kern w:val="0"/>
+          <w:sz w:val="26"/>
+          <w:szCs w:val="26"/>
+          <w:lang w:eastAsia="ru-RU"/>
+          <w14:ligatures w14:val="none"/>
+        </w:rPr>
+        <w:br w:type="textWrapping"/>
+      </w:r>
+      <w:r>
+        <w:rPr>
+          <w:rFonts w:hint="default" w:ascii="Times New Roman" w:hAnsi="Times New Roman" w:eastAsia="Times New Roman"/>
+          <w:kern w:val="0"/>
+          <w:sz w:val="26"/>
+          <w:szCs w:val="26"/>
+          <w:lang w:val="en-US" w:eastAsia="ru-RU"/>
+          <w14:ligatures w14:val="none"/>
+        </w:rPr>
+        <w:tab/>
+      </w:r>
+      <w:r>
+        <w:rPr>
+          <w:rFonts w:hint="default" w:ascii="Times New Roman" w:hAnsi="Times New Roman" w:eastAsia="Times New Roman"/>
+          <w:kern w:val="0"/>
+          <w:sz w:val="26"/>
+          <w:szCs w:val="26"/>
+          <w:lang w:eastAsia="ru-RU"/>
+          <w14:ligatures w14:val="none"/>
+        </w:rPr>
+        <w:t>Если токен валиден, фильтр создаёт объект `UsernamePasswordAuthenticationToken` с email пользователя и его ролью, устанавливает его в `SecurityContextHolder`. Функции `getEmailFromToken()` и `getRoleFromToken()` возвращают соответствующие значения из payload токена.</w:t>
+      </w:r>
+      <w:r>
+        <w:rPr>
+          <w:rFonts w:hint="default" w:ascii="Times New Roman" w:hAnsi="Times New Roman" w:eastAsia="Times New Roman"/>
+          <w:kern w:val="0"/>
+          <w:sz w:val="26"/>
+          <w:szCs w:val="26"/>
+          <w:lang w:eastAsia="ru-RU"/>
+          <w14:ligatures w14:val="none"/>
+        </w:rPr>
+        <w:br w:type="textWrapping"/>
+      </w:r>
+      <w:r>
+        <w:rPr>
+          <w:rFonts w:hint="default" w:ascii="Times New Roman" w:hAnsi="Times New Roman" w:eastAsia="Times New Roman"/>
+          <w:kern w:val="0"/>
+          <w:sz w:val="26"/>
+          <w:szCs w:val="26"/>
+          <w:lang w:val="en-US" w:eastAsia="ru-RU"/>
+          <w14:ligatures w14:val="none"/>
+        </w:rPr>
+        <w:tab/>
+      </w:r>
+      <w:r>
+        <w:rPr>
+          <w:rFonts w:hint="default" w:ascii="Times New Roman" w:hAnsi="Times New Roman" w:eastAsia="Times New Roman"/>
+          <w:kern w:val="0"/>
+          <w:sz w:val="26"/>
+          <w:szCs w:val="26"/>
+          <w:lang w:eastAsia="ru-RU"/>
+          <w14:ligatures w14:val="none"/>
+        </w:rPr>
+        <w:t>Для административных эндпоинтов (например, `POST /api/products`, `PUT /api/orders/{id}/status`) дополнительно используется аннотация `@PreAuthorize("hasRole('ADMIN')")`, которая проверяет роль пользователя из SecurityContext. Таким образом, даже при наличии валидного токена доступ ограничивается по роли.</w:t>
+      </w:r>
+      <w:r>
+        <w:rPr>
+          <w:rFonts w:hint="default" w:ascii="Times New Roman" w:hAnsi="Times New Roman" w:eastAsia="Times New Roman"/>
+          <w:kern w:val="0"/>
+          <w:sz w:val="26"/>
+          <w:szCs w:val="26"/>
+          <w:lang w:eastAsia="ru-RU"/>
+          <w14:ligatures w14:val="none"/>
+        </w:rPr>
+        <w:br w:type="textWrapping"/>
+      </w:r>
+      <w:r>
+        <w:rPr>
+          <w:rFonts w:hint="default" w:ascii="Times New Roman" w:hAnsi="Times New Roman" w:eastAsia="Times New Roman"/>
+          <w:kern w:val="0"/>
+          <w:sz w:val="26"/>
+          <w:szCs w:val="26"/>
+          <w:lang w:val="en-US" w:eastAsia="ru-RU"/>
+          <w14:ligatures w14:val="none"/>
+        </w:rPr>
+        <w:tab/>
+      </w:r>
+      <w:r>
+        <w:rPr>
+          <w:rFonts w:hint="default" w:ascii="Times New Roman" w:hAnsi="Times New Roman" w:eastAsia="Times New Roman"/>
+          <w:kern w:val="0"/>
+          <w:sz w:val="26"/>
+          <w:szCs w:val="26"/>
+          <w:lang w:eastAsia="ru-RU"/>
+          <w14:ligatures w14:val="none"/>
+        </w:rPr>
+        <w:t>Клиент отправляет POST-запрос на `/api/auth/refresh` с refresh token в теле запроса. Сервер проверяет валидность refresh token, извлекает userId из токена, генерирует новый access token и опционально новый refresh token. Возвращает обновлённые токены клиенту.</w:t>
+      </w:r>
+      <w:r>
+        <w:rPr>
+          <w:rFonts w:hint="default" w:ascii="Times New Roman" w:hAnsi="Times New Roman" w:eastAsia="Times New Roman"/>
+          <w:kern w:val="0"/>
+          <w:sz w:val="26"/>
+          <w:szCs w:val="26"/>
+          <w:lang w:eastAsia="ru-RU"/>
+          <w14:ligatures w14:val="none"/>
+        </w:rPr>
+        <w:br w:type="textWrapping"/>
+      </w:r>
+      <w:r>
+        <w:rPr>
+          <w:rFonts w:hint="default" w:ascii="Times New Roman" w:hAnsi="Times New Roman" w:eastAsia="Times New Roman"/>
+          <w:kern w:val="0"/>
+          <w:sz w:val="26"/>
+          <w:szCs w:val="26"/>
+          <w:lang w:val="en-US" w:eastAsia="ru-RU"/>
+          <w14:ligatures w14:val="none"/>
+        </w:rPr>
+        <w:tab/>
+      </w:r>
+      <w:r>
+        <w:rPr>
+          <w:rFonts w:hint="default" w:ascii="Times New Roman" w:hAnsi="Times New Roman" w:eastAsia="Times New Roman"/>
+          <w:kern w:val="0"/>
+          <w:sz w:val="26"/>
+          <w:szCs w:val="26"/>
+          <w:lang w:eastAsia="ru-RU"/>
+          <w14:ligatures w14:val="none"/>
+        </w:rPr>
+        <w:t>Поскольку JWT stateless, сервер не может отозвать токен. Выход реализован на стороне клиента: удаление токенов из localStorage и редирект на главную страницу. Для повышения безопасности рекомендуется в будущем добавить blacklist токенов (с использованием Redis) или установить короткий срок жизни access token с обязательным использованием refresh token.</w:t>
+      </w:r>
+    </w:p>
+    <w:p>
+      <w:pPr>
+        <w:widowControl w:val="0"/>
+        <w:numPr>
+          <w:ilvl w:val="0"/>
+          <w:numId w:val="0"/>
+        </w:numPr>
+        <w:autoSpaceDE w:val="0"/>
+        <w:autoSpaceDN w:val="0"/>
+        <w:adjustRightInd w:val="0"/>
+        <w:spacing w:after="780" w:line="288" w:lineRule="auto"/>
+        <w:ind w:right="-22" w:rightChars="0" w:firstLine="720" w:firstLineChars="0"/>
+        <w:jc w:val="both"/>
+        <w:rPr>
+          <w:rFonts w:hint="default" w:ascii="Times New Roman" w:hAnsi="Times New Roman" w:eastAsia="Times New Roman"/>
+          <w:kern w:val="0"/>
+          <w:sz w:val="26"/>
+          <w:szCs w:val="26"/>
+          <w:lang w:eastAsia="ru-RU"/>
+          <w14:ligatures w14:val="none"/>
+        </w:rPr>
+      </w:pPr>
+    </w:p>
+    <w:p>
+      <w:pPr>
+        <w:widowControl w:val="0"/>
+        <w:numPr>
+          <w:ilvl w:val="0"/>
+          <w:numId w:val="0"/>
+        </w:numPr>
+        <w:autoSpaceDE w:val="0"/>
+        <w:autoSpaceDN w:val="0"/>
+        <w:adjustRightInd w:val="0"/>
+        <w:spacing w:after="780" w:line="288" w:lineRule="auto"/>
+        <w:ind w:right="-22" w:rightChars="0" w:firstLine="720" w:firstLineChars="0"/>
+        <w:jc w:val="both"/>
+        <w:rPr>
+          <w:rFonts w:hint="default" w:ascii="Times New Roman" w:hAnsi="Times New Roman" w:eastAsia="Times New Roman"/>
+          <w:kern w:val="0"/>
+          <w:sz w:val="26"/>
+          <w:szCs w:val="26"/>
+          <w:lang w:eastAsia="ru-RU"/>
+          <w14:ligatures w14:val="none"/>
+        </w:rPr>
+      </w:pPr>
+    </w:p>
+    <w:p>
+      <w:pPr>
+        <w:widowControl w:val="0"/>
+        <w:numPr>
+          <w:ilvl w:val="0"/>
+          <w:numId w:val="0"/>
+        </w:numPr>
+        <w:autoSpaceDE w:val="0"/>
+        <w:autoSpaceDN w:val="0"/>
+        <w:adjustRightInd w:val="0"/>
+        <w:spacing w:after="780" w:line="288" w:lineRule="auto"/>
+        <w:ind w:right="-22" w:rightChars="0" w:firstLine="720" w:firstLineChars="0"/>
+        <w:jc w:val="both"/>
+        <w:rPr>
+          <w:rFonts w:hint="default" w:ascii="Times New Roman" w:hAnsi="Times New Roman" w:eastAsia="Times New Roman"/>
+          <w:kern w:val="0"/>
+          <w:sz w:val="26"/>
+          <w:szCs w:val="26"/>
+          <w:lang w:eastAsia="ru-RU"/>
+          <w14:ligatures w14:val="none"/>
+        </w:rPr>
+      </w:pPr>
+    </w:p>
+    <w:p>
+      <w:pPr>
+        <w:widowControl w:val="0"/>
+        <w:numPr>
+          <w:ilvl w:val="0"/>
+          <w:numId w:val="0"/>
+        </w:numPr>
+        <w:autoSpaceDE w:val="0"/>
+        <w:autoSpaceDN w:val="0"/>
+        <w:adjustRightInd w:val="0"/>
+        <w:spacing w:after="780" w:line="288" w:lineRule="auto"/>
+        <w:ind w:right="-22" w:rightChars="0" w:firstLine="720" w:firstLineChars="0"/>
+        <w:jc w:val="both"/>
+        <w:rPr>
+          <w:rFonts w:hint="default" w:ascii="Times New Roman" w:hAnsi="Times New Roman" w:eastAsia="Times New Roman"/>
+          <w:kern w:val="0"/>
+          <w:sz w:val="26"/>
+          <w:szCs w:val="26"/>
+          <w:lang w:eastAsia="ru-RU"/>
+          <w14:ligatures w14:val="none"/>
+        </w:rPr>
+      </w:pPr>
+    </w:p>
+    <w:p>
+      <w:pPr>
+        <w:widowControl w:val="0"/>
+        <w:numPr>
+          <w:ilvl w:val="0"/>
+          <w:numId w:val="0"/>
+        </w:numPr>
+        <w:autoSpaceDE w:val="0"/>
+        <w:autoSpaceDN w:val="0"/>
+        <w:adjustRightInd w:val="0"/>
+        <w:spacing w:after="780" w:line="288" w:lineRule="auto"/>
+        <w:ind w:right="-22" w:rightChars="0" w:firstLine="720" w:firstLineChars="0"/>
+        <w:jc w:val="both"/>
+        <w:rPr>
+          <w:rFonts w:hint="default" w:ascii="Times New Roman" w:hAnsi="Times New Roman" w:eastAsia="Times New Roman"/>
+          <w:kern w:val="0"/>
+          <w:sz w:val="26"/>
+          <w:szCs w:val="26"/>
+          <w:lang w:eastAsia="ru-RU"/>
+          <w14:ligatures w14:val="none"/>
+        </w:rPr>
+      </w:pPr>
+    </w:p>
+    <w:p>
+      <w:pPr>
+        <w:widowControl w:val="0"/>
+        <w:numPr>
+          <w:ilvl w:val="0"/>
+          <w:numId w:val="0"/>
+        </w:numPr>
+        <w:tabs>
+          <w:tab w:val="left" w:pos="426"/>
+        </w:tabs>
+        <w:autoSpaceDE w:val="0"/>
+        <w:autoSpaceDN w:val="0"/>
+        <w:adjustRightInd w:val="0"/>
+        <w:spacing w:after="0" w:line="288" w:lineRule="auto"/>
+        <w:ind w:left="709" w:leftChars="0" w:right="-23" w:rightChars="0" w:firstLine="260"/>
+        <w:jc w:val="both"/>
+        <w:rPr>
           <w:rFonts w:hint="default" w:ascii="Times New Roman" w:hAnsi="Times New Roman" w:eastAsia="Times New Roman"/>
           <w:kern w:val="0"/>
           <w:sz w:val="26"/>
@@ -21976,6 +22314,7 @@
     <w:p>
       <w:pPr>
         <w:ind w:firstLine="720" w:firstLineChars="0"/>
+        <w:jc w:val="both"/>
         <w:rPr>
           <w:rFonts w:hint="default" w:ascii="Times New Roman" w:hAnsi="Times New Roman" w:eastAsia="Times New Roman"/>
           <w:kern w:val="0"/>
@@ -21995,7 +22334,20 @@
           <w:lang w:eastAsia="ru-RU"/>
           <w14:ligatures w14:val="none"/>
         </w:rPr>
-        <w:t>Перед началом работы необходимо установить Docker Desktop для Windows/Mac или Docker Engine для Linux, Git для клонирования репозитория и текстовый редактор или IDE (рекомендуется IntelliJ IDEA для backend и VS Code для frontend). Конфигурация приложения осуществляется через переменные окружения, которые могут быть заданы в файле .env в корневой директории проекта или переданы через Docker Compose. Основные параметры конфигурации включают JWT_SECRET для подписи JWT-токенов (должен быть длиной минимум 32 символа), DB_HOST, DB_PORT, DB_NAME, DB_USER, DB_PASSWORD для подключения к PostgreSQL, REDIS_HOST, REDIS_PORT, REDIS_PASSWORD для подключения к Redis, SERVER_PORT для порта приложения (по умолчанию 8080), JWT_EXPIRATION и JWT_REFRESH_EXPIRATION для времени жизни токенов в миллисекундах.</w:t>
+        <w:t>Перед началом работы необходимо установить Docker Desktop для Windows/Mac или Docker Engine для Linux, Git для клонирования репозитория и текстовый редактор или IDE (рекомендуется IntelliJ IDEA для backend и VS Code для frontend). Конфигурация приложения осуществляется через переменные окружения, которые могут быть заданы в файле .env в корневой директории проекта или переданы через Docker Compose. Основные параметры конфигурации включают JWT_SECRET для подписи JWT-токенов (должен быть длиной минимум 32 символа), DB_HOST, DB_PORT, DB_NAME, DB_USE</w:t>
+      </w:r>
+      <w:bookmarkStart w:id="10" w:name="_GoBack"/>
+      <w:bookmarkEnd w:id="10"/>
+      <w:r>
+        <w:rPr>
+          <w:rFonts w:hint="default" w:ascii="Times New Roman" w:hAnsi="Times New Roman" w:eastAsia="Times New Roman"/>
+          <w:kern w:val="0"/>
+          <w:sz w:val="26"/>
+          <w:szCs w:val="26"/>
+          <w:lang w:eastAsia="ru-RU"/>
+          <w14:ligatures w14:val="none"/>
+        </w:rPr>
+        <w:t>R, DB_PASSWORD для подключения к PostgreSQL, REDIS_HOST, REDIS_PORT, REDIS_PASSWORD для подключения к Redis, SERVER_PORT для порта приложения (по умолчанию 8080), JWT_EXPIRATION и JWT_REFRESH_EXPIRATION для времени жизни токенов в миллисекундах.</w:t>
       </w:r>
       <w:r>
         <w:rPr>
@@ -22199,6 +22551,7 @@
     <w:p>
       <w:pPr>
         <w:ind w:firstLine="720" w:firstLineChars="0"/>
+        <w:jc w:val="both"/>
         <w:rPr>
           <w:rFonts w:hint="default" w:ascii="Times New Roman" w:hAnsi="Times New Roman" w:eastAsia="Times New Roman"/>
           <w:kern w:val="0"/>
@@ -22223,6 +22576,7 @@
     <w:p>
       <w:pPr>
         <w:ind w:firstLine="720" w:firstLineChars="0"/>
+        <w:jc w:val="both"/>
         <w:rPr>
           <w:rFonts w:hint="default" w:ascii="Times New Roman" w:hAnsi="Times New Roman" w:eastAsia="Times New Roman"/>
           <w:kern w:val="0"/>
@@ -23491,6 +23845,7 @@
       <w:pPr>
         <w:widowControl w:val="0"/>
         <w:numPr>
+          <w:ilvl w:val="0"/>
           <w:numId w:val="0"/>
         </w:numPr>
         <w:suppressAutoHyphens/>
@@ -32578,7 +32933,7 @@
     <w:lsdException w:uiPriority="99" w:name="HTML Sample"/>
     <w:lsdException w:uiPriority="99" w:name="HTML Typewriter"/>
     <w:lsdException w:uiPriority="99" w:name="HTML Variable"/>
-    <w:lsdException w:uiPriority="99" w:name="Normal Table"/>
+    <w:lsdException w:qFormat="1" w:uiPriority="99" w:name="Normal Table"/>
     <w:lsdException w:qFormat="1" w:uiPriority="99" w:name="annotation subject"/>
     <w:lsdException w:uiPriority="99" w:name="Table Simple 1"/>
     <w:lsdException w:uiPriority="99" w:name="Table Simple 2"/>
@@ -32976,6 +33331,7 @@
     <w:name w:val="Normal Table"/>
     <w:semiHidden/>
     <w:unhideWhenUsed/>
+    <w:qFormat/>
     <w:uiPriority w:val="99"/>
     <w:tblPr>
       <w:tblCellMar>
@@ -33377,6 +33733,7 @@
     <w:name w:val="Заголовок 1 Знак"/>
     <w:basedOn w:val="11"/>
     <w:link w:val="2"/>
+    <w:qFormat/>
     <w:uiPriority w:val="9"/>
     <w:rPr>
       <w:rFonts w:asciiTheme="majorHAnsi" w:hAnsiTheme="majorHAnsi" w:eastAsiaTheme="majorEastAsia" w:cstheme="majorBidi"/>
@@ -33390,6 +33747,7 @@
     <w:basedOn w:val="11"/>
     <w:link w:val="3"/>
     <w:semiHidden/>
+    <w:qFormat/>
     <w:uiPriority w:val="9"/>
     <w:rPr>
       <w:rFonts w:asciiTheme="majorHAnsi" w:hAnsiTheme="majorHAnsi" w:eastAsiaTheme="majorEastAsia" w:cstheme="majorBidi"/>
@@ -33403,6 +33761,7 @@
     <w:basedOn w:val="11"/>
     <w:link w:val="4"/>
     <w:semiHidden/>
+    <w:qFormat/>
     <w:uiPriority w:val="9"/>
     <w:rPr>
       <w:rFonts w:eastAsiaTheme="majorEastAsia" w:cstheme="majorBidi"/>
@@ -33416,6 +33775,7 @@
     <w:basedOn w:val="11"/>
     <w:link w:val="5"/>
     <w:semiHidden/>
+    <w:qFormat/>
     <w:uiPriority w:val="9"/>
     <w:rPr>
       <w:rFonts w:eastAsiaTheme="majorEastAsia" w:cstheme="majorBidi"/>
@@ -33429,6 +33789,7 @@
     <w:basedOn w:val="11"/>
     <w:link w:val="6"/>
     <w:semiHidden/>
+    <w:qFormat/>
     <w:uiPriority w:val="9"/>
     <w:rPr>
       <w:rFonts w:eastAsiaTheme="majorEastAsia" w:cstheme="majorBidi"/>
@@ -33440,6 +33801,7 @@
     <w:basedOn w:val="11"/>
     <w:link w:val="7"/>
     <w:semiHidden/>
+    <w:qFormat/>
     <w:uiPriority w:val="9"/>
     <w:rPr>
       <w:rFonts w:eastAsiaTheme="majorEastAsia" w:cstheme="majorBidi"/>
@@ -33461,6 +33823,7 @@
     <w:basedOn w:val="11"/>
     <w:link w:val="8"/>
     <w:semiHidden/>
+    <w:qFormat/>
     <w:uiPriority w:val="9"/>
     <w:rPr>
       <w:rFonts w:eastAsiaTheme="majorEastAsia" w:cstheme="majorBidi"/>
@@ -33480,6 +33843,7 @@
     <w:basedOn w:val="11"/>
     <w:link w:val="9"/>
     <w:semiHidden/>
+    <w:qFormat/>
     <w:uiPriority w:val="9"/>
     <w:rPr>
       <w:rFonts w:eastAsiaTheme="majorEastAsia" w:cstheme="majorBidi"/>
@@ -33501,6 +33865,7 @@
     <w:basedOn w:val="11"/>
     <w:link w:val="10"/>
     <w:semiHidden/>
+    <w:qFormat/>
     <w:uiPriority w:val="9"/>
     <w:rPr>
       <w:rFonts w:eastAsiaTheme="majorEastAsia" w:cstheme="majorBidi"/>
@@ -33519,6 +33884,7 @@
     <w:name w:val="Заголовок Знак"/>
     <w:basedOn w:val="11"/>
     <w:link w:val="26"/>
+    <w:qFormat/>
     <w:uiPriority w:val="10"/>
     <w:rPr>
       <w:rFonts w:asciiTheme="majorHAnsi" w:hAnsiTheme="majorHAnsi" w:eastAsiaTheme="majorEastAsia" w:cstheme="majorBidi"/>
@@ -33532,6 +33898,7 @@
     <w:name w:val="Подзаголовок Знак"/>
     <w:basedOn w:val="11"/>
     <w:link w:val="24"/>
+    <w:qFormat/>
     <w:uiPriority w:val="11"/>
     <w:rPr>
       <w:rFonts w:eastAsiaTheme="majorEastAsia" w:cstheme="majorBidi"/>
@@ -33578,6 +33945,7 @@
     <w:name w:val="Цитата 2 Знак"/>
     <w:basedOn w:val="11"/>
     <w:link w:val="47"/>
+    <w:qFormat/>
     <w:uiPriority w:val="29"/>
     <w:rPr>
       <w:i/>
